--- a/docs/Hotel_Community_Center_Asset_Management_Proposal.docx
+++ b/docs/Hotel_Community_Center_Asset_Management_Proposal.docx
@@ -586,6 +586,9 @@
               <w:spacing w:before="40" w:after="40" w:line="288" w:lineRule="auto"/>
               <w:jc w:val="center"/>
             </w:pPr>
+            <w:r>
+              <w:t>১.১</w:t>
+            </w:r>
           </w:p>
         </w:tc>
         <w:tc>
@@ -598,6 +601,9 @@
               <w:spacing w:before="40" w:after="40" w:line="288" w:lineRule="auto"/>
               <w:jc w:val="center"/>
             </w:pPr>
+            <w:r>
+              <w:t>২৪-০৮-২০২৬</w:t>
+            </w:r>
           </w:p>
         </w:tc>
         <w:tc>
@@ -609,6 +615,9 @@
             <w:pPr>
               <w:spacing w:before="40" w:after="40" w:line="288" w:lineRule="auto"/>
             </w:pPr>
+            <w:r>
+              <w:t>[নাম]</w:t>
+            </w:r>
           </w:p>
         </w:tc>
         <w:tc>
@@ -620,6 +629,9 @@
             <w:pPr>
               <w:spacing w:before="40" w:after="40" w:line="288" w:lineRule="auto"/>
             </w:pPr>
+            <w:r>
+              <w:t>সংযোজন — বুকিং ধরন, বিল স্থানান্তর, সিট-ভিত্তিক রুম, অস্থায়ী হোল্ড এবং ভ্যাট ও বিল কাঠামো (মডিউল ১৩–১৬)</w:t>
+            </w:r>
           </w:p>
         </w:tc>
       </w:tr>
@@ -636,6 +648,9 @@
               <w:spacing w:before="40" w:after="40" w:line="288" w:lineRule="auto"/>
               <w:jc w:val="center"/>
             </w:pPr>
+            <w:r>
+              <w:t>১.২</w:t>
+            </w:r>
           </w:p>
         </w:tc>
         <w:tc>
@@ -647,6 +662,9 @@
               <w:spacing w:before="40" w:after="40" w:line="288" w:lineRule="auto"/>
               <w:jc w:val="center"/>
             </w:pPr>
+            <w:r>
+              <w:t>২৪-০৮-২০২৬</w:t>
+            </w:r>
           </w:p>
         </w:tc>
         <w:tc>
@@ -657,6 +675,9 @@
             <w:pPr>
               <w:spacing w:before="40" w:after="40" w:line="288" w:lineRule="auto"/>
             </w:pPr>
+            <w:r>
+              <w:t>[নাম]</w:t>
+            </w:r>
           </w:p>
         </w:tc>
         <w:tc>
@@ -667,6 +688,9 @@
             <w:pPr>
               <w:spacing w:before="40" w:after="40" w:line="288" w:lineRule="auto"/>
             </w:pPr>
+            <w:r>
+              <w:t>সংযোজন — বুকিং ফর্ম ও দুই ধাপে অতিথির তথ্য, এবং ভবন-তলার কাঠামো (মডিউল ১৭–১৮)</w:t>
+            </w:r>
           </w:p>
         </w:tc>
       </w:tr>
@@ -5232,6 +5256,35 @@
           <w:szCs w:val="21"/>
         </w:rPr>
         <w:t>প্রতিটি সম্পদের পৃথক নিবন্ধন এবং নির্দিষ্ট হারে স্বয়ংক্রিয় মাসিক অবমূল্যায়ন হিসাব ও ভাউচার।</w:t>
+      </w:r>
+    </w:p>
+    <w:p>
+      <w:pPr>
+        <w:pStyle w:val="ListBullet"/>
+        <w:spacing w:after="60" w:line="312" w:lineRule="auto"/>
+        <w:ind w:left="454" w:hanging="227"/>
+      </w:pPr>
+      <w:r>
+        <w:rPr>
+          <w:szCs w:val="21"/>
+        </w:rPr>
+        <w:t>বুকিং ধরন ও বিলিং — ব্যক্তিগত, গ্রুপ ও কর্পোরেট বুকিং, সিট-ভিত্তিক ডরমিটরি রুম, অস্থায়ী হোল্ড এবং ভ্যাট ও সার্ভিস চার্জসহ বিল কাঠামো</w:t>
+      </w:r>
+    </w:p>
+    <w:p>
+      <w:pPr>
+        <w:pStyle w:val="ListBullet"/>
+        <w:spacing w:after="60" w:line="312" w:lineRule="auto"/>
+        <w:ind w:left="454" w:hanging="227"/>
+      </w:pPr>
+      <w:r>
+        <w:rPr>
+          <w:b/>
+          <w:bCs/>
+          <w:color w:val="1A1A1A"/>
+          <w:szCs w:val="21"/>
+        </w:rPr>
+        <w:t>একাধিক ভবন ও তলা — ভবনভিত্তিক রুম বিন্যাস, খালি রুম অনুসন্ধান ও প্রতিবেদন, এবং দুই ধাপে অতিথির তথ্য সংগ্রহ (বুকিংয়ে সংক্ষিপ্ত, বরাদ্দে বিস্তারিত)</w:t>
       </w:r>
     </w:p>
     <w:p>
@@ -6596,49 +6649,7 @@
         <w:rPr>
           <w:szCs w:val="21"/>
         </w:rPr>
-        <w:t xml:space="preserve">সম্পদের পৃথক নিবন্ধন ও অবমূল্যায়নের কোনো ব্যবস্থা নেই, ফলে স্থিতিপত্রে সম্পদের প্রকৃত </w:t>
-      </w:r>
-      <w:proofErr w:type="spellStart"/>
-      <w:r>
-        <w:rPr>
-          <w:szCs w:val="21"/>
-        </w:rPr>
-        <w:t>মূল্য</w:t>
-      </w:r>
-      <w:proofErr w:type="spellEnd"/>
-      <w:r>
-        <w:rPr>
-          <w:szCs w:val="21"/>
-        </w:rPr>
-        <w:t xml:space="preserve"> </w:t>
-      </w:r>
-      <w:proofErr w:type="spellStart"/>
-      <w:r>
-        <w:rPr>
-          <w:szCs w:val="21"/>
-        </w:rPr>
-        <w:t>প্রতিফলিত</w:t>
-      </w:r>
-      <w:proofErr w:type="spellEnd"/>
-      <w:r>
-        <w:rPr>
-          <w:szCs w:val="21"/>
-        </w:rPr>
-        <w:t xml:space="preserve"> হয় </w:t>
-      </w:r>
-      <w:proofErr w:type="spellStart"/>
-      <w:r>
-        <w:rPr>
-          <w:szCs w:val="21"/>
-        </w:rPr>
-        <w:t>না</w:t>
-      </w:r>
-      <w:proofErr w:type="spellEnd"/>
-      <w:r>
-        <w:rPr>
-          <w:szCs w:val="21"/>
-        </w:rPr>
-        <w:t>।</w:t>
+        <w:t>সম্পদের পৃথক নিবন্ধন ও অবমূল্যায়নের কোনো ব্যবস্থা নেই, ফলে স্থিতিপত্রে সম্পদের প্রকৃত মূল্য প্রতিফলিত হয় না।</w:t>
       </w:r>
     </w:p>
     <w:p>
@@ -7926,7 +7937,6 @@
         <w:br w:type="page"/>
       </w:r>
       <w:bookmarkStart w:id="13" w:name="_Toc238325422"/>
-      <w:proofErr w:type="gramStart"/>
       <w:r>
         <w:rPr>
           <w:color w:val="2E74B5"/>
@@ -7936,32 +7946,13 @@
         <w:lastRenderedPageBreak/>
         <w:t xml:space="preserve">৩.৬  </w:t>
       </w:r>
-      <w:proofErr w:type="spellStart"/>
       <w:r>
         <w:rPr>
           <w:color w:val="1F4E79"/>
           <w:sz w:val="24"/>
           <w:szCs w:val="24"/>
         </w:rPr>
-        <w:t>মড</w:t>
-      </w:r>
-      <w:proofErr w:type="gramEnd"/>
-      <w:r>
-        <w:rPr>
-          <w:color w:val="1F4E79"/>
-          <w:sz w:val="24"/>
-          <w:szCs w:val="24"/>
-        </w:rPr>
-        <w:t>িউল</w:t>
-      </w:r>
-      <w:proofErr w:type="spellEnd"/>
-      <w:r>
-        <w:rPr>
-          <w:color w:val="1F4E79"/>
-          <w:sz w:val="24"/>
-          <w:szCs w:val="24"/>
-        </w:rPr>
-        <w:t xml:space="preserve"> ৬ — কমিউনিটি সেন্টার ও ইভেন্ট ব্যবস্থাপনা</w:t>
+        <w:t>মডিউল ৬ — কমিউনিটি সেন্টার ও ইভেন্ট ব্যবস্থাপনা</w:t>
       </w:r>
       <w:bookmarkEnd w:id="13"/>
     </w:p>
@@ -8444,15 +8435,13 @@
         </w:rPr>
         <w:t>অনুষ্ঠানভিত্তিক লাভ-ক্ষতি প্রতিবেদন</w:t>
       </w:r>
-      <w:bookmarkStart w:id="14" w:name="_GoBack"/>
-      <w:bookmarkEnd w:id="14"/>
     </w:p>
     <w:p>
       <w:pPr>
         <w:pStyle w:val="Heading2"/>
         <w:spacing w:before="240" w:after="80"/>
       </w:pPr>
-      <w:bookmarkStart w:id="15" w:name="_Toc238325423"/>
+      <w:bookmarkStart w:id="14" w:name="_Toc238325423"/>
       <w:r>
         <w:rPr>
           <w:rFonts w:ascii="Nirmala UI" w:eastAsia="Nirmala UI" w:hAnsi="Nirmala UI" w:cs="Nirmala UI"/>
@@ -8471,7 +8460,7 @@
         </w:rPr>
         <w:t>মডিউল ৭ — ক্যাটারিং ও কাঁচামাল নিয়ন্ত্রণ</w:t>
       </w:r>
-      <w:bookmarkEnd w:id="15"/>
+      <w:bookmarkEnd w:id="14"/>
     </w:p>
     <w:p>
       <w:pPr>
@@ -8862,8 +8851,7 @@
         <w:pStyle w:val="Heading2"/>
         <w:spacing w:before="240" w:after="80"/>
       </w:pPr>
-      <w:bookmarkStart w:id="16" w:name="_Toc238325424"/>
-      <w:proofErr w:type="gramStart"/>
+      <w:bookmarkStart w:id="15" w:name="_Toc238325424"/>
       <w:r>
         <w:rPr>
           <w:rFonts w:ascii="Nirmala UI" w:eastAsia="Nirmala UI" w:hAnsi="Nirmala UI" w:cs="Nirmala UI"/>
@@ -8880,19 +8868,9 @@
           <w:sz w:val="24"/>
           <w:szCs w:val="24"/>
         </w:rPr>
-        <w:t>মড</w:t>
+        <w:t>মডিউল ৮ — রুম অ্যামেনিটি (বিনামূল্যে সরবরাহ)</w:t>
       </w:r>
-      <w:proofErr w:type="gramEnd"/>
-      <w:r>
-        <w:rPr>
-          <w:rFonts w:ascii="Nirmala UI" w:eastAsia="Nirmala UI" w:hAnsi="Nirmala UI" w:cs="Nirmala UI"/>
-          <w:color w:val="1F4E79"/>
-          <w:sz w:val="24"/>
-          <w:szCs w:val="24"/>
-        </w:rPr>
-        <w:t>িউল ৮ — রুম অ্যামেনিটি (বিনামূল্যে সরবরাহ)</w:t>
-      </w:r>
-      <w:bookmarkEnd w:id="16"/>
+      <w:bookmarkEnd w:id="15"/>
     </w:p>
     <w:p>
       <w:pPr>
@@ -8963,34 +8941,14 @@
         <w:pStyle w:val="Heading3"/>
         <w:spacing w:before="180" w:after="60"/>
       </w:pPr>
-      <w:proofErr w:type="spellStart"/>
       <w:r>
         <w:rPr>
           <w:rFonts w:ascii="Nirmala UI" w:eastAsia="Nirmala UI" w:hAnsi="Nirmala UI" w:cs="Nirmala UI"/>
           <w:color w:val="1A1A1A"/>
           <w:sz w:val="22"/>
         </w:rPr>
-        <w:t>প্রস্তাবিত</w:t>
+        <w:t>প্রস্তাবিত পদ্ধতি</w:t>
       </w:r>
-      <w:proofErr w:type="spellEnd"/>
-      <w:r>
-        <w:rPr>
-          <w:rFonts w:ascii="Nirmala UI" w:eastAsia="Nirmala UI" w:hAnsi="Nirmala UI" w:cs="Nirmala UI"/>
-          <w:color w:val="1A1A1A"/>
-          <w:sz w:val="22"/>
-        </w:rPr>
-        <w:t xml:space="preserve"> </w:t>
-      </w:r>
-      <w:proofErr w:type="spellStart"/>
-      <w:r>
-        <w:rPr>
-          <w:rFonts w:ascii="Nirmala UI" w:eastAsia="Nirmala UI" w:hAnsi="Nirmala UI" w:cs="Nirmala UI"/>
-          <w:color w:val="1A1A1A"/>
-          <w:sz w:val="22"/>
-        </w:rPr>
-        <w:t>পদ্ধতি</w:t>
-      </w:r>
-      <w:proofErr w:type="spellEnd"/>
     </w:p>
     <w:tbl>
       <w:tblPr>
@@ -9434,7 +9392,7 @@
         <w:pStyle w:val="Heading2"/>
         <w:spacing w:before="240" w:after="80"/>
       </w:pPr>
-      <w:bookmarkStart w:id="17" w:name="_Toc238325425"/>
+      <w:bookmarkStart w:id="16" w:name="_Toc238325425"/>
       <w:r>
         <w:rPr>
           <w:rFonts w:ascii="Nirmala UI" w:eastAsia="Nirmala UI" w:hAnsi="Nirmala UI" w:cs="Nirmala UI"/>
@@ -9453,7 +9411,7 @@
         </w:rPr>
         <w:t>মডিউল ৯ — ফিনান্সিয়াল ইয়ার (অর্থবছর)</w:t>
       </w:r>
-      <w:bookmarkEnd w:id="17"/>
+      <w:bookmarkEnd w:id="16"/>
     </w:p>
     <w:p>
       <w:pPr>
@@ -9591,7 +9549,7 @@
         <w:pStyle w:val="Heading2"/>
         <w:spacing w:before="240" w:after="80"/>
       </w:pPr>
-      <w:bookmarkStart w:id="18" w:name="_Toc238325426"/>
+      <w:bookmarkStart w:id="17" w:name="_Toc238325426"/>
       <w:r>
         <w:rPr>
           <w:rFonts w:ascii="Nirmala UI" w:eastAsia="Nirmala UI" w:hAnsi="Nirmala UI" w:cs="Nirmala UI"/>
@@ -9610,7 +9568,7 @@
         </w:rPr>
         <w:t>মডিউল ১০ — বছরভিত্তিক প্রতিবেদন</w:t>
       </w:r>
-      <w:bookmarkEnd w:id="18"/>
+      <w:bookmarkEnd w:id="17"/>
     </w:p>
     <w:p>
       <w:pPr>
@@ -9652,10 +9610,9 @@
       </w:r>
     </w:p>
     <w:p>
-      <w:bookmarkStart w:id="19" w:name="_Toc238325427"/>
+      <w:bookmarkStart w:id="18" w:name="_Toc238325427"/>
     </w:p>
     <w:p>
-      <w:proofErr w:type="gramStart"/>
       <w:r>
         <w:rPr>
           <w:color w:val="2E74B5"/>
@@ -9664,34 +9621,15 @@
         </w:rPr>
         <w:t xml:space="preserve">৩.১১  </w:t>
       </w:r>
-      <w:proofErr w:type="spellStart"/>
       <w:r>
         <w:rPr>
           <w:color w:val="1F4E79"/>
           <w:sz w:val="24"/>
           <w:szCs w:val="24"/>
         </w:rPr>
-        <w:t>মড</w:t>
+        <w:t>মডিউল ১১ — অ্যাসেট রেজিস্টার</w:t>
       </w:r>
-      <w:proofErr w:type="gramEnd"/>
-      <w:r>
-        <w:rPr>
-          <w:color w:val="1F4E79"/>
-          <w:sz w:val="24"/>
-          <w:szCs w:val="24"/>
-        </w:rPr>
-        <w:t>িউল</w:t>
-      </w:r>
-      <w:proofErr w:type="spellEnd"/>
-      <w:r>
-        <w:rPr>
-          <w:color w:val="1F4E79"/>
-          <w:sz w:val="24"/>
-          <w:szCs w:val="24"/>
-        </w:rPr>
-        <w:t xml:space="preserve"> ১১ — অ্যাসেট রেজিস্টার</w:t>
-      </w:r>
-      <w:bookmarkEnd w:id="19"/>
+      <w:bookmarkEnd w:id="18"/>
     </w:p>
     <w:p>
       <w:pPr>
@@ -10083,7 +10021,7 @@
         <w:pStyle w:val="Heading2"/>
         <w:spacing w:before="240" w:after="80"/>
       </w:pPr>
-      <w:bookmarkStart w:id="20" w:name="_Toc238325428"/>
+      <w:bookmarkStart w:id="19" w:name="_Toc238325428"/>
       <w:r>
         <w:rPr>
           <w:rFonts w:ascii="Nirmala UI" w:eastAsia="Nirmala UI" w:hAnsi="Nirmala UI" w:cs="Nirmala UI"/>
@@ -10103,7 +10041,7 @@
         </w:rPr>
         <w:t>মডিউল ১২ — অবমূল্যায়ন</w:t>
       </w:r>
-      <w:bookmarkEnd w:id="20"/>
+      <w:bookmarkEnd w:id="19"/>
     </w:p>
     <w:p>
       <w:pPr>
@@ -10589,7 +10527,2918 @@
       </w:r>
     </w:p>
     <w:p>
-      <w:bookmarkStart w:id="21" w:name="_Toc238325429"/>
+      <w:bookmarkStart w:id="20" w:name="_Toc238325429"/>
+    </w:p>
+    <w:p>
+      <w:pPr>
+        <w:pStyle w:val="Heading2"/>
+        <w:spacing w:before="240" w:after="80"/>
+      </w:pPr>
+      <w:r>
+        <w:rPr>
+          <w:rFonts w:ascii="Nirmala UI" w:eastAsia="Nirmala UI" w:hAnsi="Nirmala UI" w:cs="Nirmala UI"/>
+          <w:color w:val="2E74B5"/>
+          <w:sz w:val="24"/>
+          <w:szCs w:val="24"/>
+        </w:rPr>
+        <w:t xml:space="preserve">৩.১৩  </w:t>
+      </w:r>
+      <w:r>
+        <w:rPr>
+          <w:rFonts w:ascii="Nirmala UI" w:eastAsia="Nirmala UI" w:hAnsi="Nirmala UI" w:cs="Nirmala UI"/>
+          <w:color w:val="1F4E79"/>
+          <w:sz w:val="24"/>
+          <w:szCs w:val="24"/>
+        </w:rPr>
+        <w:t>মডিউল ১৩ — বুকিং ধরন ও বিল স্থানান্তর</w:t>
+      </w:r>
+    </w:p>
+    <w:p>
+      <w:pPr>
+        <w:spacing w:after="100" w:line="324" w:lineRule="auto"/>
+        <w:jc w:val="both"/>
+      </w:pPr>
+      <w:r>
+        <w:rPr>
+          <w:szCs w:val="21"/>
+        </w:rPr>
+        <w:t>প্রতিটি বুকিং তিন ধরনের যেকোনো একটি হিসেবে নথিভুক্ত হবে। ধরনটি কেবল নামমাত্র শ্রেণিবিভাগ নয় — বিল কার নামে যাবে, টাকা কখন আদায় হবে এবং বাতিলের শর্ত কী হবে, তা এই ধরনের উপর নির্ভর করে। একটি বুকিং একই সাথে একাধিক ধরনের হবে না।</w:t>
+      </w:r>
+    </w:p>
+    <w:p/>
+    <w:tbl>
+      <w:tblPr>
+        <w:tblStyle w:val="TableGrid"/>
+        <w:tblW w:w="0" w:type="auto"/>
+        <w:jc w:val="center"/>
+        <w:tblLayout w:type="fixed"/>
+        <w:tblLook w:val="04A0" w:firstRow="1" w:lastRow="0" w:firstColumn="1" w:lastColumn="0" w:noHBand="0" w:noVBand="1"/>
+      </w:tblPr>
+      <w:tblGrid>
+        <w:gridCol w:w="2608"/>
+        <w:gridCol w:w="1701"/>
+        <w:gridCol w:w="2041"/>
+        <w:gridCol w:w="3061"/>
+      </w:tblGrid>
+      <w:tr>
+        <w:trPr>
+          <w:tblHeader/>
+          <w:jc w:val="center"/>
+        </w:trPr>
+        <w:tc>
+          <w:tcPr>
+            <w:tcW w:w="2608" w:type="dxa"/>
+            <w:shd w:val="clear" w:color="auto" w:fill="1F4E79"/>
+          </w:tcPr>
+          <w:p>
+            <w:pPr>
+              <w:spacing w:before="40" w:after="40" w:line="288" w:lineRule="auto"/>
+              <w:jc w:val="center"/>
+            </w:pPr>
+            <w:r>
+              <w:rPr>
+                <w:b/>
+                <w:bCs/>
+                <w:color w:val="FFFFFF"/>
+                <w:sz w:val="19"/>
+                <w:szCs w:val="19"/>
+              </w:rPr>
+              <w:t>ধরন</w:t>
+            </w:r>
+          </w:p>
+        </w:tc>
+        <w:tc>
+          <w:tcPr>
+            <w:tcW w:w="1701" w:type="dxa"/>
+            <w:shd w:val="clear" w:color="auto" w:fill="1F4E79"/>
+          </w:tcPr>
+          <w:p>
+            <w:pPr>
+              <w:spacing w:before="40" w:after="40" w:line="288" w:lineRule="auto"/>
+              <w:jc w:val="center"/>
+            </w:pPr>
+            <w:r>
+              <w:rPr>
+                <w:b/>
+                <w:bCs/>
+                <w:color w:val="FFFFFF"/>
+                <w:sz w:val="19"/>
+                <w:szCs w:val="19"/>
+              </w:rPr>
+              <w:t>বিল কার নামে</w:t>
+            </w:r>
+          </w:p>
+        </w:tc>
+        <w:tc>
+          <w:tcPr>
+            <w:tcW w:w="2041" w:type="dxa"/>
+            <w:shd w:val="clear" w:color="auto" w:fill="1F4E79"/>
+          </w:tcPr>
+          <w:p>
+            <w:pPr>
+              <w:spacing w:before="40" w:after="40" w:line="288" w:lineRule="auto"/>
+              <w:jc w:val="center"/>
+            </w:pPr>
+            <w:r>
+              <w:rPr>
+                <w:b/>
+                <w:bCs/>
+                <w:color w:val="FFFFFF"/>
+                <w:sz w:val="19"/>
+                <w:szCs w:val="19"/>
+              </w:rPr>
+              <w:t>টাকা আদায়</w:t>
+            </w:r>
+          </w:p>
+        </w:tc>
+        <w:tc>
+          <w:tcPr>
+            <w:tcW w:w="3061" w:type="dxa"/>
+            <w:shd w:val="clear" w:color="auto" w:fill="1F4E79"/>
+          </w:tcPr>
+          <w:p>
+            <w:pPr>
+              <w:spacing w:before="40" w:after="40" w:line="288" w:lineRule="auto"/>
+              <w:jc w:val="center"/>
+            </w:pPr>
+            <w:r>
+              <w:rPr>
+                <w:b/>
+                <w:bCs/>
+                <w:color w:val="FFFFFF"/>
+                <w:sz w:val="19"/>
+                <w:szCs w:val="19"/>
+              </w:rPr>
+              <w:t>বাতিলের শর্ত</w:t>
+            </w:r>
+          </w:p>
+        </w:tc>
+      </w:tr>
+      <w:tr>
+        <w:trPr>
+          <w:jc w:val="center"/>
+        </w:trPr>
+        <w:tc>
+          <w:tcPr>
+            <w:tcW w:w="2608" w:type="dxa"/>
+          </w:tcPr>
+          <w:p>
+            <w:pPr>
+              <w:spacing w:before="40" w:after="40" w:line="288" w:lineRule="auto"/>
+            </w:pPr>
+            <w:r>
+              <w:rPr>
+                <w:sz w:val="19"/>
+                <w:szCs w:val="19"/>
+              </w:rPr>
+              <w:t>ব্যক্তিগত</w:t>
+            </w:r>
+          </w:p>
+        </w:tc>
+        <w:tc>
+          <w:tcPr>
+            <w:tcW w:w="1701" w:type="dxa"/>
+          </w:tcPr>
+          <w:p>
+            <w:pPr>
+              <w:spacing w:before="40" w:after="40" w:line="288" w:lineRule="auto"/>
+              <w:jc w:val="center"/>
+            </w:pPr>
+            <w:r>
+              <w:rPr>
+                <w:sz w:val="19"/>
+                <w:szCs w:val="19"/>
+              </w:rPr>
+              <w:t>অতিথি নিজে</w:t>
+            </w:r>
+          </w:p>
+        </w:tc>
+        <w:tc>
+          <w:tcPr>
+            <w:tcW w:w="2041" w:type="dxa"/>
+          </w:tcPr>
+          <w:p>
+            <w:pPr>
+              <w:spacing w:before="40" w:after="40" w:line="288" w:lineRule="auto"/>
+              <w:jc w:val="center"/>
+            </w:pPr>
+            <w:r>
+              <w:rPr>
+                <w:sz w:val="19"/>
+                <w:szCs w:val="19"/>
+              </w:rPr>
+              <w:t>চেক-আউটে বা অগ্রিম</w:t>
+            </w:r>
+          </w:p>
+        </w:tc>
+        <w:tc>
+          <w:tcPr>
+            <w:tcW w:w="3061" w:type="dxa"/>
+          </w:tcPr>
+          <w:p>
+            <w:pPr>
+              <w:spacing w:before="40" w:after="40" w:line="288" w:lineRule="auto"/>
+            </w:pPr>
+            <w:r>
+              <w:rPr>
+                <w:sz w:val="19"/>
+                <w:szCs w:val="19"/>
+              </w:rPr>
+              <w:t>সাধারণ</w:t>
+            </w:r>
+          </w:p>
+        </w:tc>
+      </w:tr>
+      <w:tr>
+        <w:trPr>
+          <w:jc w:val="center"/>
+        </w:trPr>
+        <w:tc>
+          <w:tcPr>
+            <w:tcW w:w="2608" w:type="dxa"/>
+            <w:shd w:val="clear" w:color="auto" w:fill="EDF2F8"/>
+          </w:tcPr>
+          <w:p>
+            <w:pPr>
+              <w:spacing w:before="40" w:after="40" w:line="288" w:lineRule="auto"/>
+            </w:pPr>
+            <w:r>
+              <w:rPr>
+                <w:sz w:val="19"/>
+                <w:szCs w:val="19"/>
+              </w:rPr>
+              <w:t>গ্রুপ</w:t>
+            </w:r>
+          </w:p>
+        </w:tc>
+        <w:tc>
+          <w:tcPr>
+            <w:tcW w:w="1701" w:type="dxa"/>
+            <w:shd w:val="clear" w:color="auto" w:fill="EDF2F8"/>
+          </w:tcPr>
+          <w:p>
+            <w:pPr>
+              <w:spacing w:before="40" w:after="40" w:line="288" w:lineRule="auto"/>
+              <w:jc w:val="center"/>
+            </w:pPr>
+            <w:r>
+              <w:rPr>
+                <w:sz w:val="19"/>
+                <w:szCs w:val="19"/>
+              </w:rPr>
+              <w:t>যিনি বুকিং করেছেন</w:t>
+            </w:r>
+          </w:p>
+        </w:tc>
+        <w:tc>
+          <w:tcPr>
+            <w:tcW w:w="2041" w:type="dxa"/>
+            <w:shd w:val="clear" w:color="auto" w:fill="EDF2F8"/>
+          </w:tcPr>
+          <w:p>
+            <w:pPr>
+              <w:spacing w:before="40" w:after="40" w:line="288" w:lineRule="auto"/>
+              <w:jc w:val="center"/>
+            </w:pPr>
+            <w:r>
+              <w:rPr>
+                <w:sz w:val="19"/>
+                <w:szCs w:val="19"/>
+              </w:rPr>
+              <w:t>অগ্রিম ও অবশিষ্ট নিষ্পত্তি</w:t>
+            </w:r>
+          </w:p>
+        </w:tc>
+        <w:tc>
+          <w:tcPr>
+            <w:tcW w:w="3061" w:type="dxa"/>
+            <w:shd w:val="clear" w:color="auto" w:fill="EDF2F8"/>
+          </w:tcPr>
+          <w:p>
+            <w:pPr>
+              <w:spacing w:before="40" w:after="40" w:line="288" w:lineRule="auto"/>
+            </w:pPr>
+            <w:r>
+              <w:rPr>
+                <w:sz w:val="19"/>
+                <w:szCs w:val="19"/>
+              </w:rPr>
+              <w:t>তুলনামূলক কড়া — সেটিংসে নির্ধারিত</w:t>
+            </w:r>
+          </w:p>
+        </w:tc>
+      </w:tr>
+      <w:tr>
+        <w:trPr>
+          <w:jc w:val="center"/>
+        </w:trPr>
+        <w:tc>
+          <w:tcPr>
+            <w:tcW w:w="2608" w:type="dxa"/>
+          </w:tcPr>
+          <w:p>
+            <w:pPr>
+              <w:spacing w:before="40" w:after="40" w:line="288" w:lineRule="auto"/>
+            </w:pPr>
+            <w:r>
+              <w:rPr>
+                <w:sz w:val="19"/>
+                <w:szCs w:val="19"/>
+              </w:rPr>
+              <w:t>কর্পোরেট</w:t>
+            </w:r>
+          </w:p>
+        </w:tc>
+        <w:tc>
+          <w:tcPr>
+            <w:tcW w:w="1701" w:type="dxa"/>
+          </w:tcPr>
+          <w:p>
+            <w:pPr>
+              <w:spacing w:before="40" w:after="40" w:line="288" w:lineRule="auto"/>
+              <w:jc w:val="center"/>
+            </w:pPr>
+            <w:r>
+              <w:rPr>
+                <w:sz w:val="19"/>
+                <w:szCs w:val="19"/>
+              </w:rPr>
+              <w:t>সংশ্লিষ্ট প্রতিষ্ঠান</w:t>
+            </w:r>
+          </w:p>
+        </w:tc>
+        <w:tc>
+          <w:tcPr>
+            <w:tcW w:w="2041" w:type="dxa"/>
+          </w:tcPr>
+          <w:p>
+            <w:pPr>
+              <w:spacing w:before="40" w:after="40" w:line="288" w:lineRule="auto"/>
+              <w:jc w:val="center"/>
+            </w:pPr>
+            <w:r>
+              <w:rPr>
+                <w:sz w:val="19"/>
+                <w:szCs w:val="19"/>
+              </w:rPr>
+              <w:t>বাকিতে — সীমা নির্ধারিত নেই</w:t>
+            </w:r>
+          </w:p>
+        </w:tc>
+        <w:tc>
+          <w:tcPr>
+            <w:tcW w:w="3061" w:type="dxa"/>
+          </w:tcPr>
+          <w:p>
+            <w:pPr>
+              <w:spacing w:before="40" w:after="40" w:line="288" w:lineRule="auto"/>
+            </w:pPr>
+            <w:r>
+              <w:rPr>
+                <w:sz w:val="19"/>
+                <w:szCs w:val="19"/>
+              </w:rPr>
+              <w:t>চুক্তি অনুযায়ী</w:t>
+            </w:r>
+          </w:p>
+        </w:tc>
+      </w:tr>
+    </w:tbl>
+    <w:p/>
+    <w:p>
+      <w:pPr>
+        <w:pStyle w:val="Heading3"/>
+        <w:spacing w:before="180" w:after="60"/>
+      </w:pPr>
+      <w:r>
+        <w:rPr>
+          <w:rFonts w:ascii="Nirmala UI" w:eastAsia="Nirmala UI" w:hAnsi="Nirmala UI" w:cs="Nirmala UI"/>
+          <w:color w:val="1A1A1A"/>
+          <w:sz w:val="22"/>
+        </w:rPr>
+        <w:lastRenderedPageBreak/>
+        <w:t>কর্পোরেট বুকিং</w:t>
+      </w:r>
+    </w:p>
+    <w:p>
+      <w:pPr>
+        <w:pStyle w:val="ListBullet"/>
+        <w:spacing w:after="60" w:line="312" w:lineRule="auto"/>
+        <w:ind w:left="454" w:hanging="227"/>
+      </w:pPr>
+      <w:r>
+        <w:rPr>
+          <w:szCs w:val="21"/>
+        </w:rPr>
+        <w:t>প্রতিষ্ঠানের অতিথির সকল খরচ — রুম ভাড়া, ভ্যাট, লন্ড্রি, মিনিবার — একই বিলে প্রতিষ্ঠানের নামে যাবে। প্রতিটি খরচ পৃথক লাইনে দেখানো থাকবে, যাতে প্রতিষ্ঠান কোন বাবদ কত টাকা দিচ্ছে তা দেখতে পায়</w:t>
+      </w:r>
+    </w:p>
+    <w:p>
+      <w:pPr>
+        <w:pStyle w:val="ListBullet"/>
+        <w:spacing w:after="60" w:line="312" w:lineRule="auto"/>
+        <w:ind w:left="454" w:hanging="227"/>
+      </w:pPr>
+      <w:r>
+        <w:rPr>
+          <w:szCs w:val="21"/>
+        </w:rPr>
+        <w:t>বকেয়ার কোনো সীমা নির্ধারিত থাকবে না; প্রতিষ্ঠান সুবিধামতো সময়ে পরিশোধ করবে। এই কারণেই প্রতিষ্ঠানভিত্তিক বকেয়া ও বয়স-বিশ্লেষণ প্রতিবেদন এই মডিউলের অপরিহার্য অংশ — সীমা না থাকা আর হিসাব না রাখা এক বিষয় নয়</w:t>
+      </w:r>
+    </w:p>
+    <w:p/>
+    <w:p>
+      <w:pPr>
+        <w:pStyle w:val="Heading3"/>
+        <w:spacing w:before="180" w:after="60"/>
+      </w:pPr>
+      <w:r>
+        <w:rPr>
+          <w:rFonts w:ascii="Nirmala UI" w:eastAsia="Nirmala UI" w:hAnsi="Nirmala UI" w:cs="Nirmala UI"/>
+          <w:color w:val="1A1A1A"/>
+          <w:sz w:val="22"/>
+        </w:rPr>
+        <w:t>বিল স্থানান্তর</w:t>
+      </w:r>
+    </w:p>
+    <w:p>
+      <w:pPr>
+        <w:spacing w:after="100" w:line="324" w:lineRule="auto"/>
+        <w:jc w:val="both"/>
+      </w:pPr>
+      <w:r>
+        <w:rPr>
+          <w:szCs w:val="21"/>
+        </w:rPr>
+        <w:t>চেক-আউটের সময় অতিথি বলতে পারেন যে বিলটি তাঁর প্রতিষ্ঠানের নামে করা হোক। এটি নিয়মিত ঘটে এবং সিস্টেমে এর ব্যবস্থা থাকবে। তবে এটি নিছক তথ্য সংশোধন নয় — পাওনা টাকা এক পক্ষের নাম থেকে অন্য পক্ষের নামে স্থানান্তরিত হয়। তাই নিচের নিয়মগুলো প্রযোজ্য হবে।</w:t>
+      </w:r>
+    </w:p>
+    <w:p>
+      <w:pPr>
+        <w:pStyle w:val="ListBullet"/>
+        <w:spacing w:after="60" w:line="312" w:lineRule="auto"/>
+        <w:ind w:left="454" w:hanging="227"/>
+      </w:pPr>
+      <w:r>
+        <w:rPr>
+          <w:szCs w:val="21"/>
+        </w:rPr>
+        <w:t>ইতিমধ্যে গৃহীত টাকা যিনি দিয়েছেন তাঁর নামেই থাকবে; কেবল অবশিষ্ট পাওনা স্থানান্তরিত হবে। ৫,০০০ টাকা অগ্রিমসহ ১৫,০০০ টাকার বিলে প্রতিষ্ঠানের কাছে পাওনা দাঁড়াবে ১০,০০০ টাকা</w:t>
+      </w:r>
+    </w:p>
+    <w:p>
+      <w:pPr>
+        <w:pStyle w:val="ListBullet"/>
+        <w:spacing w:after="60" w:line="312" w:lineRule="auto"/>
+        <w:ind w:left="454" w:hanging="227"/>
+      </w:pPr>
+      <w:r>
+        <w:rPr>
+          <w:szCs w:val="21"/>
+        </w:rPr>
+        <w:t>ভাড়ার হার পুনর্নির্ধারিত হবে না — যে হারে অবস্থান করা হয়েছে সেই হারই বহাল থাকবে। কে টাকা দেবেন তা পরিবর্তিত হচ্ছে, খরচ কত হয়েছে তা নয়</w:t>
+      </w:r>
+    </w:p>
+    <w:p>
+      <w:pPr>
+        <w:pStyle w:val="ListBullet"/>
+        <w:spacing w:after="60" w:line="312" w:lineRule="auto"/>
+        <w:ind w:left="454" w:hanging="227"/>
+      </w:pPr>
+      <w:r>
+        <w:rPr>
+          <w:szCs w:val="21"/>
+        </w:rPr>
+        <w:t>প্রতিটি স্থানান্তরের জন্য পৃথক ভাউচার তৈরি হবে, ফলে উভয় পক্ষের খতিয়ানে কারণসহ নথি থেকে যাবে</w:t>
+      </w:r>
+    </w:p>
+    <w:p>
+      <w:pPr>
+        <w:pStyle w:val="ListBullet"/>
+        <w:spacing w:after="60" w:line="312" w:lineRule="auto"/>
+        <w:ind w:left="454" w:hanging="227"/>
+      </w:pPr>
+      <w:r>
+        <w:rPr>
+          <w:szCs w:val="21"/>
+        </w:rPr>
+        <w:t>ভুল সংশোধনের প্রয়োজনে বিপরীত দিকেও স্থানান্তর করা যাবে, যাতে ভুল প্রতিষ্ঠান নির্বাচিত হলে পুরো বিল বাতিল করে নতুন করে তুলতে না হয়</w:t>
+      </w:r>
+    </w:p>
+    <w:p>
+      <w:pPr>
+        <w:pStyle w:val="ListBullet"/>
+        <w:spacing w:after="60" w:line="312" w:lineRule="auto"/>
+        <w:ind w:left="454" w:hanging="227"/>
+      </w:pPr>
+      <w:r>
+        <w:rPr>
+          <w:szCs w:val="21"/>
+        </w:rPr>
+        <w:t>এই কাজের জন্য পৃথক অনুমতি থাকবে, যা সাধারণ কাউন্টার ব্যবহারকারীর পরিবর্তে ব্যবস্থাপক বা তদূর্ধ্ব পর্যায়ে সীমিত থাকবে</w:t>
+      </w:r>
+    </w:p>
+    <w:p/>
+    <w:tbl>
+      <w:tblPr>
+        <w:tblStyle w:val="TableGrid"/>
+        <w:tblW w:w="0" w:type="auto"/>
+        <w:tblLook w:val="04A0" w:firstRow="1" w:lastRow="0" w:firstColumn="1" w:lastColumn="0" w:noHBand="0" w:noVBand="1"/>
+      </w:tblPr>
+      <w:tblGrid>
+        <w:gridCol w:w="9412"/>
+      </w:tblGrid>
+      <w:tr>
+        <w:tc>
+          <w:tcPr>
+            <w:tcW w:w="9412" w:type="dxa"/>
+            <w:tcBorders>
+              <w:left w:val="single" w:sz="24" w:space="0" w:color="1F4E79"/>
+            </w:tcBorders>
+            <w:shd w:val="clear" w:color="auto" w:fill="EDF2F8"/>
+          </w:tcPr>
+          <w:p>
+            <w:pPr>
+              <w:spacing w:before="60" w:after="40"/>
+            </w:pPr>
+            <w:r>
+              <w:rPr>
+                <w:b/>
+                <w:bCs/>
+                <w:color w:val="1F4E79"/>
+                <w:szCs w:val="21"/>
+              </w:rPr>
+              <w:t>নিয়ন্ত্রণ ব্যবস্থা</w:t>
+            </w:r>
+            <w:r>
+              <w:rPr>
+                <w:b/>
+                <w:bCs/>
+                <w:color w:val="1F4E79"/>
+                <w:szCs w:val="21"/>
+              </w:rPr>
+              <w:br/>
+              <w:t>বকেয়ার সীমা না থাকায় বিল স্থানান্তরের অনুমতিই একমাত্র নিয়ন্ত্রণ। এক ক্লিকে নগদে নিষ্পত্তিযোগ্য একটি বিল অনির্দিষ্টকালের বকেয়ায় পরিণত হতে পারে। এ কারণে এই অনুমতি ব্যবস্থাপক বা তদূর্ধ্ব পর্যায়ে সীমিত রাখার সুপারিশ করা হচ্ছে।</w:t>
+            </w:r>
+          </w:p>
+        </w:tc>
+      </w:tr>
+    </w:tbl>
+    <w:p/>
+    <w:p>
+      <w:pPr>
+        <w:pStyle w:val="Heading2"/>
+        <w:spacing w:before="240" w:after="80"/>
+      </w:pPr>
+      <w:r>
+        <w:rPr>
+          <w:rFonts w:ascii="Nirmala UI" w:eastAsia="Nirmala UI" w:hAnsi="Nirmala UI" w:cs="Nirmala UI"/>
+          <w:color w:val="2E74B5"/>
+          <w:sz w:val="24"/>
+          <w:szCs w:val="24"/>
+        </w:rPr>
+        <w:t xml:space="preserve">৩.১৪  </w:t>
+      </w:r>
+      <w:r>
+        <w:rPr>
+          <w:rFonts w:ascii="Nirmala UI" w:eastAsia="Nirmala UI" w:hAnsi="Nirmala UI" w:cs="Nirmala UI"/>
+          <w:color w:val="1F4E79"/>
+          <w:sz w:val="24"/>
+          <w:szCs w:val="24"/>
+        </w:rPr>
+        <w:t>মডিউল ১৪ — সিট-ভিত্তিক রুম (ডরমিটরি)</w:t>
+      </w:r>
+    </w:p>
+    <w:p>
+      <w:pPr>
+        <w:spacing w:after="100" w:line="324" w:lineRule="auto"/>
+        <w:jc w:val="both"/>
+      </w:pPr>
+      <w:r>
+        <w:rPr>
+          <w:szCs w:val="21"/>
+        </w:rPr>
+        <w:t>একই প্রতিষ্ঠানে দুই ধরনের রুম একসাথে পরিচালনা করা যাবে — সম্পূর্ণ রুম হিসেবে ভাড়া, এবং সিট বা বেড হিসেবে পৃথক পৃথক ভাড়া। শিক্ষার্থী, শ্রমিক, একাকী ভ্রমণকারী বা তীর্থযাত্রীদের ক্ষেত্রে সিট-ভিত্তিক ভাড়া প্রচলিত।</w:t>
+      </w:r>
+    </w:p>
+    <w:p/>
+    <w:tbl>
+      <w:tblPr>
+        <w:tblStyle w:val="TableGrid"/>
+        <w:tblW w:w="0" w:type="auto"/>
+        <w:jc w:val="center"/>
+        <w:tblLayout w:type="fixed"/>
+        <w:tblLook w:val="04A0" w:firstRow="1" w:lastRow="0" w:firstColumn="1" w:lastColumn="0" w:noHBand="0" w:noVBand="1"/>
+      </w:tblPr>
+      <w:tblGrid>
+        <w:gridCol w:w="2041"/>
+        <w:gridCol w:w="3742"/>
+        <w:gridCol w:w="3628"/>
+      </w:tblGrid>
+      <w:tr>
+        <w:trPr>
+          <w:tblHeader/>
+          <w:jc w:val="center"/>
+        </w:trPr>
+        <w:tc>
+          <w:tcPr>
+            <w:tcW w:w="2041" w:type="dxa"/>
+            <w:shd w:val="clear" w:color="auto" w:fill="1F4E79"/>
+          </w:tcPr>
+          <w:p>
+            <w:pPr>
+              <w:spacing w:before="40" w:after="40" w:line="288" w:lineRule="auto"/>
+              <w:jc w:val="center"/>
+            </w:pPr>
+            <w:r>
+              <w:rPr>
+                <w:b/>
+                <w:bCs/>
+                <w:color w:val="FFFFFF"/>
+                <w:sz w:val="19"/>
+                <w:szCs w:val="19"/>
+              </w:rPr>
+              <w:t>বিষয়</w:t>
+            </w:r>
+          </w:p>
+        </w:tc>
+        <w:tc>
+          <w:tcPr>
+            <w:tcW w:w="3742" w:type="dxa"/>
+            <w:shd w:val="clear" w:color="auto" w:fill="1F4E79"/>
+          </w:tcPr>
+          <w:p>
+            <w:pPr>
+              <w:spacing w:before="40" w:after="40" w:line="288" w:lineRule="auto"/>
+              <w:jc w:val="center"/>
+            </w:pPr>
+            <w:r>
+              <w:rPr>
+                <w:b/>
+                <w:bCs/>
+                <w:color w:val="FFFFFF"/>
+                <w:sz w:val="19"/>
+                <w:szCs w:val="19"/>
+              </w:rPr>
+              <w:t>সম্পূর্ণ রুম</w:t>
+            </w:r>
+          </w:p>
+        </w:tc>
+        <w:tc>
+          <w:tcPr>
+            <w:tcW w:w="3628" w:type="dxa"/>
+            <w:shd w:val="clear" w:color="auto" w:fill="1F4E79"/>
+          </w:tcPr>
+          <w:p>
+            <w:pPr>
+              <w:spacing w:before="40" w:after="40" w:line="288" w:lineRule="auto"/>
+              <w:jc w:val="center"/>
+            </w:pPr>
+            <w:r>
+              <w:rPr>
+                <w:b/>
+                <w:bCs/>
+                <w:color w:val="FFFFFF"/>
+                <w:sz w:val="19"/>
+                <w:szCs w:val="19"/>
+              </w:rPr>
+              <w:t>সিট-ভিত্তিক</w:t>
+            </w:r>
+          </w:p>
+        </w:tc>
+      </w:tr>
+      <w:tr>
+        <w:trPr>
+          <w:jc w:val="center"/>
+        </w:trPr>
+        <w:tc>
+          <w:tcPr>
+            <w:tcW w:w="2041" w:type="dxa"/>
+          </w:tcPr>
+          <w:p>
+            <w:pPr>
+              <w:spacing w:before="40" w:after="40" w:line="288" w:lineRule="auto"/>
+            </w:pPr>
+            <w:r>
+              <w:rPr>
+                <w:sz w:val="19"/>
+                <w:szCs w:val="19"/>
+              </w:rPr>
+              <w:t>ভাড়া নেন</w:t>
+            </w:r>
+          </w:p>
+        </w:tc>
+        <w:tc>
+          <w:tcPr>
+            <w:tcW w:w="3742" w:type="dxa"/>
+          </w:tcPr>
+          <w:p>
+            <w:pPr>
+              <w:spacing w:before="40" w:after="40" w:line="288" w:lineRule="auto"/>
+            </w:pPr>
+            <w:r>
+              <w:rPr>
+                <w:sz w:val="19"/>
+                <w:szCs w:val="19"/>
+              </w:rPr>
+              <w:t>একজন অতিথি বা একটি পরিবার</w:t>
+            </w:r>
+          </w:p>
+        </w:tc>
+        <w:tc>
+          <w:tcPr>
+            <w:tcW w:w="3628" w:type="dxa"/>
+          </w:tcPr>
+          <w:p>
+            <w:pPr>
+              <w:spacing w:before="40" w:after="40" w:line="288" w:lineRule="auto"/>
+            </w:pPr>
+            <w:r>
+              <w:rPr>
+                <w:sz w:val="19"/>
+                <w:szCs w:val="19"/>
+              </w:rPr>
+              <w:t>পরস্পর অপরিচিত একাধিক অতিথি</w:t>
+            </w:r>
+          </w:p>
+        </w:tc>
+      </w:tr>
+      <w:tr>
+        <w:trPr>
+          <w:jc w:val="center"/>
+        </w:trPr>
+        <w:tc>
+          <w:tcPr>
+            <w:tcW w:w="2041" w:type="dxa"/>
+            <w:shd w:val="clear" w:color="auto" w:fill="EDF2F8"/>
+          </w:tcPr>
+          <w:p>
+            <w:pPr>
+              <w:spacing w:before="40" w:after="40" w:line="288" w:lineRule="auto"/>
+            </w:pPr>
+            <w:r>
+              <w:rPr>
+                <w:sz w:val="19"/>
+                <w:szCs w:val="19"/>
+              </w:rPr>
+              <w:t>খালি থাকার ঝুঁকি</w:t>
+            </w:r>
+          </w:p>
+        </w:tc>
+        <w:tc>
+          <w:tcPr>
+            <w:tcW w:w="3742" w:type="dxa"/>
+            <w:shd w:val="clear" w:color="auto" w:fill="EDF2F8"/>
+          </w:tcPr>
+          <w:p>
+            <w:pPr>
+              <w:spacing w:before="40" w:after="40" w:line="288" w:lineRule="auto"/>
+            </w:pPr>
+            <w:r>
+              <w:rPr>
+                <w:sz w:val="19"/>
+                <w:szCs w:val="19"/>
+              </w:rPr>
+              <w:t>রুম খালি থাকলে কোনো আয় নেই</w:t>
+            </w:r>
+          </w:p>
+        </w:tc>
+        <w:tc>
+          <w:tcPr>
+            <w:tcW w:w="3628" w:type="dxa"/>
+            <w:shd w:val="clear" w:color="auto" w:fill="EDF2F8"/>
+          </w:tcPr>
+          <w:p>
+            <w:pPr>
+              <w:spacing w:before="40" w:after="40" w:line="288" w:lineRule="auto"/>
+            </w:pPr>
+            <w:r>
+              <w:rPr>
+                <w:sz w:val="19"/>
+                <w:szCs w:val="19"/>
+              </w:rPr>
+              <w:t>চার বেডের রুমে দুজন থাকলেও আয় হয়</w:t>
+            </w:r>
+          </w:p>
+        </w:tc>
+      </w:tr>
+    </w:tbl>
+    <w:p/>
+    <w:p>
+      <w:pPr>
+        <w:pStyle w:val="Heading3"/>
+        <w:spacing w:before="180" w:after="60"/>
+      </w:pPr>
+      <w:r>
+        <w:rPr>
+          <w:rFonts w:ascii="Nirmala UI" w:eastAsia="Nirmala UI" w:hAnsi="Nirmala UI" w:cs="Nirmala UI"/>
+          <w:color w:val="1A1A1A"/>
+          <w:sz w:val="22"/>
+        </w:rPr>
+        <w:lastRenderedPageBreak/>
+        <w:t>কারিগরি ভিত্তি</w:t>
+      </w:r>
+    </w:p>
+    <w:p>
+      <w:pPr>
+        <w:spacing w:after="100" w:line="324" w:lineRule="auto"/>
+        <w:jc w:val="both"/>
+      </w:pPr>
+      <w:r>
+        <w:rPr>
+          <w:szCs w:val="21"/>
+        </w:rPr>
+        <w:t>প্রতিটি সিট পৃথক ভাড়াযোগ্য একক হিসেবে সংরক্ষিত হবে, রুম নয়। চার বেডের একটি রুম চারটি এককে বিভক্ত থাকবে, যেগুলো একই রুমের সাথে যুক্ত থাকবে। এর ফলে —</w:t>
+      </w:r>
+    </w:p>
+    <w:p>
+      <w:pPr>
+        <w:pStyle w:val="ListBullet"/>
+        <w:spacing w:after="60" w:line="312" w:lineRule="auto"/>
+        <w:ind w:left="454" w:hanging="227"/>
+      </w:pPr>
+      <w:r>
+        <w:rPr>
+          <w:szCs w:val="21"/>
+        </w:rPr>
+        <w:t>সম্পূর্ণ রুম ভাড়া দেওয়া মানে ওই রুমের সবগুলো সিট একসাথে বুক করা; এর জন্য পৃথক কোনো ব্যবস্থার প্রয়োজন হয় না</w:t>
+      </w:r>
+    </w:p>
+    <w:p>
+      <w:pPr>
+        <w:pStyle w:val="ListBullet"/>
+        <w:spacing w:after="60" w:line="312" w:lineRule="auto"/>
+        <w:ind w:left="454" w:hanging="227"/>
+      </w:pPr>
+      <w:r>
+        <w:rPr>
+          <w:szCs w:val="21"/>
+        </w:rPr>
+        <w:t>রুম ও সিটের খালি-অবস্থার হিসাব কখনো পরস্পরবিরোধী হবে না, কারণ হিসাব একটিই। দুটি পৃথক হিসাব রাখলে একদিন না একদিন সেগুলো ভিন্ন উত্তর দেবে, আর তখনই দ্বৈত-বুকিং ঘটে</w:t>
+      </w:r>
+    </w:p>
+    <w:p>
+      <w:pPr>
+        <w:pStyle w:val="ListBullet"/>
+        <w:spacing w:after="60" w:line="312" w:lineRule="auto"/>
+        <w:ind w:left="454" w:hanging="227"/>
+      </w:pPr>
+      <w:r>
+        <w:rPr>
+          <w:szCs w:val="21"/>
+        </w:rPr>
+        <w:t>সিটের রেকর্ড কখনো মুছে ফেলা হবে না, প্রয়োজনে নিষ্ক্রিয় করা হবে — ফলে পুরোনো বুকিং, বিল ও পুলিশ রেজিস্টারের তথ্য অক্ষত থাকে</w:t>
+      </w:r>
+    </w:p>
+    <w:p/>
+    <w:p>
+      <w:pPr>
+        <w:pStyle w:val="Heading3"/>
+        <w:spacing w:before="180" w:after="60"/>
+      </w:pPr>
+      <w:r>
+        <w:rPr>
+          <w:rFonts w:ascii="Nirmala UI" w:eastAsia="Nirmala UI" w:hAnsi="Nirmala UI" w:cs="Nirmala UI"/>
+          <w:color w:val="1A1A1A"/>
+          <w:sz w:val="22"/>
+        </w:rPr>
+        <w:t>পুরুষ ও নারী অতিথির পৃথকীকরণ</w:t>
+      </w:r>
+    </w:p>
+    <w:p>
+      <w:pPr>
+        <w:spacing w:after="100" w:line="324" w:lineRule="auto"/>
+        <w:jc w:val="both"/>
+      </w:pPr>
+      <w:r>
+        <w:rPr>
+          <w:szCs w:val="21"/>
+        </w:rPr>
+        <w:t>রুমের নিজস্ব কোনো নির্ধারিত লিঙ্গ থাকবে না। কোনো রাতে যিনি প্রথম সিট গ্রহণ করবেন, সেই রাতের জন্য ওই রুম তাঁর লিঙ্গ অনুযায়ী নির্ধারিত হবে এবং ওই রাতের বাকি সিটগুলো একই লিঙ্গের অতিথিদের জন্য সংরক্ষিত থাকবে। সকলে চলে গেলে রুমটি আবার উন্মুক্ত হবে।</w:t>
+      </w:r>
+    </w:p>
+    <w:p>
+      <w:pPr>
+        <w:pStyle w:val="ListBullet"/>
+        <w:spacing w:after="60" w:line="312" w:lineRule="auto"/>
+        <w:ind w:left="454" w:hanging="227"/>
+      </w:pPr>
+      <w:r>
+        <w:rPr>
+          <w:szCs w:val="21"/>
+        </w:rPr>
+        <w:t>যাচাই প্রতি রাতের জন্য পৃথকভাবে হবে, শুধু প্রথম রাতে নয় — নইলে তিন রাতের একটি বুকিং প্রথম রাতে অনুমোদিত হয়ে তৃতীয় রাতে সংঘর্ষে পড়বে</w:t>
+      </w:r>
+    </w:p>
+    <w:p>
+      <w:pPr>
+        <w:pStyle w:val="ListBullet"/>
+        <w:spacing w:after="60" w:line="312" w:lineRule="auto"/>
+        <w:ind w:left="454" w:hanging="227"/>
+      </w:pPr>
+      <w:r>
+        <w:rPr>
+          <w:szCs w:val="21"/>
+        </w:rPr>
+        <w:t>সম্পূর্ণ রুম ভাড়ার ক্ষেত্রে এই নিয়ম প্রযোজ্য নয় — পরিবার বা দম্পতি একই রুমে অবস্থান করবেন</w:t>
+      </w:r>
+    </w:p>
+    <w:p>
+      <w:pPr>
+        <w:pStyle w:val="ListBullet"/>
+        <w:spacing w:after="60" w:line="312" w:lineRule="auto"/>
+        <w:ind w:left="454" w:hanging="227"/>
+      </w:pPr>
+      <w:r>
+        <w:rPr>
+          <w:szCs w:val="21"/>
+        </w:rPr>
+        <w:t>গ্রুপ বুকিংয়ে প্রতিটি অতিথির নাম আগেই প্রয়োজন হবে না; সংখ্যা উল্লেখ করলেই চলবে — যেমন “৮টি পুরুষ সিট ও ৪টি নারী সিট”। নাম ও পরিচয়পত্রের তথ্য চেক-ইনের সময় পূরণ হবে, যা পুলিশ রেজিস্টারের জন্য যথেষ্ট</w:t>
+      </w:r>
+    </w:p>
+    <w:p>
+      <w:pPr>
+        <w:pStyle w:val="ListBullet"/>
+        <w:spacing w:after="60" w:line="312" w:lineRule="auto"/>
+        <w:ind w:left="454" w:hanging="227"/>
+      </w:pPr>
+      <w:r>
+        <w:rPr>
+          <w:szCs w:val="21"/>
+        </w:rPr>
+        <w:t>চেক-ইনের সময় এই বিভাজন পরিবর্তনযোগ্য থাকবে</w:t>
+      </w:r>
+    </w:p>
+    <w:p/>
+    <w:p>
+      <w:pPr>
+        <w:pStyle w:val="Heading3"/>
+        <w:spacing w:before="180" w:after="60"/>
+      </w:pPr>
+      <w:r>
+        <w:rPr>
+          <w:rFonts w:ascii="Nirmala UI" w:eastAsia="Nirmala UI" w:hAnsi="Nirmala UI" w:cs="Nirmala UI"/>
+          <w:color w:val="1A1A1A"/>
+          <w:sz w:val="22"/>
+        </w:rPr>
+        <w:t>রুমের ধরন পরিবর্তন</w:t>
+      </w:r>
+    </w:p>
+    <w:p>
+      <w:pPr>
+        <w:spacing w:after="100" w:line="324" w:lineRule="auto"/>
+        <w:jc w:val="both"/>
+      </w:pPr>
+      <w:r>
+        <w:rPr>
+          <w:szCs w:val="21"/>
+        </w:rPr>
+        <w:t>একটি রুম যেকোনো সময় সম্পূর্ণ-রুম ও সিট-ভিত্তিক ধরনের মধ্যে পরিবর্তন করা যাবে, তবে ওই রুমে চলমান বা ভবিষ্যৎ বুকিং থাকা অবস্থায় নয়। বিদ্যমান বুকিং শেষ হলে বা বাতিল হলে পরিবর্তন উন্মুক্ত হবে।</w:t>
+      </w:r>
+    </w:p>
+    <w:p/>
+    <w:p>
+      <w:pPr>
+        <w:pStyle w:val="Heading2"/>
+        <w:spacing w:before="240" w:after="80"/>
+      </w:pPr>
+      <w:r>
+        <w:rPr>
+          <w:rFonts w:ascii="Nirmala UI" w:eastAsia="Nirmala UI" w:hAnsi="Nirmala UI" w:cs="Nirmala UI"/>
+          <w:color w:val="2E74B5"/>
+          <w:sz w:val="24"/>
+          <w:szCs w:val="24"/>
+        </w:rPr>
+        <w:t xml:space="preserve">৩.১৫  </w:t>
+      </w:r>
+      <w:r>
+        <w:rPr>
+          <w:rFonts w:ascii="Nirmala UI" w:eastAsia="Nirmala UI" w:hAnsi="Nirmala UI" w:cs="Nirmala UI"/>
+          <w:color w:val="1F4E79"/>
+          <w:sz w:val="24"/>
+          <w:szCs w:val="24"/>
+        </w:rPr>
+        <w:t>মডিউল ১৫ — অস্থায়ী বুকিং হোল্ড</w:t>
+      </w:r>
+    </w:p>
+    <w:p>
+      <w:pPr>
+        <w:spacing w:after="100" w:line="324" w:lineRule="auto"/>
+        <w:jc w:val="both"/>
+      </w:pPr>
+      <w:r>
+        <w:rPr>
+          <w:szCs w:val="21"/>
+        </w:rPr>
+        <w:t>“আগামী ১২ ডিসেম্বরের অনুষ্ঠানের জন্য ১০টি রুম রেখে দিন, সামনের সপ্তাহে চূড়ান্ত জানাব” — এ ধরনের অনুরোধ নিয়মিত আসে। এর ব্যবস্থা না থাকলে হয় রুমগুলো নিশ্চিত বুকিং হিসেবে ঢুকিয়ে রাখতে হয়, যা পরে কেউ ছাড়তে ভুলে গেলে অনির্দিষ্টকাল আটকে থাকে; নয়তো কিছুই লেখা হয় না এবং পরদিন অন্য কেউ বুক করে নেয়।</w:t>
+      </w:r>
+    </w:p>
+    <w:p/>
+    <w:tbl>
+      <w:tblPr>
+        <w:tblStyle w:val="TableGrid"/>
+        <w:tblW w:w="0" w:type="auto"/>
+        <w:jc w:val="center"/>
+        <w:tblLayout w:type="fixed"/>
+        <w:tblLook w:val="04A0" w:firstRow="1" w:lastRow="0" w:firstColumn="1" w:lastColumn="0" w:noHBand="0" w:noVBand="1"/>
+      </w:tblPr>
+      <w:tblGrid>
+        <w:gridCol w:w="2835"/>
+        <w:gridCol w:w="6576"/>
+      </w:tblGrid>
+      <w:tr>
+        <w:trPr>
+          <w:tblHeader/>
+          <w:jc w:val="center"/>
+        </w:trPr>
+        <w:tc>
+          <w:tcPr>
+            <w:tcW w:w="2835" w:type="dxa"/>
+            <w:shd w:val="clear" w:color="auto" w:fill="1F4E79"/>
+          </w:tcPr>
+          <w:p>
+            <w:pPr>
+              <w:spacing w:before="40" w:after="40" w:line="288" w:lineRule="auto"/>
+              <w:jc w:val="center"/>
+            </w:pPr>
+            <w:r>
+              <w:rPr>
+                <w:b/>
+                <w:bCs/>
+                <w:color w:val="FFFFFF"/>
+                <w:sz w:val="19"/>
+                <w:szCs w:val="19"/>
+              </w:rPr>
+              <w:t>বিষয়</w:t>
+            </w:r>
+          </w:p>
+        </w:tc>
+        <w:tc>
+          <w:tcPr>
+            <w:tcW w:w="6576" w:type="dxa"/>
+            <w:shd w:val="clear" w:color="auto" w:fill="1F4E79"/>
+          </w:tcPr>
+          <w:p>
+            <w:pPr>
+              <w:spacing w:before="40" w:after="40" w:line="288" w:lineRule="auto"/>
+              <w:jc w:val="center"/>
+            </w:pPr>
+            <w:r>
+              <w:rPr>
+                <w:b/>
+                <w:bCs/>
+                <w:color w:val="FFFFFF"/>
+                <w:sz w:val="19"/>
+                <w:szCs w:val="19"/>
+              </w:rPr>
+              <w:t>নিয়ম</w:t>
+            </w:r>
+          </w:p>
+        </w:tc>
+      </w:tr>
+      <w:tr>
+        <w:trPr>
+          <w:jc w:val="center"/>
+        </w:trPr>
+        <w:tc>
+          <w:tcPr>
+            <w:tcW w:w="2835" w:type="dxa"/>
+          </w:tcPr>
+          <w:p>
+            <w:pPr>
+              <w:spacing w:before="40" w:after="40" w:line="288" w:lineRule="auto"/>
+            </w:pPr>
+            <w:r>
+              <w:rPr>
+                <w:sz w:val="19"/>
+                <w:szCs w:val="19"/>
+              </w:rPr>
+              <w:t>ডিফল্ট মেয়াদ</w:t>
+            </w:r>
+          </w:p>
+        </w:tc>
+        <w:tc>
+          <w:tcPr>
+            <w:tcW w:w="6576" w:type="dxa"/>
+          </w:tcPr>
+          <w:p>
+            <w:pPr>
+              <w:spacing w:before="40" w:after="40" w:line="288" w:lineRule="auto"/>
+            </w:pPr>
+            <w:r>
+              <w:rPr>
+                <w:sz w:val="19"/>
+                <w:szCs w:val="19"/>
+              </w:rPr>
+              <w:t>৭ দিন, প্রতিটি বুকিংয়ে পরিবর্তনযোগ্য</w:t>
+            </w:r>
+          </w:p>
+        </w:tc>
+      </w:tr>
+      <w:tr>
+        <w:trPr>
+          <w:jc w:val="center"/>
+        </w:trPr>
+        <w:tc>
+          <w:tcPr>
+            <w:tcW w:w="2835" w:type="dxa"/>
+            <w:shd w:val="clear" w:color="auto" w:fill="EDF2F8"/>
+          </w:tcPr>
+          <w:p>
+            <w:pPr>
+              <w:spacing w:before="40" w:after="40" w:line="288" w:lineRule="auto"/>
+            </w:pPr>
+            <w:r>
+              <w:rPr>
+                <w:sz w:val="19"/>
+                <w:szCs w:val="19"/>
+              </w:rPr>
+              <w:t>সর্বোচ্চ মেয়াদ</w:t>
+            </w:r>
+          </w:p>
+        </w:tc>
+        <w:tc>
+          <w:tcPr>
+            <w:tcW w:w="6576" w:type="dxa"/>
+            <w:shd w:val="clear" w:color="auto" w:fill="EDF2F8"/>
+          </w:tcPr>
+          <w:p>
+            <w:pPr>
+              <w:spacing w:before="40" w:after="40" w:line="288" w:lineRule="auto"/>
+            </w:pPr>
+            <w:r>
+              <w:rPr>
+                <w:sz w:val="19"/>
+                <w:szCs w:val="19"/>
+              </w:rPr>
+              <w:t>৯০ দিন</w:t>
+            </w:r>
+          </w:p>
+        </w:tc>
+      </w:tr>
+      <w:tr>
+        <w:trPr>
+          <w:jc w:val="center"/>
+        </w:trPr>
+        <w:tc>
+          <w:tcPr>
+            <w:tcW w:w="2835" w:type="dxa"/>
+            <w:shd w:val="clear" w:color="auto" w:fill="FDF1E7"/>
+          </w:tcPr>
+          <w:p>
+            <w:pPr>
+              <w:spacing w:before="40" w:after="40" w:line="288" w:lineRule="auto"/>
+            </w:pPr>
+            <w:r>
+              <w:rPr>
+                <w:b/>
+                <w:bCs/>
+                <w:sz w:val="19"/>
+                <w:szCs w:val="19"/>
+              </w:rPr>
+              <w:lastRenderedPageBreak/>
+              <w:t>মেয়াদ শেষে</w:t>
+            </w:r>
+          </w:p>
+        </w:tc>
+        <w:tc>
+          <w:tcPr>
+            <w:tcW w:w="6576" w:type="dxa"/>
+            <w:shd w:val="clear" w:color="auto" w:fill="FDF1E7"/>
+          </w:tcPr>
+          <w:p>
+            <w:pPr>
+              <w:spacing w:before="40" w:after="40" w:line="288" w:lineRule="auto"/>
+            </w:pPr>
+            <w:r>
+              <w:rPr>
+                <w:b/>
+                <w:bCs/>
+                <w:sz w:val="19"/>
+                <w:szCs w:val="19"/>
+              </w:rPr>
+              <w:t>রুম পুনরায় বিক্রয়যোগ্য হবে; রেকর্ড “মেয়াদোত্তীর্ণ” হিসেবে সংরক্ষিত থাকবে, মুছে যাবে না</w:t>
+            </w:r>
+          </w:p>
+        </w:tc>
+      </w:tr>
+      <w:tr>
+        <w:trPr>
+          <w:jc w:val="center"/>
+        </w:trPr>
+        <w:tc>
+          <w:tcPr>
+            <w:tcW w:w="2835" w:type="dxa"/>
+            <w:shd w:val="clear" w:color="auto" w:fill="FDF1E7"/>
+          </w:tcPr>
+          <w:p>
+            <w:pPr>
+              <w:spacing w:before="40" w:after="40" w:line="288" w:lineRule="auto"/>
+            </w:pPr>
+            <w:r>
+              <w:rPr>
+                <w:b/>
+                <w:bCs/>
+                <w:sz w:val="19"/>
+                <w:szCs w:val="19"/>
+              </w:rPr>
+              <w:t>অগ্রিম পাওয়া গেলে</w:t>
+            </w:r>
+          </w:p>
+        </w:tc>
+        <w:tc>
+          <w:tcPr>
+            <w:tcW w:w="6576" w:type="dxa"/>
+            <w:shd w:val="clear" w:color="auto" w:fill="FDF1E7"/>
+          </w:tcPr>
+          <w:p>
+            <w:pPr>
+              <w:spacing w:before="40" w:after="40" w:line="288" w:lineRule="auto"/>
+            </w:pPr>
+            <w:r>
+              <w:rPr>
+                <w:b/>
+                <w:bCs/>
+                <w:sz w:val="19"/>
+                <w:szCs w:val="19"/>
+              </w:rPr>
+              <w:t>হোল্ড স্বয়ংক্রিয়ভাবে নিশ্চিত বুকিংয়ে রূপান্তরিত হবে</w:t>
+            </w:r>
+          </w:p>
+        </w:tc>
+      </w:tr>
+      <w:tr>
+        <w:trPr>
+          <w:jc w:val="center"/>
+        </w:trPr>
+        <w:tc>
+          <w:tcPr>
+            <w:tcW w:w="2835" w:type="dxa"/>
+            <w:shd w:val="clear" w:color="auto" w:fill="FDF1E7"/>
+          </w:tcPr>
+          <w:p>
+            <w:pPr>
+              <w:spacing w:before="40" w:after="40" w:line="288" w:lineRule="auto"/>
+            </w:pPr>
+            <w:r>
+              <w:rPr>
+                <w:b/>
+                <w:bCs/>
+                <w:sz w:val="19"/>
+                <w:szCs w:val="19"/>
+              </w:rPr>
+              <w:t>কাজের তালিকা</w:t>
+            </w:r>
+          </w:p>
+        </w:tc>
+        <w:tc>
+          <w:tcPr>
+            <w:tcW w:w="6576" w:type="dxa"/>
+            <w:shd w:val="clear" w:color="auto" w:fill="FDF1E7"/>
+          </w:tcPr>
+          <w:p>
+            <w:pPr>
+              <w:spacing w:before="40" w:after="40" w:line="288" w:lineRule="auto"/>
+            </w:pPr>
+            <w:r>
+              <w:rPr>
+                <w:b/>
+                <w:bCs/>
+                <w:sz w:val="19"/>
+                <w:szCs w:val="19"/>
+              </w:rPr>
+              <w:t>“আগামী ৩ দিনে মেয়াদ শেষ হতে যাওয়া হোল্ড” — কাউন্টারের জন্য পৃথক তালিকা</w:t>
+            </w:r>
+          </w:p>
+        </w:tc>
+      </w:tr>
+      <w:tr>
+        <w:trPr>
+          <w:jc w:val="center"/>
+        </w:trPr>
+        <w:tc>
+          <w:tcPr>
+            <w:tcW w:w="2835" w:type="dxa"/>
+            <w:shd w:val="clear" w:color="auto" w:fill="FDF1E7"/>
+          </w:tcPr>
+          <w:p>
+            <w:pPr>
+              <w:spacing w:before="40" w:after="40" w:line="288" w:lineRule="auto"/>
+            </w:pPr>
+            <w:r>
+              <w:rPr>
+                <w:b/>
+                <w:bCs/>
+                <w:sz w:val="19"/>
+                <w:szCs w:val="19"/>
+              </w:rPr>
+              <w:t>প্রদর্শন</w:t>
+            </w:r>
+          </w:p>
+        </w:tc>
+        <w:tc>
+          <w:tcPr>
+            <w:tcW w:w="6576" w:type="dxa"/>
+            <w:shd w:val="clear" w:color="auto" w:fill="FDF1E7"/>
+          </w:tcPr>
+          <w:p>
+            <w:pPr>
+              <w:spacing w:before="40" w:after="40" w:line="288" w:lineRule="auto"/>
+            </w:pPr>
+            <w:r>
+              <w:rPr>
+                <w:b/>
+                <w:bCs/>
+                <w:sz w:val="19"/>
+                <w:szCs w:val="19"/>
+              </w:rPr>
+              <w:t>নিশ্চিত বুকিং থেকে পৃথক রঙে দেখানো হবে</w:t>
+            </w:r>
+          </w:p>
+        </w:tc>
+      </w:tr>
+    </w:tbl>
+    <w:p/>
+    <w:p>
+      <w:pPr>
+        <w:spacing w:after="100" w:line="324" w:lineRule="auto"/>
+        <w:jc w:val="both"/>
+      </w:pPr>
+      <w:r>
+        <w:rPr>
+          <w:szCs w:val="21"/>
+        </w:rPr>
+        <w:t>মেয়াদোত্তীর্ণ হোল্ড মুছে না ফেলার কারণ রয়েছে — টেলিফোনে চূড়ান্ত হয়েছে অথচ সিস্টেমে তোলা হয়নি, এমন হলে নীরবে মুছে গেলে কী হারাল তা জানার উপায় থাকে না।</w:t>
+      </w:r>
+    </w:p>
+    <w:p/>
+    <w:p>
+      <w:pPr>
+        <w:pStyle w:val="Heading2"/>
+        <w:spacing w:before="240" w:after="80"/>
+      </w:pPr>
+      <w:r>
+        <w:rPr>
+          <w:rFonts w:ascii="Nirmala UI" w:eastAsia="Nirmala UI" w:hAnsi="Nirmala UI" w:cs="Nirmala UI"/>
+          <w:color w:val="2E74B5"/>
+          <w:sz w:val="24"/>
+          <w:szCs w:val="24"/>
+        </w:rPr>
+        <w:t xml:space="preserve">৩.১৬  </w:t>
+      </w:r>
+      <w:r>
+        <w:rPr>
+          <w:rFonts w:ascii="Nirmala UI" w:eastAsia="Nirmala UI" w:hAnsi="Nirmala UI" w:cs="Nirmala UI"/>
+          <w:color w:val="1F4E79"/>
+          <w:sz w:val="24"/>
+          <w:szCs w:val="24"/>
+        </w:rPr>
+        <w:t>মডিউল ১৬ — ভ্যাট, সার্ভিস চার্জ ও বিল কাঠামো</w:t>
+      </w:r>
+    </w:p>
+    <w:p>
+      <w:pPr>
+        <w:spacing w:after="100" w:line="324" w:lineRule="auto"/>
+        <w:jc w:val="both"/>
+      </w:pPr>
+      <w:r>
+        <w:rPr>
+          <w:szCs w:val="21"/>
+        </w:rPr>
+        <w:t>ভ্যাট ও সার্ভিস চার্জের হার সফটওয়্যারে স্থিরভাবে বসানো হবে না। প্রতিটি খাতের জন্য পৃথক হার একটি তালিকায় সংরক্ষিত থাকবে, এবং প্রতিটি হারের সাথে কার্যকর হওয়ার তারিখ যুক্ত থাকবে।</w:t>
+      </w:r>
+    </w:p>
+    <w:p/>
+    <w:tbl>
+      <w:tblPr>
+        <w:tblStyle w:val="TableGrid"/>
+        <w:tblW w:w="0" w:type="auto"/>
+        <w:tblLook w:val="04A0" w:firstRow="1" w:lastRow="0" w:firstColumn="1" w:lastColumn="0" w:noHBand="0" w:noVBand="1"/>
+      </w:tblPr>
+      <w:tblGrid>
+        <w:gridCol w:w="9412"/>
+      </w:tblGrid>
+      <w:tr>
+        <w:tc>
+          <w:tcPr>
+            <w:tcW w:w="9412" w:type="dxa"/>
+            <w:tcBorders>
+              <w:left w:val="single" w:sz="24" w:space="0" w:color="1F4E79"/>
+            </w:tcBorders>
+            <w:shd w:val="clear" w:color="auto" w:fill="EDF2F8"/>
+          </w:tcPr>
+          <w:p>
+            <w:pPr>
+              <w:spacing w:before="60" w:after="40"/>
+            </w:pPr>
+            <w:r>
+              <w:rPr>
+                <w:b/>
+                <w:bCs/>
+                <w:color w:val="1F4E79"/>
+                <w:szCs w:val="21"/>
+              </w:rPr>
+              <w:t>কেন হার তারিখভিত্তিক তালিকায় রাখা হচ্ছে</w:t>
+            </w:r>
+            <w:r>
+              <w:rPr>
+                <w:b/>
+                <w:bCs/>
+                <w:color w:val="1F4E79"/>
+                <w:szCs w:val="21"/>
+              </w:rPr>
+              <w:br/>
+              <w:t>হোটেল ও রেস্তোরাঁ খাতের ভ্যাট হার সময়ে সময়ে পরিবর্তিত হয়েছে, কখনো অর্থবছরের মাঝামাঝি সময়েও। একটিমাত্র স্থির হার সংরক্ষণ করলে জানুয়ারি মাসে ছাপা একটি বিল আগস্টে পুনরায় ছাপলে আগস্টের হার বসে যাবে — নিরীক্ষায় সাধারণত এটিই প্রথমে ধরা পড়ে।</w:t>
+            </w:r>
+          </w:p>
+        </w:tc>
+      </w:tr>
+    </w:tbl>
+    <w:p/>
+    <w:p>
+      <w:pPr>
+        <w:spacing w:after="100" w:line="324" w:lineRule="auto"/>
+        <w:jc w:val="both"/>
+      </w:pPr>
+      <w:r>
+        <w:rPr>
+          <w:szCs w:val="21"/>
+        </w:rPr>
+        <w:t>বিলের প্রতিটি লাইনে প্রযোজ্য হার, মূল অঙ্ক ও করের অঙ্ক — তিনটিই সংরক্ষিত থাকবে। ফলে পুরোনো বিল নতুন করে হিসাব না করে হুবহু পুনর্মুদ্রণ করা যাবে।</w:t>
+      </w:r>
+    </w:p>
+    <w:p/>
+    <w:p>
+      <w:pPr>
+        <w:pStyle w:val="Heading3"/>
+        <w:spacing w:before="180" w:after="60"/>
+      </w:pPr>
+      <w:r>
+        <w:rPr>
+          <w:rFonts w:ascii="Nirmala UI" w:eastAsia="Nirmala UI" w:hAnsi="Nirmala UI" w:cs="Nirmala UI"/>
+          <w:color w:val="1A1A1A"/>
+          <w:sz w:val="22"/>
+        </w:rPr>
+        <w:t>হিসাবের ক্রম</w:t>
+      </w:r>
+    </w:p>
+    <w:tbl>
+      <w:tblPr>
+        <w:tblStyle w:val="TableGrid"/>
+        <w:tblW w:w="0" w:type="auto"/>
+        <w:jc w:val="center"/>
+        <w:tblLayout w:type="fixed"/>
+        <w:tblLook w:val="04A0" w:firstRow="1" w:lastRow="0" w:firstColumn="1" w:lastColumn="0" w:noHBand="0" w:noVBand="1"/>
+      </w:tblPr>
+      <w:tblGrid>
+        <w:gridCol w:w="2835"/>
+        <w:gridCol w:w="6576"/>
+      </w:tblGrid>
+      <w:tr>
+        <w:trPr>
+          <w:tblHeader/>
+          <w:jc w:val="center"/>
+        </w:trPr>
+        <w:tc>
+          <w:tcPr>
+            <w:tcW w:w="2835" w:type="dxa"/>
+            <w:shd w:val="clear" w:color="auto" w:fill="1F4E79"/>
+          </w:tcPr>
+          <w:p>
+            <w:pPr>
+              <w:spacing w:before="40" w:after="40" w:line="288" w:lineRule="auto"/>
+              <w:jc w:val="center"/>
+            </w:pPr>
+            <w:r>
+              <w:rPr>
+                <w:b/>
+                <w:bCs/>
+                <w:color w:val="FFFFFF"/>
+                <w:sz w:val="19"/>
+                <w:szCs w:val="19"/>
+              </w:rPr>
+              <w:t>ধাপ</w:t>
+            </w:r>
+          </w:p>
+        </w:tc>
+        <w:tc>
+          <w:tcPr>
+            <w:tcW w:w="6576" w:type="dxa"/>
+            <w:shd w:val="clear" w:color="auto" w:fill="1F4E79"/>
+          </w:tcPr>
+          <w:p>
+            <w:pPr>
+              <w:spacing w:before="40" w:after="40" w:line="288" w:lineRule="auto"/>
+              <w:jc w:val="center"/>
+            </w:pPr>
+            <w:r>
+              <w:rPr>
+                <w:b/>
+                <w:bCs/>
+                <w:color w:val="FFFFFF"/>
+                <w:sz w:val="19"/>
+                <w:szCs w:val="19"/>
+              </w:rPr>
+              <w:t>হিসাব</w:t>
+            </w:r>
+          </w:p>
+        </w:tc>
+      </w:tr>
+      <w:tr>
+        <w:trPr>
+          <w:jc w:val="center"/>
+        </w:trPr>
+        <w:tc>
+          <w:tcPr>
+            <w:tcW w:w="2835" w:type="dxa"/>
+          </w:tcPr>
+          <w:p>
+            <w:pPr>
+              <w:spacing w:before="40" w:after="40" w:line="288" w:lineRule="auto"/>
+            </w:pPr>
+            <w:r>
+              <w:rPr>
+                <w:sz w:val="19"/>
+                <w:szCs w:val="19"/>
+              </w:rPr>
+              <w:t>সার্ভিস চার্জ</w:t>
+            </w:r>
+          </w:p>
+        </w:tc>
+        <w:tc>
+          <w:tcPr>
+            <w:tcW w:w="6576" w:type="dxa"/>
+          </w:tcPr>
+          <w:p>
+            <w:pPr>
+              <w:spacing w:before="40" w:after="40" w:line="288" w:lineRule="auto"/>
+            </w:pPr>
+            <w:r>
+              <w:rPr>
+                <w:sz w:val="19"/>
+                <w:szCs w:val="19"/>
+              </w:rPr>
+              <w:t>ভাড়া × সার্ভিস চার্জের হার</w:t>
+            </w:r>
+          </w:p>
+        </w:tc>
+      </w:tr>
+      <w:tr>
+        <w:trPr>
+          <w:jc w:val="center"/>
+        </w:trPr>
+        <w:tc>
+          <w:tcPr>
+            <w:tcW w:w="2835" w:type="dxa"/>
+            <w:shd w:val="clear" w:color="auto" w:fill="EDF2F8"/>
+          </w:tcPr>
+          <w:p>
+            <w:pPr>
+              <w:spacing w:before="40" w:after="40" w:line="288" w:lineRule="auto"/>
+            </w:pPr>
+            <w:r>
+              <w:rPr>
+                <w:sz w:val="19"/>
+                <w:szCs w:val="19"/>
+              </w:rPr>
+              <w:t>ভ্যাট</w:t>
+            </w:r>
+          </w:p>
+        </w:tc>
+        <w:tc>
+          <w:tcPr>
+            <w:tcW w:w="6576" w:type="dxa"/>
+            <w:shd w:val="clear" w:color="auto" w:fill="EDF2F8"/>
+          </w:tcPr>
+          <w:p>
+            <w:pPr>
+              <w:spacing w:before="40" w:after="40" w:line="288" w:lineRule="auto"/>
+            </w:pPr>
+            <w:r>
+              <w:rPr>
+                <w:sz w:val="19"/>
+                <w:szCs w:val="19"/>
+              </w:rPr>
+              <w:t>(ভাড়া + সার্ভিস চার্জ) × ভ্যাটের হার</w:t>
+            </w:r>
+          </w:p>
+        </w:tc>
+      </w:tr>
+      <w:tr>
+        <w:trPr>
+          <w:jc w:val="center"/>
+        </w:trPr>
+        <w:tc>
+          <w:tcPr>
+            <w:tcW w:w="2835" w:type="dxa"/>
+            <w:shd w:val="clear" w:color="auto" w:fill="FDF1E7"/>
+          </w:tcPr>
+          <w:p>
+            <w:pPr>
+              <w:spacing w:before="40" w:after="40" w:line="288" w:lineRule="auto"/>
+            </w:pPr>
+            <w:r>
+              <w:rPr>
+                <w:b/>
+                <w:bCs/>
+                <w:sz w:val="19"/>
+                <w:szCs w:val="19"/>
+              </w:rPr>
+              <w:t>সর্বমোট</w:t>
+            </w:r>
+          </w:p>
+        </w:tc>
+        <w:tc>
+          <w:tcPr>
+            <w:tcW w:w="6576" w:type="dxa"/>
+            <w:shd w:val="clear" w:color="auto" w:fill="FDF1E7"/>
+          </w:tcPr>
+          <w:p>
+            <w:pPr>
+              <w:spacing w:before="40" w:after="40" w:line="288" w:lineRule="auto"/>
+            </w:pPr>
+            <w:r>
+              <w:rPr>
+                <w:b/>
+                <w:bCs/>
+                <w:sz w:val="19"/>
+                <w:szCs w:val="19"/>
+              </w:rPr>
+              <w:t>ভাড়া + সার্ভিস চার্জ + ভ্যাট</w:t>
+            </w:r>
+          </w:p>
+        </w:tc>
+      </w:tr>
+      <w:tr>
+        <w:trPr>
+          <w:jc w:val="center"/>
+        </w:trPr>
+        <w:tc>
+          <w:tcPr>
+            <w:tcW w:w="2835" w:type="dxa"/>
+            <w:shd w:val="clear" w:color="auto" w:fill="FDF1E7"/>
+          </w:tcPr>
+          <w:p>
+            <w:pPr>
+              <w:spacing w:before="40" w:after="40" w:line="288" w:lineRule="auto"/>
+            </w:pPr>
+            <w:r>
+              <w:rPr>
+                <w:b/>
+                <w:bCs/>
+                <w:sz w:val="19"/>
+                <w:szCs w:val="19"/>
+              </w:rPr>
+              <w:t>উদাহরণ</w:t>
+            </w:r>
+          </w:p>
+        </w:tc>
+        <w:tc>
+          <w:tcPr>
+            <w:tcW w:w="6576" w:type="dxa"/>
+            <w:shd w:val="clear" w:color="auto" w:fill="FDF1E7"/>
+          </w:tcPr>
+          <w:p>
+            <w:pPr>
+              <w:spacing w:before="40" w:after="40" w:line="288" w:lineRule="auto"/>
+            </w:pPr>
+            <w:r>
+              <w:rPr>
+                <w:b/>
+                <w:bCs/>
+                <w:sz w:val="19"/>
+                <w:szCs w:val="19"/>
+              </w:rPr>
+              <w:t>১,০০০ টাকা ভাড়ায় ১০% সার্ভিস চার্জ ও ১৫% ভ্যাট ধরলে সর্বমোট ১,২৬৫ টাকা</w:t>
+            </w:r>
+          </w:p>
+        </w:tc>
+      </w:tr>
+    </w:tbl>
+    <w:p/>
+    <w:p>
+      <w:pPr>
+        <w:pStyle w:val="Heading3"/>
+        <w:spacing w:before="180" w:after="60"/>
+      </w:pPr>
+      <w:r>
+        <w:rPr>
+          <w:rFonts w:ascii="Nirmala UI" w:eastAsia="Nirmala UI" w:hAnsi="Nirmala UI" w:cs="Nirmala UI"/>
+          <w:color w:val="1A1A1A"/>
+          <w:sz w:val="22"/>
+        </w:rPr>
+        <w:t>প্রযোজ্য নীতি</w:t>
+      </w:r>
+    </w:p>
+    <w:p>
+      <w:pPr>
+        <w:pStyle w:val="ListBullet"/>
+        <w:spacing w:after="60" w:line="312" w:lineRule="auto"/>
+        <w:ind w:left="454" w:hanging="227"/>
+      </w:pPr>
+      <w:r>
+        <w:rPr>
+          <w:szCs w:val="21"/>
+        </w:rPr>
+        <w:t>মূল্য তালিকার হার ভ্যাট ব্যতীত ধরা হবে; ভ্যাট বিলে পৃথক লাইনে যুক্ত হবে</w:t>
+      </w:r>
+    </w:p>
+    <w:p>
+      <w:pPr>
+        <w:pStyle w:val="ListBullet"/>
+        <w:spacing w:after="60" w:line="312" w:lineRule="auto"/>
+        <w:ind w:left="454" w:hanging="227"/>
+      </w:pPr>
+      <w:r>
+        <w:rPr>
+          <w:szCs w:val="21"/>
+        </w:rPr>
+        <w:t>সার্ভিস চার্জ প্রতিষ্ঠানের আয় হিসেবে গণ্য হবে। কর্মীদের মধ্যে বিতরণ করা হলে তা পৃথক ব্যয় হিসেবে দেখানো হবে, আয় হ্রাস হিসেবে নয়</w:t>
+      </w:r>
+    </w:p>
+    <w:p>
+      <w:pPr>
+        <w:pStyle w:val="ListBullet"/>
+        <w:spacing w:after="60" w:line="312" w:lineRule="auto"/>
+        <w:ind w:left="454" w:hanging="227"/>
+      </w:pPr>
+      <w:r>
+        <w:rPr>
+          <w:szCs w:val="21"/>
+        </w:rPr>
+        <w:t>ভ্যাট দায় হিসেবে সংরক্ষিত হবে, কখনো আয় হিসেবে নয়</w:t>
+      </w:r>
+    </w:p>
+    <w:p>
+      <w:pPr>
+        <w:pStyle w:val="ListBullet"/>
+        <w:spacing w:after="60" w:line="312" w:lineRule="auto"/>
+        <w:ind w:left="454" w:hanging="227"/>
+      </w:pPr>
+      <w:r>
+        <w:rPr>
+          <w:szCs w:val="21"/>
+        </w:rPr>
+        <w:lastRenderedPageBreak/>
+        <w:t>রাউন্ডিং বিলের সর্বমোট অঙ্কে একবার প্রয়োগ হবে, নিকটতম ১ টাকায়</w:t>
+      </w:r>
+    </w:p>
+    <w:p>
+      <w:pPr>
+        <w:pStyle w:val="ListBullet"/>
+        <w:spacing w:after="60" w:line="312" w:lineRule="auto"/>
+        <w:ind w:left="454" w:hanging="227"/>
+      </w:pPr>
+      <w:r>
+        <w:rPr>
+          <w:szCs w:val="21"/>
+        </w:rPr>
+        <w:t>সরবরাহের সময় হার শূন্য অবস্থায় থাকবে এবং সেটআপে সতর্কবার্তা দেখাবে। অনুমানভিত্তিক হার বসিয়ে দেওয়া হবে না — ভুল হার নীরবে ভুল বিল ছাপে, শূন্য হার প্রথম বিলেই চোখে পড়ে</w:t>
+      </w:r>
+    </w:p>
+    <w:p/>
+    <w:tbl>
+      <w:tblPr>
+        <w:tblStyle w:val="TableGrid"/>
+        <w:tblW w:w="0" w:type="auto"/>
+        <w:tblLook w:val="04A0" w:firstRow="1" w:lastRow="0" w:firstColumn="1" w:lastColumn="0" w:noHBand="0" w:noVBand="1"/>
+      </w:tblPr>
+      <w:tblGrid>
+        <w:gridCol w:w="9412"/>
+      </w:tblGrid>
+      <w:tr>
+        <w:tc>
+          <w:tcPr>
+            <w:tcW w:w="9412" w:type="dxa"/>
+            <w:tcBorders>
+              <w:left w:val="single" w:sz="24" w:space="0" w:color="1F4E79"/>
+            </w:tcBorders>
+            <w:shd w:val="clear" w:color="auto" w:fill="EDF2F8"/>
+          </w:tcPr>
+          <w:p>
+            <w:pPr>
+              <w:spacing w:before="60" w:after="40"/>
+            </w:pPr>
+            <w:r>
+              <w:rPr>
+                <w:b/>
+                <w:bCs/>
+                <w:color w:val="1F4E79"/>
+                <w:szCs w:val="21"/>
+              </w:rPr>
+              <w:t>প্রতিষ্ঠানের সিদ্ধান্ত প্রয়োজন</w:t>
+            </w:r>
+            <w:r>
+              <w:rPr>
+                <w:b/>
+                <w:bCs/>
+                <w:color w:val="1F4E79"/>
+                <w:szCs w:val="21"/>
+              </w:rPr>
+              <w:br/>
+              <w:t>অগ্রিম টাকার উপর ভ্যাট কখন প্রযোজ্য হবে — টাকা গ্রহণের দিনে, না সেবা প্রদানের দিনে — এই প্রশ্নের উত্তর প্রতিষ্ঠানের ভ্যাট পরামর্শকের কাছ থেকে নেওয়া প্রয়োজন। এটি পছন্দের বিষয় নয়, আইনের বিষয়; ভুল হলে মাসিক ভ্যাট বিবরণী ও বছর শেষের লাভ-ক্ষতি বিবরণী দুটিই ভুল হবে। উত্তর না পাওয়া পর্যন্ত বিলিং-সংক্রান্ত কাজ শুরু করা সমীচীন হবে না। বিস্তারিত ধারা ৭ দ্রষ্টব্য।</w:t>
+            </w:r>
+          </w:p>
+        </w:tc>
+      </w:tr>
+    </w:tbl>
+    <w:p/>
+    <w:p>
+      <w:pPr>
+        <w:pStyle w:val="Heading2"/>
+        <w:spacing w:before="240" w:after="80"/>
+      </w:pPr>
+      <w:bookmarkStart w:id="23" w:name="_Toc238325432"/>
+      <w:r>
+        <w:rPr>
+          <w:rFonts w:ascii="Nirmala UI" w:eastAsia="Nirmala UI" w:hAnsi="Nirmala UI" w:cs="Nirmala UI"/>
+          <w:color w:val="2E74B5"/>
+          <w:sz w:val="24"/>
+          <w:szCs w:val="24"/>
+        </w:rPr>
+        <w:t xml:space="preserve">৩.১৭  </w:t>
+      </w:r>
+      <w:r>
+        <w:rPr>
+          <w:rFonts w:ascii="Nirmala UI" w:eastAsia="Nirmala UI" w:hAnsi="Nirmala UI" w:cs="Nirmala UI"/>
+          <w:color w:val="1F4E79"/>
+          <w:sz w:val="24"/>
+          <w:szCs w:val="24"/>
+        </w:rPr>
+        <w:t>মডিউল ১৭ — বুকিং ফর্ম ও দুই ধাপে অতিথির তথ্য</w:t>
+      </w:r>
+      <w:bookmarkEnd w:id="23"/>
+    </w:p>
+    <w:p>
+      <w:pPr>
+        <w:spacing w:after="100" w:line="324" w:lineRule="auto"/>
+        <w:jc w:val="both"/>
+      </w:pPr>
+      <w:r>
+        <w:rPr>
+          <w:szCs w:val="21"/>
+        </w:rPr>
+        <w:t>বুকিং গ্রহণ এবং অতিথির বিস্তারিত তথ্য সংগ্রহ — এই দুটি কাজ একই সময়ে হয় না। ফোনে বুকিং নেওয়ার দিন অতিথিদের নাম জানা থাকে না, বিশেষত গ্রুপ ও কর্পোরেট বুকিংয়ে। তাই তথ্য সংগ্রহ দুই ধাপে হবে।</w:t>
+      </w:r>
+    </w:p>
+    <w:p>
+      <w:pPr>
+        <w:spacing w:after="1400" w:line="324" w:lineRule="auto"/>
+      </w:pPr>
+    </w:p>
+    <w:tbl>
+      <w:tblPr>
+        <w:tblStyle w:val="TableGrid"/>
+        <w:tblW w:w="0" w:type="auto"/>
+        <w:jc w:val="center"/>
+        <w:tblLayout w:type="fixed"/>
+        <w:tblLook w:val="04A0" w:firstRow="1" w:lastRow="0" w:firstColumn="1" w:lastColumn="0" w:noHBand="0" w:noVBand="1"/>
+      </w:tblPr>
+      <w:tblGrid>
+        <w:gridCol w:w="2041"/>
+        <w:gridCol w:w="3742"/>
+        <w:gridCol w:w="3628"/>
+      </w:tblGrid>
+      <w:tr>
+        <w:trPr>
+          <w:tblHeader/>
+          <w:jc w:val="center"/>
+        </w:trPr>
+        <w:tc>
+          <w:tcPr>
+            <w:tcW w:w="2041" w:type="dxa"/>
+            <w:shd w:val="clear" w:color="auto" w:fill="1F4E79"/>
+          </w:tcPr>
+          <w:p>
+            <w:pPr>
+              <w:spacing w:before="40" w:after="40" w:line="288" w:lineRule="auto"/>
+              <w:jc w:val="center"/>
+            </w:pPr>
+            <w:r>
+              <w:rPr>
+                <w:b/>
+                <w:bCs/>
+                <w:color w:val="FFFFFF"/>
+                <w:sz w:val="19"/>
+                <w:szCs w:val="19"/>
+              </w:rPr>
+              <w:t>ধাপ</w:t>
+            </w:r>
+          </w:p>
+        </w:tc>
+        <w:tc>
+          <w:tcPr>
+            <w:tcW w:w="3742" w:type="dxa"/>
+            <w:shd w:val="clear" w:color="auto" w:fill="1F4E79"/>
+          </w:tcPr>
+          <w:p>
+            <w:pPr>
+              <w:spacing w:before="40" w:after="40" w:line="288" w:lineRule="auto"/>
+              <w:jc w:val="center"/>
+            </w:pPr>
+            <w:r>
+              <w:rPr>
+                <w:b/>
+                <w:bCs/>
+                <w:color w:val="FFFFFF"/>
+                <w:sz w:val="19"/>
+                <w:szCs w:val="19"/>
+              </w:rPr>
+              <w:t>কখন</w:t>
+            </w:r>
+          </w:p>
+        </w:tc>
+        <w:tc>
+          <w:tcPr>
+            <w:tcW w:w="3628" w:type="dxa"/>
+            <w:shd w:val="clear" w:color="auto" w:fill="1F4E79"/>
+          </w:tcPr>
+          <w:p>
+            <w:pPr>
+              <w:spacing w:before="40" w:after="40" w:line="288" w:lineRule="auto"/>
+              <w:jc w:val="center"/>
+            </w:pPr>
+            <w:r>
+              <w:rPr>
+                <w:b/>
+                <w:bCs/>
+                <w:color w:val="FFFFFF"/>
+                <w:sz w:val="19"/>
+                <w:szCs w:val="19"/>
+              </w:rPr>
+              <w:t>যে তথ্য নেওয়া হবে</w:t>
+            </w:r>
+          </w:p>
+        </w:tc>
+      </w:tr>
+      <w:tr>
+        <w:trPr>
+          <w:jc w:val="center"/>
+        </w:trPr>
+        <w:tc>
+          <w:tcPr>
+            <w:tcW w:w="2041" w:type="dxa"/>
+          </w:tcPr>
+          <w:p>
+            <w:pPr>
+              <w:spacing w:before="40" w:after="40" w:line="288" w:lineRule="auto"/>
+            </w:pPr>
+            <w:r>
+              <w:rPr>
+                <w:sz w:val="19"/>
+                <w:szCs w:val="19"/>
+              </w:rPr>
+              <w:t>বুকিং গ্রহণ</w:t>
+            </w:r>
+          </w:p>
+        </w:tc>
+        <w:tc>
+          <w:tcPr>
+            <w:tcW w:w="3742" w:type="dxa"/>
+          </w:tcPr>
+          <w:p>
+            <w:pPr>
+              <w:spacing w:before="40" w:after="40" w:line="288" w:lineRule="auto"/>
+            </w:pPr>
+            <w:r>
+              <w:rPr>
+                <w:sz w:val="19"/>
+                <w:szCs w:val="19"/>
+              </w:rPr>
+              <w:t>ফোনে বা সরাসরি, অনেক আগেও হতে পারে</w:t>
+            </w:r>
+          </w:p>
+        </w:tc>
+        <w:tc>
+          <w:tcPr>
+            <w:tcW w:w="3628" w:type="dxa"/>
+          </w:tcPr>
+          <w:p>
+            <w:pPr>
+              <w:spacing w:before="40" w:after="40" w:line="288" w:lineRule="auto"/>
+            </w:pPr>
+            <w:r>
+              <w:rPr>
+                <w:sz w:val="19"/>
+                <w:szCs w:val="19"/>
+              </w:rPr>
+              <w:t>কে বুক করছেন · বিল কার নামে · তারিখ · কতটি রুম · মোট কতজন (প্রাপ্তবয়স্ক ও শিশু) · রুমের ধরন</w:t>
+            </w:r>
+          </w:p>
+        </w:tc>
+      </w:tr>
+      <w:tr>
+        <w:trPr>
+          <w:jc w:val="center"/>
+        </w:trPr>
+        <w:tc>
+          <w:tcPr>
+            <w:tcW w:w="2041" w:type="dxa"/>
+            <w:shd w:val="clear" w:color="auto" w:fill="EDF2F8"/>
+          </w:tcPr>
+          <w:p>
+            <w:pPr>
+              <w:spacing w:before="40" w:after="40" w:line="288" w:lineRule="auto"/>
+            </w:pPr>
+            <w:r>
+              <w:rPr>
+                <w:sz w:val="19"/>
+                <w:szCs w:val="19"/>
+              </w:rPr>
+              <w:t>রুম বরাদ্দ</w:t>
+            </w:r>
+          </w:p>
+        </w:tc>
+        <w:tc>
+          <w:tcPr>
+            <w:tcW w:w="3742" w:type="dxa"/>
+            <w:shd w:val="clear" w:color="auto" w:fill="EDF2F8"/>
+          </w:tcPr>
+          <w:p>
+            <w:pPr>
+              <w:spacing w:before="40" w:after="40" w:line="288" w:lineRule="auto"/>
+            </w:pPr>
+            <w:r>
+              <w:rPr>
+                <w:sz w:val="19"/>
+                <w:szCs w:val="19"/>
+              </w:rPr>
+              <w:t>অতিথি পৌঁছানোর দিন</w:t>
+            </w:r>
+          </w:p>
+        </w:tc>
+        <w:tc>
+          <w:tcPr>
+            <w:tcW w:w="3628" w:type="dxa"/>
+            <w:shd w:val="clear" w:color="auto" w:fill="EDF2F8"/>
+          </w:tcPr>
+          <w:p>
+            <w:pPr>
+              <w:spacing w:before="40" w:after="40" w:line="288" w:lineRule="auto"/>
+            </w:pPr>
+            <w:r>
+              <w:rPr>
+                <w:sz w:val="19"/>
+                <w:szCs w:val="19"/>
+              </w:rPr>
+              <w:t>প্রতিটি অতিথির নাম · মোবাইল · পরিচয়পত্র (ঐচ্ছিক) · কোন রুমে · ডরমিটরি হলে লিঙ্গ</w:t>
+            </w:r>
+          </w:p>
+        </w:tc>
+      </w:tr>
+    </w:tbl>
+    <w:p>
+      <w:pPr>
+        <w:spacing w:after="1400" w:line="324" w:lineRule="auto"/>
+      </w:pPr>
+    </w:p>
+    <w:p>
+      <w:pPr>
+        <w:spacing w:after="100" w:line="324" w:lineRule="auto"/>
+        <w:jc w:val="both"/>
+      </w:pPr>
+      <w:r>
+        <w:rPr>
+          <w:szCs w:val="21"/>
+        </w:rPr>
+        <w:t>এটি দুটি পৃথক ব্যবস্থা নয় — একই বুকিং রেকর্ড দুইবার খোলা হয়। ফলে নতুন কোনো কাঠামোর প্রয়োজন হচ্ছে না।</w:t>
+      </w:r>
+    </w:p>
+    <w:p>
+      <w:pPr>
+        <w:spacing w:after="1400" w:line="324" w:lineRule="auto"/>
+      </w:pPr>
+    </w:p>
+    <w:p>
+      <w:pPr>
+        <w:pStyle w:val="Heading3"/>
+        <w:spacing w:before="180" w:after="60"/>
+      </w:pPr>
+      <w:r>
+        <w:rPr>
+          <w:rFonts w:ascii="Nirmala UI" w:eastAsia="Nirmala UI" w:hAnsi="Nirmala UI" w:cs="Nirmala UI"/>
+          <w:color w:val="1A1A1A"/>
+          <w:sz w:val="22"/>
+        </w:rPr>
+        <w:t>বুকিংয়ের সময় রুম সংরক্ষণ</w:t>
+      </w:r>
+    </w:p>
+    <w:p>
+      <w:pPr>
+        <w:spacing w:after="100" w:line="324" w:lineRule="auto"/>
+        <w:jc w:val="both"/>
+      </w:pPr>
+      <w:r>
+        <w:rPr>
+          <w:szCs w:val="21"/>
+        </w:rPr>
+        <w:t>কাউন্টারে শুধু “৫টি ডিলাক্স রুম” লেখা হবে, কিন্তু সিস্টেম তখনই ৫টি নির্দিষ্ট রুম সংরক্ষণ করে রাখবে। কোন পাঁচটি তা কাউন্টারের লোককে বাছতে হবে না, এবং পরে যেকোনো সময় বদলানো যাবে।</w:t>
+      </w:r>
+    </w:p>
+    <w:p>
+      <w:pPr>
+        <w:spacing w:after="100" w:line="324" w:lineRule="auto"/>
+        <w:jc w:val="both"/>
+      </w:pPr>
+      <w:r>
+        <w:rPr>
+          <w:szCs w:val="21"/>
+        </w:rPr>
+        <w:t>শুধু সংখ্যা সংরক্ষণ করলে খালি রুমের হিসাব দুই জায়গায় ভাগ হয়ে যেত — মুক্ত রুম বিয়োগ অপেক্ষমাণ সংখ্যা। দুটি হিসাব একদিন ভিন্ন উত্তর দেবে, আর সেদিন ১৮টি রুমের হোটেলে ২০টি রুম বিক্রি হয়ে যাবে। অতিথি চাইবেন রুমের ধরন, সিস্টেম ধরে রাখবে নির্দিষ্ট রুম — দুটোই একসাথে সত্য থাকবে।</w:t>
+      </w:r>
+    </w:p>
+    <w:p>
+      <w:pPr>
+        <w:spacing w:after="1400" w:line="324" w:lineRule="auto"/>
+      </w:pPr>
+    </w:p>
+    <w:p>
+      <w:pPr>
+        <w:pStyle w:val="Heading3"/>
+        <w:spacing w:before="180" w:after="60"/>
+      </w:pPr>
+      <w:r>
+        <w:rPr>
+          <w:rFonts w:ascii="Nirmala UI" w:eastAsia="Nirmala UI" w:hAnsi="Nirmala UI" w:cs="Nirmala UI"/>
+          <w:color w:val="1A1A1A"/>
+          <w:sz w:val="22"/>
+        </w:rPr>
+        <w:t>বরাদ্দের সময় যা প্রযোজ্য হবে</w:t>
+      </w:r>
+    </w:p>
+    <w:p>
+      <w:pPr>
+        <w:pStyle w:val="ListBullet"/>
+        <w:spacing w:after="60" w:line="312" w:lineRule="auto"/>
+        <w:ind w:left="454" w:hanging="227"/>
+      </w:pPr>
+      <w:r>
+        <w:rPr>
+          <w:b/>
+          <w:bCs/>
+          <w:color w:val="1A1A1A"/>
+          <w:szCs w:val="21"/>
+        </w:rPr>
+        <w:t>প্রতি রুমে অন্তত একজন অতিথির পরিচয়পত্র বাধ্যতামূলক, বাকিদের ঐচ্ছিক — সম্পূর্ণ ঐচ্ছিক রাখলে পুলিশ রেজিস্টার অসম্পূর্ণ থাকে, আবার সবার জন্য বাধ্যতামূলক করলে পাঁচজনের পরিবারকে কাউন্টারে আটকে থাকতে হয়</w:t>
+      </w:r>
+    </w:p>
+    <w:p>
+      <w:pPr>
+        <w:pStyle w:val="ListBullet"/>
+        <w:spacing w:after="60" w:line="312" w:lineRule="auto"/>
+        <w:ind w:left="454" w:hanging="227"/>
+      </w:pPr>
+      <w:r>
+        <w:rPr>
+          <w:b/>
+          <w:bCs/>
+          <w:color w:val="1A1A1A"/>
+          <w:szCs w:val="21"/>
+        </w:rPr>
+        <w:t>মোবাইল নম্বর রুমপ্রতি একজনের নেওয়া হবে — বারো জন শ্রমিকের বারোটি নম্বর বাস্তবে পাওয়া যায় না, আর যে ঘর পূরণ করা যায় না সেখানে ভুল তথ্য বসে</w:t>
+      </w:r>
+    </w:p>
+    <w:p>
+      <w:pPr>
+        <w:pStyle w:val="ListBullet"/>
+        <w:spacing w:after="60" w:line="312" w:lineRule="auto"/>
+        <w:ind w:left="454" w:hanging="227"/>
+      </w:pPr>
+      <w:r>
+        <w:rPr>
+          <w:b/>
+          <w:bCs/>
+          <w:color w:val="1A1A1A"/>
+          <w:szCs w:val="21"/>
+        </w:rPr>
+        <w:t>বরাদ্দ একবারে না করে টুকরো টুকরো করা যাবে; পর্দায় দেখাবে আর কতটি রুমের তথ্য বাকি</w:t>
+      </w:r>
+    </w:p>
+    <w:p>
+      <w:pPr>
+        <w:pStyle w:val="ListBullet"/>
+        <w:spacing w:after="60" w:line="312" w:lineRule="auto"/>
+        <w:ind w:left="454" w:hanging="227"/>
+      </w:pPr>
+      <w:r>
+        <w:rPr>
+          <w:b/>
+          <w:bCs/>
+          <w:color w:val="1A1A1A"/>
+          <w:szCs w:val="21"/>
+        </w:rPr>
+        <w:t>ডরমিটরির লিঙ্গ নিয়ম এই ধাপেই যাচাই হবে — বুকিংয়ে ছিল সংখ্যা, বরাদ্দে মিলবে প্রকৃত অতিথি</w:t>
+      </w:r>
+    </w:p>
+    <w:p>
+      <w:pPr>
+        <w:pStyle w:val="ListBullet"/>
+        <w:spacing w:after="60" w:line="312" w:lineRule="auto"/>
+        <w:ind w:left="454" w:hanging="227"/>
+      </w:pPr>
+      <w:r>
+        <w:rPr>
+          <w:b/>
+          <w:bCs/>
+          <w:color w:val="1A1A1A"/>
+          <w:szCs w:val="21"/>
+        </w:rPr>
+        <w:t>ঘোষিত ও প্রকৃত সংখ্যা না মিললে সতর্কবার্তা দেখাবে, বুকিং আটকাবে না। দুটি সংখ্যাই সংরক্ষিত থাকবে — যা বলা হয়েছিল এবং যা প্রকৃতপক্ষে এসেছে; অ্যামেনিটি ও খাবারের হিসাব হবে প্রকৃত সংখ্যায়</w:t>
+      </w:r>
+    </w:p>
+    <w:p>
+      <w:pPr>
+        <w:spacing w:after="1400" w:line="324" w:lineRule="auto"/>
+      </w:pPr>
+    </w:p>
+    <w:tbl>
+      <w:tblPr>
+        <w:tblStyle w:val="TableGrid"/>
+        <w:tblW w:w="0" w:type="auto"/>
+        <w:tblLook w:val="04A0" w:firstRow="1" w:lastRow="0" w:firstColumn="1" w:lastColumn="0" w:noHBand="0" w:noVBand="1"/>
+      </w:tblPr>
+      <w:tblGrid>
+        <w:gridCol w:w="9412"/>
+      </w:tblGrid>
+      <w:tr>
+        <w:tc>
+          <w:tcPr>
+            <w:tcW w:w="9412" w:type="dxa"/>
+            <w:tcBorders>
+              <w:left w:val="single" w:sz="24" w:space="0" w:color="1F4E79"/>
+            </w:tcBorders>
+            <w:shd w:val="clear" w:color="auto" w:fill="EDF2F8"/>
+          </w:tcPr>
+          <w:p>
+            <w:pPr>
+              <w:spacing w:before="60" w:after="40"/>
+            </w:pPr>
+            <w:r>
+              <w:rPr>
+                <w:b/>
+                <w:bCs/>
+                <w:color w:val="1F4E79"/>
+                <w:szCs w:val="21"/>
+              </w:rPr>
+              <w:t>অতিথি ও গ্রাহক অ্যাকাউন্ট এক নয়</w:t>
+              <w:br/>
+              <w:t>বারো জন শ্রমিকের তথ্য নেওয়ার অর্থ বারোটি গ্রাহক অ্যাকাউন্ট খোলা নয়। অতিথির তথ্য বুকিংয়ের সাথেই সংরক্ষিত থাকবে; গ্রাহক তালিকায় কেবল তাঁরাই থাকবেন যাঁদের কাছে টাকা পাওনা — এক্ষেত্রে প্রতিষ্ঠান, শ্রমিকরা নন। অন্যথায় এক বছরেই হাজার হাজার নিষ্ক্রিয় অ্যাকাউন্ট জমে বকেয়ার তালিকা ব্যবহারের অযোগ্য হয়ে পড়বে।</w:t>
+            </w:r>
+          </w:p>
+        </w:tc>
+      </w:tr>
+    </w:tbl>
+    <w:p>
+      <w:pPr>
+        <w:spacing w:after="1400" w:line="324" w:lineRule="auto"/>
+      </w:pPr>
+    </w:p>
+    <w:p>
+      <w:pPr>
+        <w:pStyle w:val="Heading3"/>
+        <w:spacing w:before="180" w:after="60"/>
+      </w:pPr>
+      <w:r>
+        <w:rPr>
+          <w:rFonts w:ascii="Nirmala UI" w:eastAsia="Nirmala UI" w:hAnsi="Nirmala UI" w:cs="Nirmala UI"/>
+          <w:color w:val="1A1A1A"/>
+          <w:sz w:val="22"/>
+        </w:rPr>
+        <w:t>অতিথি গণনা — প্রাপ্তবয়স্ক ও শিশু</w:t>
+      </w:r>
+    </w:p>
+    <w:p>
+      <w:pPr>
+        <w:pStyle w:val="ListBullet"/>
+        <w:spacing w:after="60" w:line="312" w:lineRule="auto"/>
+        <w:ind w:left="454" w:hanging="227"/>
+      </w:pPr>
+      <w:r>
+        <w:rPr>
+          <w:b/>
+          <w:bCs/>
+          <w:color w:val="1A1A1A"/>
+          <w:szCs w:val="21"/>
+        </w:rPr>
+        <w:t>প্রাপ্তবয়স্ক ও শিশু আলাদাভাবে গোনা হবে; মোট সংখ্যা নিজে থেকেই হিসাব হবে, পৃথকভাবে সংরক্ষিত হবে না</w:t>
+      </w:r>
+    </w:p>
+    <w:p>
+      <w:pPr>
+        <w:pStyle w:val="ListBullet"/>
+        <w:spacing w:after="60" w:line="312" w:lineRule="auto"/>
+        <w:ind w:left="454" w:hanging="227"/>
+      </w:pPr>
+      <w:r>
+        <w:rPr>
+          <w:b/>
+          <w:bCs/>
+          <w:color w:val="1A1A1A"/>
+          <w:szCs w:val="21"/>
+        </w:rPr>
+        <w:t>কত বছর পর্যন্ত শিশু গণ্য হবে তা সেটিংসে নির্ধারিত থাকবে — নির্ধারিত না থাকলে একজনের হিসাবে যিনি শিশু, অন্যজনের হিসাবে তিনি প্রাপ্তবয়স্ক, আর কোনো দুটি প্রতিবেদন তুলনাযোগ্য থাকে না</w:t>
+      </w:r>
+    </w:p>
+    <w:p>
+      <w:pPr>
+        <w:pStyle w:val="ListBullet"/>
+        <w:spacing w:after="60" w:line="312" w:lineRule="auto"/>
+        <w:ind w:left="454" w:hanging="227"/>
+      </w:pPr>
+      <w:r>
+        <w:rPr>
+          <w:b/>
+          <w:bCs/>
+          <w:color w:val="1A1A1A"/>
+          <w:szCs w:val="21"/>
+        </w:rPr>
+        <w:t>অ্যামেনিটির হিসাবে শিশু গণনায় আসবে — শিশুও তোয়ালে ও সাবান ব্যবহার করে; না গুনলে ভ্যারিয়েন্স প্রতিবেদনে স্থায়ী অব্যাখ্যাত ঘাটতি থেকে যাবে</w:t>
+      </w:r>
+    </w:p>
+    <w:p>
+      <w:pPr>
+        <w:pStyle w:val="ListBullet"/>
+        <w:spacing w:after="60" w:line="312" w:lineRule="auto"/>
+        <w:ind w:left="454" w:hanging="227"/>
+      </w:pPr>
+      <w:r>
+        <w:rPr>
+          <w:b/>
+          <w:bCs/>
+          <w:color w:val="1A1A1A"/>
+          <w:szCs w:val="21"/>
+        </w:rPr>
+        <w:t>ধারণক্ষমতা ছাড়িয়ে গেলে সতর্কবার্তা দেখাবে, বুকিং আটকাবে না — আটকালে কর্মী সংখ্যা কমিয়ে লিখে বুকিং সম্পন্ন করবেন, এবং যে তথ্যের জন্য গণনা রাখা হয়েছিল সেটিই নষ্ট হবে</w:t>
+      </w:r>
+    </w:p>
+    <w:p>
+      <w:pPr>
+        <w:pStyle w:val="ListBullet"/>
+        <w:spacing w:after="60" w:line="312" w:lineRule="auto"/>
+        <w:ind w:left="454" w:hanging="227"/>
+      </w:pPr>
+      <w:r>
+        <w:rPr>
+          <w:b/>
+          <w:bCs/>
+          <w:color w:val="1A1A1A"/>
+          <w:szCs w:val="21"/>
+        </w:rPr>
+        <w:t>অতিরিক্ত বিছানা প্রয়োজন হলে তা বিলে পৃথক চার্জ হিসেবে আসবে, শিশুর সংখ্যা থেকে স্বয়ংক্রিয়ভাবে ধরে নেওয়া হবে না — অন্যথায় টাকাটি হিসাবে অদৃশ্য থাকে</w:t>
+      </w:r>
+    </w:p>
+    <w:p>
+      <w:pPr>
+        <w:spacing w:after="100" w:line="324" w:lineRule="auto"/>
+        <w:jc w:val="both"/>
+      </w:pPr>
+      <w:r>
+        <w:rPr>
+          <w:szCs w:val="21"/>
+        </w:rPr>
+        <w:t>শিশুর জন্য পৃথক ভাড়া বা বয়সভিত্তিক স্তর এই পর্যায়ে তৈরি হচ্ছে না। তবে চেক-ইনের সময় অতিথি তালিকায় শিশুর বয়স রাখা হলে ভবিষ্যতে এ ধরনের নিয়ম যুক্ত করতে কেবল একটি হিসাব-নিয়ম লাগবে, তথ্য কাঠামো বদলাতে হবে না।</w:t>
+      </w:r>
+    </w:p>
+    <w:p>
+      <w:pPr>
+        <w:spacing w:after="1400" w:line="324" w:lineRule="auto"/>
+      </w:pPr>
+    </w:p>
+    <w:p>
+      <w:pPr>
+        <w:pStyle w:val="Heading2"/>
+        <w:spacing w:before="240" w:after="80"/>
+      </w:pPr>
+      <w:bookmarkStart w:id="23" w:name="_Toc238325432"/>
+      <w:r>
+        <w:rPr>
+          <w:rFonts w:ascii="Nirmala UI" w:eastAsia="Nirmala UI" w:hAnsi="Nirmala UI" w:cs="Nirmala UI"/>
+          <w:color w:val="2E74B5"/>
+          <w:sz w:val="24"/>
+          <w:szCs w:val="24"/>
+        </w:rPr>
+        <w:t xml:space="preserve">৩.১৮  </w:t>
+      </w:r>
+      <w:r>
+        <w:rPr>
+          <w:rFonts w:ascii="Nirmala UI" w:eastAsia="Nirmala UI" w:hAnsi="Nirmala UI" w:cs="Nirmala UI"/>
+          <w:color w:val="1F4E79"/>
+          <w:sz w:val="24"/>
+          <w:szCs w:val="24"/>
+        </w:rPr>
+        <w:t>মডিউল ১৮ — বিল্ডিং, তলা ও রুমের অবস্থান</w:t>
+      </w:r>
+      <w:bookmarkEnd w:id="23"/>
+    </w:p>
+    <w:p>
+      <w:pPr>
+        <w:spacing w:after="100" w:line="324" w:lineRule="auto"/>
+        <w:jc w:val="both"/>
+      </w:pPr>
+      <w:r>
+        <w:rPr>
+          <w:szCs w:val="21"/>
+        </w:rPr>
+        <w:t>একাধিক ভবন থাকতে পারে এবং ভবিষ্যতে সংখ্যা বাড়তে পারে — সেই অনুযায়ী কাঠামো নির্ধারিত হয়েছে। ভবন ও তলা কেবল অবস্থান নির্দেশ করে; ভাড়া হয় রুম ও সিট।</w:t>
+      </w:r>
+    </w:p>
+    <w:p>
+      <w:pPr>
+        <w:spacing w:after="1400" w:line="324" w:lineRule="auto"/>
+      </w:pPr>
+    </w:p>
+    <w:tbl>
+      <w:tblPr>
+        <w:tblStyle w:val="TableGrid"/>
+        <w:tblW w:w="0" w:type="auto"/>
+        <w:jc w:val="center"/>
+        <w:tblLayout w:type="fixed"/>
+        <w:tblLook w:val="04A0" w:firstRow="1" w:lastRow="0" w:firstColumn="1" w:lastColumn="0" w:noHBand="0" w:noVBand="1"/>
+      </w:tblPr>
+      <w:tblGrid>
+        <w:gridCol w:w="2041"/>
+        <w:gridCol w:w="3742"/>
+        <w:gridCol w:w="3628"/>
+      </w:tblGrid>
+      <w:tr>
+        <w:trPr>
+          <w:tblHeader/>
+          <w:jc w:val="center"/>
+        </w:trPr>
+        <w:tc>
+          <w:tcPr>
+            <w:tcW w:w="2041" w:type="dxa"/>
+            <w:shd w:val="clear" w:color="auto" w:fill="1F4E79"/>
+          </w:tcPr>
+          <w:p>
+            <w:pPr>
+              <w:spacing w:before="40" w:after="40" w:line="288" w:lineRule="auto"/>
+              <w:jc w:val="center"/>
+            </w:pPr>
+            <w:r>
+              <w:rPr>
+                <w:b/>
+                <w:bCs/>
+                <w:color w:val="FFFFFF"/>
+                <w:sz w:val="19"/>
+                <w:szCs w:val="19"/>
+              </w:rPr>
+              <w:t>স্তর</w:t>
+            </w:r>
+          </w:p>
+        </w:tc>
+        <w:tc>
+          <w:tcPr>
+            <w:tcW w:w="3742" w:type="dxa"/>
+            <w:shd w:val="clear" w:color="auto" w:fill="1F4E79"/>
+          </w:tcPr>
+          <w:p>
+            <w:pPr>
+              <w:spacing w:before="40" w:after="40" w:line="288" w:lineRule="auto"/>
+              <w:jc w:val="center"/>
+            </w:pPr>
+            <w:r>
+              <w:rPr>
+                <w:b/>
+                <w:bCs/>
+                <w:color w:val="FFFFFF"/>
+                <w:sz w:val="19"/>
+                <w:szCs w:val="19"/>
+              </w:rPr>
+              <w:t>কী নির্দেশ করে</w:t>
+            </w:r>
+          </w:p>
+        </w:tc>
+        <w:tc>
+          <w:tcPr>
+            <w:tcW w:w="3628" w:type="dxa"/>
+            <w:shd w:val="clear" w:color="auto" w:fill="1F4E79"/>
+          </w:tcPr>
+          <w:p>
+            <w:pPr>
+              <w:spacing w:before="40" w:after="40" w:line="288" w:lineRule="auto"/>
+              <w:jc w:val="center"/>
+            </w:pPr>
+            <w:r>
+              <w:rPr>
+                <w:b/>
+                <w:bCs/>
+                <w:color w:val="FFFFFF"/>
+                <w:sz w:val="19"/>
+                <w:szCs w:val="19"/>
+              </w:rPr>
+              <w:t>মন্তব্য</w:t>
+            </w:r>
+          </w:p>
+        </w:tc>
+      </w:tr>
+      <w:tr>
+        <w:trPr>
+          <w:jc w:val="center"/>
+        </w:trPr>
+        <w:tc>
+          <w:tcPr>
+            <w:tcW w:w="2041" w:type="dxa"/>
+          </w:tcPr>
+          <w:p>
+            <w:pPr>
+              <w:spacing w:before="40" w:after="40" w:line="288" w:lineRule="auto"/>
+            </w:pPr>
+            <w:r>
+              <w:rPr>
+                <w:sz w:val="19"/>
+                <w:szCs w:val="19"/>
+              </w:rPr>
+              <w:t>শাখা</w:t>
+            </w:r>
+          </w:p>
+        </w:tc>
+        <w:tc>
+          <w:tcPr>
+            <w:tcW w:w="3742" w:type="dxa"/>
+          </w:tcPr>
+          <w:p>
+            <w:pPr>
+              <w:spacing w:before="40" w:after="40" w:line="288" w:lineRule="auto"/>
+            </w:pPr>
+            <w:r>
+              <w:rPr>
+                <w:sz w:val="19"/>
+                <w:szCs w:val="19"/>
+              </w:rPr>
+              <w:t>হোটেল বা সম্পত্তি নিজেই</w:t>
+            </w:r>
+          </w:p>
+        </w:tc>
+        <w:tc>
+          <w:tcPr>
+            <w:tcW w:w="3628" w:type="dxa"/>
+          </w:tcPr>
+          <w:p>
+            <w:pPr>
+              <w:spacing w:before="40" w:after="40" w:line="288" w:lineRule="auto"/>
+            </w:pPr>
+            <w:r>
+              <w:rPr>
+                <w:sz w:val="19"/>
+                <w:szCs w:val="19"/>
+              </w:rPr>
+              <w:t>বিদ্যমান কাঠামো — নতুন কিছু নয়</w:t>
+            </w:r>
+          </w:p>
+        </w:tc>
+      </w:tr>
+      <w:tr>
+        <w:trPr>
+          <w:jc w:val="center"/>
+        </w:trPr>
+        <w:tc>
+          <w:tcPr>
+            <w:tcW w:w="2041" w:type="dxa"/>
+            <w:shd w:val="clear" w:color="auto" w:fill="EDF2F8"/>
+          </w:tcPr>
+          <w:p>
+            <w:pPr>
+              <w:spacing w:before="40" w:after="40" w:line="288" w:lineRule="auto"/>
+            </w:pPr>
+            <w:r>
+              <w:rPr>
+                <w:sz w:val="19"/>
+                <w:szCs w:val="19"/>
+              </w:rPr>
+              <w:t>বিল্ডিং</w:t>
+            </w:r>
+          </w:p>
+        </w:tc>
+        <w:tc>
+          <w:tcPr>
+            <w:tcW w:w="3742" w:type="dxa"/>
+            <w:shd w:val="clear" w:color="auto" w:fill="EDF2F8"/>
+          </w:tcPr>
+          <w:p>
+            <w:pPr>
+              <w:spacing w:before="40" w:after="40" w:line="288" w:lineRule="auto"/>
+            </w:pPr>
+            <w:r>
+              <w:rPr>
+                <w:sz w:val="19"/>
+                <w:szCs w:val="19"/>
+              </w:rPr>
+              <w:t>ভবন, অথবা রিসোর্টে একটি জোন</w:t>
+            </w:r>
+          </w:p>
+        </w:tc>
+        <w:tc>
+          <w:tcPr>
+            <w:tcW w:w="3628" w:type="dxa"/>
+            <w:shd w:val="clear" w:color="auto" w:fill="EDF2F8"/>
+          </w:tcPr>
+          <w:p>
+            <w:pPr>
+              <w:spacing w:before="40" w:after="40" w:line="288" w:lineRule="auto"/>
+            </w:pPr>
+            <w:r>
+              <w:rPr>
+                <w:sz w:val="19"/>
+                <w:szCs w:val="19"/>
+              </w:rPr>
+              <w:t>সংখ্যায় কোনো সীমা নেই</w:t>
+            </w:r>
+          </w:p>
+        </w:tc>
+      </w:tr>
+      <w:tr>
+        <w:trPr>
+          <w:jc w:val="center"/>
+        </w:trPr>
+        <w:tc>
+          <w:tcPr>
+            <w:tcW w:w="2041" w:type="dxa"/>
+          </w:tcPr>
+          <w:p>
+            <w:pPr>
+              <w:spacing w:before="40" w:after="40" w:line="288" w:lineRule="auto"/>
+            </w:pPr>
+            <w:r>
+              <w:rPr>
+                <w:sz w:val="19"/>
+                <w:szCs w:val="19"/>
+              </w:rPr>
+              <w:t>তলা</w:t>
+            </w:r>
+          </w:p>
+        </w:tc>
+        <w:tc>
+          <w:tcPr>
+            <w:tcW w:w="3742" w:type="dxa"/>
+          </w:tcPr>
+          <w:p>
+            <w:pPr>
+              <w:spacing w:before="40" w:after="40" w:line="288" w:lineRule="auto"/>
+            </w:pPr>
+            <w:r>
+              <w:rPr>
+                <w:sz w:val="19"/>
+                <w:szCs w:val="19"/>
+              </w:rPr>
+              <w:t>ভবনের তলা — ঐচ্ছিক</w:t>
+            </w:r>
+          </w:p>
+        </w:tc>
+        <w:tc>
+          <w:tcPr>
+            <w:tcW w:w="3628" w:type="dxa"/>
+          </w:tcPr>
+          <w:p>
+            <w:pPr>
+              <w:spacing w:before="40" w:after="40" w:line="288" w:lineRule="auto"/>
+            </w:pPr>
+            <w:r>
+              <w:rPr>
+                <w:sz w:val="19"/>
+                <w:szCs w:val="19"/>
+              </w:rPr>
+              <w:t>ছড়ানো কটেজে তলা থাকে না, তখন ফাঁকা থাকবে</w:t>
+            </w:r>
+          </w:p>
+        </w:tc>
+      </w:tr>
+      <w:tr>
+        <w:trPr>
+          <w:jc w:val="center"/>
+        </w:trPr>
+        <w:tc>
+          <w:tcPr>
+            <w:tcW w:w="2041" w:type="dxa"/>
+          </w:tcPr>
+          <w:p>
+            <w:pPr>
+              <w:spacing w:before="40" w:after="40" w:line="288" w:lineRule="auto"/>
+            </w:pPr>
+            <w:r>
+              <w:rPr>
+                <w:sz w:val="19"/>
+                <w:szCs w:val="19"/>
+              </w:rPr>
+              <w:t>রুম ও সিট</w:t>
+            </w:r>
+          </w:p>
+        </w:tc>
+        <w:tc>
+          <w:tcPr>
+            <w:tcW w:w="3742" w:type="dxa"/>
+          </w:tcPr>
+          <w:p>
+            <w:pPr>
+              <w:spacing w:before="40" w:after="40" w:line="288" w:lineRule="auto"/>
+            </w:pPr>
+            <w:r>
+              <w:rPr>
+                <w:sz w:val="19"/>
+                <w:szCs w:val="19"/>
+              </w:rPr>
+              <w:t>প্রকৃত ভাড়াযোগ্য একক</w:t>
+            </w:r>
+          </w:p>
+        </w:tc>
+        <w:tc>
+          <w:tcPr>
+            <w:tcW w:w="3628" w:type="dxa"/>
+          </w:tcPr>
+          <w:p>
+            <w:pPr>
+              <w:spacing w:before="40" w:after="40" w:line="288" w:lineRule="auto"/>
+            </w:pPr>
+            <w:r>
+              <w:rPr>
+                <w:sz w:val="19"/>
+                <w:szCs w:val="19"/>
+              </w:rPr>
+              <w:t>সিট রুমের সাথে যুক্ত থাকে</w:t>
+            </w:r>
+          </w:p>
+        </w:tc>
+      </w:tr>
+    </w:tbl>
+    <w:p>
+      <w:pPr>
+        <w:spacing w:after="1400" w:line="324" w:lineRule="auto"/>
+      </w:pPr>
+    </w:p>
+    <w:p>
+      <w:pPr>
+        <w:pStyle w:val="Heading3"/>
+        <w:spacing w:before="180" w:after="60"/>
+      </w:pPr>
+      <w:r>
+        <w:rPr>
+          <w:rFonts w:ascii="Nirmala UI" w:eastAsia="Nirmala UI" w:hAnsi="Nirmala UI" w:cs="Nirmala UI"/>
+          <w:color w:val="1A1A1A"/>
+          <w:sz w:val="22"/>
+        </w:rPr>
+        <w:t>ব্যবহারিক প্রভাব</w:t>
+      </w:r>
+    </w:p>
+    <w:p>
+      <w:pPr>
+        <w:pStyle w:val="ListBullet"/>
+        <w:spacing w:after="60" w:line="312" w:lineRule="auto"/>
+        <w:ind w:left="454" w:hanging="227"/>
+      </w:pPr>
+      <w:r>
+        <w:rPr>
+          <w:b/>
+          <w:bCs/>
+          <w:color w:val="1A1A1A"/>
+          <w:szCs w:val="21"/>
+        </w:rPr>
+        <w:t>দুই ভবনে একই রুম নম্বর থাকতে পারে। রুমের নিজের নম্বর অপরিবর্তিত থাকবে, পর্দায় নাম তৈরি হবে অবস্থান থেকে — যেমন “অ্যানেক্স / ১০১”</w:t>
+      </w:r>
+    </w:p>
+    <w:p>
+      <w:pPr>
+        <w:pStyle w:val="ListBullet"/>
+        <w:spacing w:after="60" w:line="312" w:lineRule="auto"/>
+        <w:ind w:left="454" w:hanging="227"/>
+      </w:pPr>
+      <w:r>
+        <w:rPr>
+          <w:b/>
+          <w:bCs/>
+          <w:color w:val="1A1A1A"/>
+          <w:szCs w:val="21"/>
+        </w:rPr>
+        <w:t>খালি রুম খোঁজার সময় ভবনভিত্তিক ফিল্টার থাকবে — “মূল ভবনে চাই” একটি বাস্তব চাহিদা</w:t>
+      </w:r>
+    </w:p>
+    <w:p>
+      <w:pPr>
+        <w:pStyle w:val="ListBullet"/>
+        <w:spacing w:after="60" w:line="312" w:lineRule="auto"/>
+        <w:ind w:left="454" w:hanging="227"/>
+      </w:pPr>
+      <w:r>
+        <w:rPr>
+          <w:b/>
+          <w:bCs/>
+          <w:color w:val="1A1A1A"/>
+          <w:szCs w:val="21"/>
+        </w:rPr>
+        <w:t>ফ্লোর প্ল্যান দুই ধাপে দেখাবে — প্রথমে ভবন, তারপর সেই তলার গ্রিড</w:t>
+      </w:r>
+    </w:p>
+    <w:p>
+      <w:pPr>
+        <w:pStyle w:val="ListBullet"/>
+        <w:spacing w:after="60" w:line="312" w:lineRule="auto"/>
+        <w:ind w:left="454" w:hanging="227"/>
+      </w:pPr>
+      <w:r>
+        <w:rPr>
+          <w:b/>
+          <w:bCs/>
+          <w:color w:val="1A1A1A"/>
+          <w:szCs w:val="21"/>
+        </w:rPr>
+        <w:t>হাউসকিপিং ও মাল ইস্যু ভবন ধরে পরিচালিত হবে, কারণ স্টোর ও কর্মী আলাদা</w:t>
+      </w:r>
+    </w:p>
+    <w:p>
+      <w:pPr>
+        <w:pStyle w:val="ListBullet"/>
+        <w:spacing w:after="60" w:line="312" w:lineRule="auto"/>
+        <w:ind w:left="454" w:hanging="227"/>
+      </w:pPr>
+      <w:r>
+        <w:rPr>
+          <w:b/>
+          <w:bCs/>
+          <w:color w:val="1A1A1A"/>
+          <w:szCs w:val="21"/>
+        </w:rPr>
+        <w:t>ভবনভেদে ভাড়া ভিন্ন হলে তা পৃথক রুম-ধরন হিসেবে রাখা হবে — বাড়তি কোনো ব্যবস্থা লাগবে না</w:t>
+      </w:r>
+    </w:p>
+    <w:p>
+      <w:pPr>
+        <w:pStyle w:val="ListBullet"/>
+        <w:spacing w:after="60" w:line="312" w:lineRule="auto"/>
+        <w:ind w:left="454" w:hanging="227"/>
+      </w:pPr>
+      <w:r>
+        <w:rPr>
+          <w:b/>
+          <w:bCs/>
+          <w:color w:val="1A1A1A"/>
+          <w:szCs w:val="21"/>
+        </w:rPr>
+        <w:t>নতুন ভবন, নতুন তলা বা নতুন রুম যুক্ত করা কেবল তথ্য যোগ করার কাজ — কোনো কারিগরি পরিবর্তন প্রয়োজন হবে না</w:t>
+      </w:r>
+    </w:p>
+    <w:p>
+      <w:pPr>
+        <w:pStyle w:val="ListBullet"/>
+        <w:spacing w:after="60" w:line="312" w:lineRule="auto"/>
+        <w:ind w:left="454" w:hanging="227"/>
+      </w:pPr>
+      <w:r>
+        <w:rPr>
+          <w:b/>
+          <w:bCs/>
+          <w:color w:val="1A1A1A"/>
+          <w:szCs w:val="21"/>
+        </w:rPr>
+        <w:t>সংস্কার বা অন্য কারণে বন্ধ তলা নিষ্ক্রিয় করা হবে, মুছে ফেলা হবে না — মুছে ফেললে পুরোনো বুকিং, বিল ও পুলিশ রেজিস্টারের তথ্য অপাঠ্য হয়ে যায়</w:t>
+      </w:r>
+    </w:p>
+    <w:p>
+      <w:pPr>
+        <w:spacing w:after="1400" w:line="324" w:lineRule="auto"/>
+      </w:pPr>
+    </w:p>
+    <w:tbl>
+      <w:tblPr>
+        <w:tblStyle w:val="TableGrid"/>
+        <w:tblW w:w="0" w:type="auto"/>
+        <w:tblLook w:val="04A0" w:firstRow="1" w:lastRow="0" w:firstColumn="1" w:lastColumn="0" w:noHBand="0" w:noVBand="1"/>
+      </w:tblPr>
+      <w:tblGrid>
+        <w:gridCol w:w="9412"/>
+      </w:tblGrid>
+      <w:tr>
+        <w:tc>
+          <w:tcPr>
+            <w:tcW w:w="9412" w:type="dxa"/>
+            <w:tcBorders>
+              <w:left w:val="single" w:sz="24" w:space="0" w:color="1F4E79"/>
+            </w:tcBorders>
+            <w:shd w:val="clear" w:color="auto" w:fill="EDF2F8"/>
+          </w:tcPr>
+          <w:p>
+            <w:pPr>
+              <w:spacing w:before="60" w:after="40"/>
+            </w:pPr>
+            <w:r>
+              <w:rPr>
+                <w:b/>
+                <w:bCs/>
+                <w:color w:val="1F4E79"/>
+                <w:szCs w:val="21"/>
+              </w:rPr>
+              <w:t>ভবন পৃথক শাখা নয়</w:t>
+              <w:br/>
+              <w:t>প্রতিটি ভবনকে পৃথক শাখা হিসেবে খোলা হবে না। শাখা মানে পৃথক হিসাব, পৃথক অর্থবছর ও পৃথক ভাউচার — তাতে একই হোটেলের খাতা দুই ভাগ হয়ে যেত এবং সম্মিলিত লাভ-ক্ষতি বের করা কঠিন হতো। প্রতিষ্ঠান জানিয়েছে দুই ভবনের হিসাব একসাথেই থাকবে।</w:t>
+              <w:br/>
+              <w:t>তবে প্রতিটি রুমের সাথে ভবন সংরক্ষিত থাকায় ভবনভিত্তিক অকুপেন্সি ও আয়ের প্রতিবেদন এমনিতেই পাওয়া যাবে। হিসাব একসাথে রাখা মানে আলাদা করে দেখা যাবে না, তা নয়।</w:t>
+            </w:r>
+          </w:p>
+        </w:tc>
+      </w:tr>
+    </w:tbl>
+    <w:p>
+      <w:pPr>
+        <w:spacing w:after="1400" w:line="324" w:lineRule="auto"/>
+      </w:pPr>
     </w:p>
     <w:p>
       <w:r>
@@ -10608,7 +13457,7 @@
         </w:rPr>
         <w:t>প্রতিবেদন তালিকা</w:t>
       </w:r>
-      <w:bookmarkEnd w:id="21"/>
+      <w:bookmarkEnd w:id="20"/>
     </w:p>
     <w:tbl>
       <w:tblPr>
@@ -11181,7 +14030,6 @@
                 <w:sz w:val="19"/>
                 <w:szCs w:val="19"/>
               </w:rPr>
-              <w:lastRenderedPageBreak/>
               <w:t>৯</w:t>
             </w:r>
           </w:p>
@@ -11515,6 +14363,186 @@
           </w:p>
         </w:tc>
       </w:tr>
+      <w:tr>
+        <w:trPr>
+          <w:jc w:val="center"/>
+        </w:trPr>
+        <w:tc>
+          <w:tcPr>
+            <w:tcW w:w="794" w:type="dxa"/>
+            <w:shd w:val="clear" w:color="auto" w:fill="EDF2F8"/>
+          </w:tcPr>
+          <w:p>
+            <w:pPr>
+              <w:spacing w:before="40" w:after="40" w:line="288" w:lineRule="auto"/>
+              <w:jc w:val="center"/>
+            </w:pPr>
+            <w:r>
+              <w:rPr>
+                <w:sz w:val="19"/>
+                <w:szCs w:val="19"/>
+              </w:rPr>
+              <w:t>১৫</w:t>
+            </w:r>
+          </w:p>
+        </w:tc>
+        <w:tc>
+          <w:tcPr>
+            <w:tcW w:w="3061" w:type="dxa"/>
+            <w:shd w:val="clear" w:color="auto" w:fill="EDF2F8"/>
+          </w:tcPr>
+          <w:p>
+            <w:pPr>
+              <w:spacing w:before="40" w:after="40" w:line="288" w:lineRule="auto"/>
+            </w:pPr>
+            <w:r>
+              <w:rPr>
+                <w:sz w:val="19"/>
+                <w:szCs w:val="19"/>
+              </w:rPr>
+              <w:t>প্রতিষ্ঠানভিত্তিক বকেয়া ও বয়স-বিশ্লেষণ</w:t>
+            </w:r>
+          </w:p>
+        </w:tc>
+        <w:tc>
+          <w:tcPr>
+            <w:tcW w:w="5556" w:type="dxa"/>
+            <w:shd w:val="clear" w:color="auto" w:fill="EDF2F8"/>
+          </w:tcPr>
+          <w:p>
+            <w:pPr>
+              <w:spacing w:before="40" w:after="40" w:line="288" w:lineRule="auto"/>
+            </w:pPr>
+            <w:r>
+              <w:rPr>
+                <w:sz w:val="19"/>
+                <w:szCs w:val="19"/>
+              </w:rPr>
+              <w:t>কর্পোরেট বুকিংয়ের অনাদায়ী পাওনা এবং তা কত দিনের পুরোনো</w:t>
+            </w:r>
+          </w:p>
+        </w:tc>
+      </w:tr>
+      <w:tr>
+        <w:trPr>
+          <w:jc w:val="center"/>
+        </w:trPr>
+        <w:tc>
+          <w:tcPr>
+            <w:tcW w:w="794" w:type="dxa"/>
+            <w:shd w:val="clear" w:color="auto" w:fill="EDF2F8"/>
+          </w:tcPr>
+          <w:p>
+            <w:pPr>
+              <w:spacing w:before="40" w:after="40" w:line="288" w:lineRule="auto"/>
+              <w:jc w:val="center"/>
+            </w:pPr>
+            <w:r>
+              <w:rPr>
+                <w:sz w:val="19"/>
+                <w:szCs w:val="19"/>
+              </w:rPr>
+              <w:t>১৬</w:t>
+            </w:r>
+          </w:p>
+        </w:tc>
+        <w:tc>
+          <w:tcPr>
+            <w:tcW w:w="3061" w:type="dxa"/>
+            <w:shd w:val="clear" w:color="auto" w:fill="EDF2F8"/>
+          </w:tcPr>
+          <w:p>
+            <w:pPr>
+              <w:spacing w:before="40" w:after="40" w:line="288" w:lineRule="auto"/>
+            </w:pPr>
+            <w:r>
+              <w:rPr>
+                <w:sz w:val="19"/>
+                <w:szCs w:val="19"/>
+              </w:rPr>
+              <w:t>ভ্যাট ও সার্ভিস চার্জ বিবরণী</w:t>
+            </w:r>
+          </w:p>
+        </w:tc>
+        <w:tc>
+          <w:tcPr>
+            <w:tcW w:w="5556" w:type="dxa"/>
+            <w:shd w:val="clear" w:color="auto" w:fill="EDF2F8"/>
+          </w:tcPr>
+          <w:p>
+            <w:pPr>
+              <w:spacing w:before="40" w:after="40" w:line="288" w:lineRule="auto"/>
+            </w:pPr>
+            <w:r>
+              <w:rPr>
+                <w:sz w:val="19"/>
+                <w:szCs w:val="19"/>
+              </w:rPr>
+              <w:t>নির্দিষ্ট সময়ে খাতভিত্তিক আদায়কৃত ভ্যাট ও সার্ভিস চার্জ</w:t>
+            </w:r>
+          </w:p>
+        </w:tc>
+      </w:tr>
+      <w:tr>
+        <w:trPr>
+          <w:jc w:val="center"/>
+        </w:trPr>
+        <w:tc>
+          <w:tcPr>
+            <w:tcW w:w="794" w:type="dxa"/>
+            <w:shd w:val="clear" w:color="auto" w:fill="EDF2F8"/>
+          </w:tcPr>
+          <w:p>
+            <w:pPr>
+              <w:spacing w:before="40" w:after="40" w:line="288" w:lineRule="auto"/>
+              <w:jc w:val="center"/>
+            </w:pPr>
+            <w:r>
+              <w:rPr>
+                <w:sz w:val="19"/>
+                <w:szCs w:val="19"/>
+              </w:rPr>
+              <w:t>১৭</w:t>
+            </w:r>
+          </w:p>
+        </w:tc>
+        <w:tc>
+          <w:tcPr>
+            <w:tcW w:w="3061" w:type="dxa"/>
+            <w:shd w:val="clear" w:color="auto" w:fill="EDF2F8"/>
+          </w:tcPr>
+          <w:p>
+            <w:pPr>
+              <w:spacing w:before="40" w:after="40" w:line="288" w:lineRule="auto"/>
+            </w:pPr>
+            <w:r>
+              <w:rPr>
+                <w:sz w:val="19"/>
+                <w:szCs w:val="19"/>
+              </w:rPr>
+              <w:t>মেয়াদ শেষ হতে যাওয়া হোল্ড</w:t>
+            </w:r>
+          </w:p>
+        </w:tc>
+        <w:tc>
+          <w:tcPr>
+            <w:tcW w:w="5556" w:type="dxa"/>
+            <w:shd w:val="clear" w:color="auto" w:fill="EDF2F8"/>
+          </w:tcPr>
+          <w:p>
+            <w:pPr>
+              <w:spacing w:before="40" w:after="40" w:line="288" w:lineRule="auto"/>
+            </w:pPr>
+            <w:r>
+              <w:rPr>
+                <w:sz w:val="19"/>
+                <w:szCs w:val="19"/>
+              </w:rPr>
+              <w:t>আগামী দিনগুলোতে যেসব অস্থায়ী বুকিংয়ের মেয়াদ শেষ হবে</w:t>
+            </w:r>
+          </w:p>
+        </w:tc>
+      </w:tr>
     </w:tbl>
     <w:p>
       <w:pPr>
@@ -11529,7 +14557,7 @@
         </w:pBdr>
         <w:spacing w:before="320" w:after="140"/>
       </w:pPr>
-      <w:bookmarkStart w:id="22" w:name="_Toc238325430"/>
+      <w:bookmarkStart w:id="21" w:name="_Toc238325430"/>
       <w:r>
         <w:rPr>
           <w:rFonts w:ascii="Nirmala UI" w:eastAsia="Nirmala UI" w:hAnsi="Nirmala UI" w:cs="Nirmala UI"/>
@@ -11548,7 +14576,7 @@
         </w:rPr>
         <w:t>হিসাবরক্ষণ নীতি</w:t>
       </w:r>
-      <w:bookmarkEnd w:id="22"/>
+      <w:bookmarkEnd w:id="21"/>
     </w:p>
     <w:p>
       <w:pPr>
@@ -11598,6 +14626,7 @@
                 <w:sz w:val="19"/>
                 <w:szCs w:val="19"/>
               </w:rPr>
+              <w:lastRenderedPageBreak/>
               <w:t>ঘটনা</w:t>
             </w:r>
           </w:p>
@@ -12278,6 +15307,174 @@
           </w:p>
         </w:tc>
       </w:tr>
+      <w:tr>
+        <w:trPr>
+          <w:jc w:val="center"/>
+        </w:trPr>
+        <w:tc>
+          <w:tcPr>
+            <w:tcW w:w="3742" w:type="dxa"/>
+          </w:tcPr>
+          <w:p>
+            <w:pPr>
+              <w:spacing w:before="40" w:after="40" w:line="288" w:lineRule="auto"/>
+            </w:pPr>
+            <w:r>
+              <w:rPr>
+                <w:sz w:val="19"/>
+                <w:szCs w:val="19"/>
+              </w:rPr>
+              <w:t>বিলে সার্ভিস চার্জ</w:t>
+            </w:r>
+          </w:p>
+        </w:tc>
+        <w:tc>
+          <w:tcPr>
+            <w:tcW w:w="2835" w:type="dxa"/>
+          </w:tcPr>
+          <w:p>
+            <w:pPr>
+              <w:spacing w:before="40" w:after="40" w:line="288" w:lineRule="auto"/>
+            </w:pPr>
+            <w:r>
+              <w:rPr>
+                <w:sz w:val="19"/>
+                <w:szCs w:val="19"/>
+              </w:rPr>
+              <w:t>গ্রাহক</w:t>
+            </w:r>
+          </w:p>
+        </w:tc>
+        <w:tc>
+          <w:tcPr>
+            <w:tcW w:w="2835" w:type="dxa"/>
+          </w:tcPr>
+          <w:p>
+            <w:pPr>
+              <w:spacing w:before="40" w:after="40" w:line="288" w:lineRule="auto"/>
+            </w:pPr>
+            <w:r>
+              <w:rPr>
+                <w:sz w:val="19"/>
+                <w:szCs w:val="19"/>
+              </w:rPr>
+              <w:t>সার্ভিস চার্জ আয়</w:t>
+            </w:r>
+          </w:p>
+        </w:tc>
+      </w:tr>
+      <w:tr>
+        <w:trPr>
+          <w:jc w:val="center"/>
+        </w:trPr>
+        <w:tc>
+          <w:tcPr>
+            <w:tcW w:w="3742" w:type="dxa"/>
+          </w:tcPr>
+          <w:p>
+            <w:pPr>
+              <w:spacing w:before="40" w:after="40" w:line="288" w:lineRule="auto"/>
+            </w:pPr>
+            <w:r>
+              <w:rPr>
+                <w:sz w:val="19"/>
+                <w:szCs w:val="19"/>
+              </w:rPr>
+              <w:t>বিলে ভ্যাট</w:t>
+            </w:r>
+          </w:p>
+        </w:tc>
+        <w:tc>
+          <w:tcPr>
+            <w:tcW w:w="2835" w:type="dxa"/>
+          </w:tcPr>
+          <w:p>
+            <w:pPr>
+              <w:spacing w:before="40" w:after="40" w:line="288" w:lineRule="auto"/>
+            </w:pPr>
+            <w:r>
+              <w:rPr>
+                <w:sz w:val="19"/>
+                <w:szCs w:val="19"/>
+              </w:rPr>
+              <w:t>গ্রাহক</w:t>
+            </w:r>
+          </w:p>
+        </w:tc>
+        <w:tc>
+          <w:tcPr>
+            <w:tcW w:w="2835" w:type="dxa"/>
+          </w:tcPr>
+          <w:p>
+            <w:pPr>
+              <w:spacing w:before="40" w:after="40" w:line="288" w:lineRule="auto"/>
+            </w:pPr>
+            <w:r>
+              <w:rPr>
+                <w:sz w:val="19"/>
+                <w:szCs w:val="19"/>
+              </w:rPr>
+              <w:t>প্রদেয় ভ্যাট (দায়)</w:t>
+            </w:r>
+          </w:p>
+        </w:tc>
+      </w:tr>
+      <w:tr>
+        <w:trPr>
+          <w:jc w:val="center"/>
+        </w:trPr>
+        <w:tc>
+          <w:tcPr>
+            <w:tcW w:w="3742" w:type="dxa"/>
+          </w:tcPr>
+          <w:p>
+            <w:pPr>
+              <w:spacing w:before="40" w:after="40" w:line="288" w:lineRule="auto"/>
+            </w:pPr>
+            <w:r>
+              <w:rPr>
+                <w:sz w:val="19"/>
+                <w:szCs w:val="19"/>
+              </w:rPr>
+              <w:t>বিল অন্য পক্ষের নামে স্থানান্তর</w:t>
+            </w:r>
+          </w:p>
+        </w:tc>
+        <w:tc>
+          <w:tcPr>
+            <w:tcW w:w="2835" w:type="dxa"/>
+          </w:tcPr>
+          <w:p>
+            <w:pPr>
+              <w:spacing w:before="40" w:after="40" w:line="288" w:lineRule="auto"/>
+            </w:pPr>
+            <w:r>
+              <w:rPr>
+                <w:sz w:val="19"/>
+                <w:szCs w:val="19"/>
+              </w:rPr>
+              <w:t>নতুন পক্ষ (প্রতিষ্ঠান)</w:t>
+            </w:r>
+          </w:p>
+        </w:tc>
+        <w:tc>
+          <w:tcPr>
+            <w:tcW w:w="2835" w:type="dxa"/>
+          </w:tcPr>
+          <w:p>
+            <w:pPr>
+              <w:spacing w:before="40" w:after="40" w:line="288" w:lineRule="auto"/>
+            </w:pPr>
+            <w:r>
+              <w:rPr>
+                <w:sz w:val="19"/>
+                <w:szCs w:val="19"/>
+              </w:rPr>
+              <w:t>পূর্বের পক্ষ (অতিথি)</w:t>
+            </w:r>
+          </w:p>
+        </w:tc>
+      </w:tr>
     </w:tbl>
     <w:p>
       <w:pPr>
@@ -12292,7 +15489,7 @@
           <w:szCs w:val="30"/>
         </w:rPr>
       </w:pPr>
-      <w:bookmarkStart w:id="23" w:name="_Toc238325431"/>
+      <w:bookmarkStart w:id="22" w:name="_Toc238325431"/>
     </w:p>
     <w:p>
       <w:r>
@@ -12311,14 +15508,14 @@
         </w:rPr>
         <w:t>বাস্তবায়ন পরিকল্পনা ও সময়সূচি</w:t>
       </w:r>
-      <w:bookmarkEnd w:id="23"/>
+      <w:bookmarkEnd w:id="22"/>
     </w:p>
     <w:p>
       <w:pPr>
         <w:pStyle w:val="Heading2"/>
         <w:spacing w:before="240" w:after="80"/>
       </w:pPr>
-      <w:bookmarkStart w:id="24" w:name="_Toc238325432"/>
+      <w:bookmarkStart w:id="23" w:name="_Toc238325432"/>
       <w:r>
         <w:rPr>
           <w:rFonts w:ascii="Nirmala UI" w:eastAsia="Nirmala UI" w:hAnsi="Nirmala UI" w:cs="Nirmala UI"/>
@@ -12337,7 +15534,7 @@
         </w:rPr>
         <w:t>ধাপভিত্তিক সময় প্রাক্কলন</w:t>
       </w:r>
-      <w:bookmarkEnd w:id="24"/>
+      <w:bookmarkEnd w:id="23"/>
     </w:p>
     <w:p>
       <w:pPr>
@@ -12633,7 +15830,6 @@
                 <w:sz w:val="19"/>
                 <w:szCs w:val="19"/>
               </w:rPr>
-              <w:lastRenderedPageBreak/>
               <w:t>২</w:t>
             </w:r>
           </w:p>
@@ -13403,6 +16599,487 @@
         <w:tc>
           <w:tcPr>
             <w:tcW w:w="794" w:type="dxa"/>
+            <w:shd w:val="clear" w:color="auto" w:fill="EDF2F8"/>
+          </w:tcPr>
+          <w:p>
+            <w:pPr>
+              <w:spacing w:before="40" w:after="40" w:line="288" w:lineRule="auto"/>
+              <w:jc w:val="center"/>
+            </w:pPr>
+            <w:r>
+              <w:rPr>
+                <w:sz w:val="19"/>
+                <w:szCs w:val="19"/>
+              </w:rPr>
+              <w:lastRenderedPageBreak/>
+              <w:t>১৩</w:t>
+            </w:r>
+          </w:p>
+        </w:tc>
+        <w:tc>
+          <w:tcPr>
+            <w:tcW w:w="5669" w:type="dxa"/>
+            <w:shd w:val="clear" w:color="auto" w:fill="EDF2F8"/>
+          </w:tcPr>
+          <w:p>
+            <w:pPr>
+              <w:spacing w:before="40" w:after="40" w:line="288" w:lineRule="auto"/>
+            </w:pPr>
+            <w:r>
+              <w:rPr>
+                <w:sz w:val="19"/>
+                <w:szCs w:val="19"/>
+              </w:rPr>
+              <w:t>বুকিং ধরন, কর্পোরেট বিলিং ও বিল স্থানান্তর</w:t>
+            </w:r>
+          </w:p>
+        </w:tc>
+        <w:tc>
+          <w:tcPr>
+            <w:tcW w:w="1361" w:type="dxa"/>
+            <w:shd w:val="clear" w:color="auto" w:fill="EDF2F8"/>
+          </w:tcPr>
+          <w:p>
+            <w:pPr>
+              <w:spacing w:before="40" w:after="40" w:line="288" w:lineRule="auto"/>
+              <w:jc w:val="center"/>
+            </w:pPr>
+            <w:r>
+              <w:rPr>
+                <w:sz w:val="19"/>
+                <w:szCs w:val="19"/>
+              </w:rPr>
+              <w:t>৫</w:t>
+            </w:r>
+          </w:p>
+        </w:tc>
+        <w:tc>
+          <w:tcPr>
+            <w:tcW w:w="1587" w:type="dxa"/>
+            <w:shd w:val="clear" w:color="auto" w:fill="EDF2F8"/>
+          </w:tcPr>
+          <w:p>
+            <w:pPr>
+              <w:spacing w:before="40" w:after="40" w:line="288" w:lineRule="auto"/>
+              <w:jc w:val="center"/>
+            </w:pPr>
+            <w:r>
+              <w:rPr>
+                <w:sz w:val="19"/>
+                <w:szCs w:val="19"/>
+              </w:rPr>
+              <w:t>২১</w:t>
+            </w:r>
+          </w:p>
+        </w:tc>
+      </w:tr>
+      <w:tr>
+        <w:trPr>
+          <w:jc w:val="center"/>
+        </w:trPr>
+        <w:tc>
+          <w:tcPr>
+            <w:tcW w:w="794" w:type="dxa"/>
+            <w:shd w:val="clear" w:color="auto" w:fill="EDF2F8"/>
+          </w:tcPr>
+          <w:p>
+            <w:pPr>
+              <w:spacing w:before="40" w:after="40" w:line="288" w:lineRule="auto"/>
+              <w:jc w:val="center"/>
+            </w:pPr>
+            <w:r>
+              <w:rPr>
+                <w:sz w:val="19"/>
+                <w:szCs w:val="19"/>
+              </w:rPr>
+              <w:t>১৪</w:t>
+            </w:r>
+          </w:p>
+        </w:tc>
+        <w:tc>
+          <w:tcPr>
+            <w:tcW w:w="5669" w:type="dxa"/>
+            <w:shd w:val="clear" w:color="auto" w:fill="EDF2F8"/>
+          </w:tcPr>
+          <w:p>
+            <w:pPr>
+              <w:spacing w:before="40" w:after="40" w:line="288" w:lineRule="auto"/>
+            </w:pPr>
+            <w:r>
+              <w:rPr>
+                <w:sz w:val="19"/>
+                <w:szCs w:val="19"/>
+              </w:rPr>
+              <w:t>সিট-ভিত্তিক রুম, লিঙ্গ নিয়ন্ত্রণ ও সিট ম্যাপ</w:t>
+            </w:r>
+          </w:p>
+        </w:tc>
+        <w:tc>
+          <w:tcPr>
+            <w:tcW w:w="1361" w:type="dxa"/>
+            <w:shd w:val="clear" w:color="auto" w:fill="EDF2F8"/>
+          </w:tcPr>
+          <w:p>
+            <w:pPr>
+              <w:spacing w:before="40" w:after="40" w:line="288" w:lineRule="auto"/>
+              <w:jc w:val="center"/>
+            </w:pPr>
+            <w:r>
+              <w:rPr>
+                <w:sz w:val="19"/>
+                <w:szCs w:val="19"/>
+              </w:rPr>
+              <w:t>৭</w:t>
+            </w:r>
+          </w:p>
+        </w:tc>
+        <w:tc>
+          <w:tcPr>
+            <w:tcW w:w="1587" w:type="dxa"/>
+            <w:shd w:val="clear" w:color="auto" w:fill="EDF2F8"/>
+          </w:tcPr>
+          <w:p>
+            <w:pPr>
+              <w:spacing w:before="40" w:after="40" w:line="288" w:lineRule="auto"/>
+              <w:jc w:val="center"/>
+            </w:pPr>
+            <w:r>
+              <w:rPr>
+                <w:sz w:val="19"/>
+                <w:szCs w:val="19"/>
+              </w:rPr>
+              <w:t>২১–২২</w:t>
+            </w:r>
+          </w:p>
+        </w:tc>
+      </w:tr>
+      <w:tr>
+        <w:trPr>
+          <w:jc w:val="center"/>
+        </w:trPr>
+        <w:tc>
+          <w:tcPr>
+            <w:tcW w:w="794" w:type="dxa"/>
+            <w:shd w:val="clear" w:color="auto" w:fill="EDF2F8"/>
+          </w:tcPr>
+          <w:p>
+            <w:pPr>
+              <w:spacing w:before="40" w:after="40" w:line="288" w:lineRule="auto"/>
+              <w:jc w:val="center"/>
+            </w:pPr>
+            <w:r>
+              <w:rPr>
+                <w:sz w:val="19"/>
+                <w:szCs w:val="19"/>
+              </w:rPr>
+              <w:t>১৫</w:t>
+            </w:r>
+          </w:p>
+        </w:tc>
+        <w:tc>
+          <w:tcPr>
+            <w:tcW w:w="5669" w:type="dxa"/>
+            <w:shd w:val="clear" w:color="auto" w:fill="EDF2F8"/>
+          </w:tcPr>
+          <w:p>
+            <w:pPr>
+              <w:spacing w:before="40" w:after="40" w:line="288" w:lineRule="auto"/>
+            </w:pPr>
+            <w:r>
+              <w:rPr>
+                <w:sz w:val="19"/>
+                <w:szCs w:val="19"/>
+              </w:rPr>
+              <w:t>অস্থায়ী হোল্ড ও মেয়াদ ব্যবস্থাপনা</w:t>
+            </w:r>
+          </w:p>
+        </w:tc>
+        <w:tc>
+          <w:tcPr>
+            <w:tcW w:w="1361" w:type="dxa"/>
+            <w:shd w:val="clear" w:color="auto" w:fill="EDF2F8"/>
+          </w:tcPr>
+          <w:p>
+            <w:pPr>
+              <w:spacing w:before="40" w:after="40" w:line="288" w:lineRule="auto"/>
+              <w:jc w:val="center"/>
+            </w:pPr>
+            <w:r>
+              <w:rPr>
+                <w:sz w:val="19"/>
+                <w:szCs w:val="19"/>
+              </w:rPr>
+              <w:t>২</w:t>
+            </w:r>
+          </w:p>
+        </w:tc>
+        <w:tc>
+          <w:tcPr>
+            <w:tcW w:w="1587" w:type="dxa"/>
+            <w:shd w:val="clear" w:color="auto" w:fill="EDF2F8"/>
+          </w:tcPr>
+          <w:p>
+            <w:pPr>
+              <w:spacing w:before="40" w:after="40" w:line="288" w:lineRule="auto"/>
+              <w:jc w:val="center"/>
+            </w:pPr>
+            <w:r>
+              <w:rPr>
+                <w:sz w:val="19"/>
+                <w:szCs w:val="19"/>
+              </w:rPr>
+              <w:t>২৩</w:t>
+            </w:r>
+          </w:p>
+        </w:tc>
+      </w:tr>
+      <w:tr>
+        <w:trPr>
+          <w:jc w:val="center"/>
+        </w:trPr>
+        <w:tc>
+          <w:tcPr>
+            <w:tcW w:w="794" w:type="dxa"/>
+            <w:shd w:val="clear" w:color="auto" w:fill="EDF2F8"/>
+          </w:tcPr>
+          <w:p>
+            <w:pPr>
+              <w:spacing w:before="40" w:after="40" w:line="288" w:lineRule="auto"/>
+              <w:jc w:val="center"/>
+            </w:pPr>
+            <w:r>
+              <w:rPr>
+                <w:sz w:val="19"/>
+                <w:szCs w:val="19"/>
+              </w:rPr>
+              <w:t>১৬</w:t>
+            </w:r>
+          </w:p>
+        </w:tc>
+        <w:tc>
+          <w:tcPr>
+            <w:tcW w:w="5669" w:type="dxa"/>
+            <w:shd w:val="clear" w:color="auto" w:fill="EDF2F8"/>
+          </w:tcPr>
+          <w:p>
+            <w:pPr>
+              <w:spacing w:before="40" w:after="40" w:line="288" w:lineRule="auto"/>
+            </w:pPr>
+            <w:r>
+              <w:rPr>
+                <w:sz w:val="19"/>
+                <w:szCs w:val="19"/>
+              </w:rPr>
+              <w:t>ভ্যাট, সার্ভিস চার্জ ও বিল কাঠামো</w:t>
+            </w:r>
+          </w:p>
+        </w:tc>
+        <w:tc>
+          <w:tcPr>
+            <w:tcW w:w="1361" w:type="dxa"/>
+            <w:shd w:val="clear" w:color="auto" w:fill="EDF2F8"/>
+          </w:tcPr>
+          <w:p>
+            <w:pPr>
+              <w:spacing w:before="40" w:after="40" w:line="288" w:lineRule="auto"/>
+              <w:jc w:val="center"/>
+            </w:pPr>
+            <w:r>
+              <w:rPr>
+                <w:sz w:val="19"/>
+                <w:szCs w:val="19"/>
+              </w:rPr>
+              <w:t>৬</w:t>
+            </w:r>
+          </w:p>
+        </w:tc>
+        <w:tc>
+          <w:tcPr>
+            <w:tcW w:w="1587" w:type="dxa"/>
+            <w:shd w:val="clear" w:color="auto" w:fill="EDF2F8"/>
+          </w:tcPr>
+          <w:p>
+            <w:pPr>
+              <w:spacing w:before="40" w:after="40" w:line="288" w:lineRule="auto"/>
+              <w:jc w:val="center"/>
+            </w:pPr>
+            <w:r>
+              <w:rPr>
+                <w:sz w:val="19"/>
+                <w:szCs w:val="19"/>
+              </w:rPr>
+              <w:t>২৩–২৪</w:t>
+            </w:r>
+          </w:p>
+        </w:tc>
+      </w:tr>
+      <w:tr>
+        <w:trPr>
+          <w:jc w:val="center"/>
+        </w:trPr>
+        <w:tc>
+          <w:tcPr>
+            <w:tcW w:w="794" w:type="dxa"/>
+            <w:shd w:val="clear" w:color="auto" w:fill="EDF2F8"/>
+          </w:tcPr>
+          <w:p>
+            <w:pPr>
+              <w:spacing w:before="40" w:after="40" w:line="288" w:lineRule="auto"/>
+              <w:jc w:val="center"/>
+            </w:pPr>
+            <w:r>
+              <w:rPr>
+                <w:sz w:val="19"/>
+                <w:szCs w:val="19"/>
+              </w:rPr>
+              <w:t>১৭</w:t>
+            </w:r>
+          </w:p>
+        </w:tc>
+        <w:tc>
+          <w:tcPr>
+            <w:tcW w:w="5669" w:type="dxa"/>
+            <w:shd w:val="clear" w:color="auto" w:fill="EDF2F8"/>
+          </w:tcPr>
+          <w:p>
+            <w:pPr>
+              <w:spacing w:before="40" w:after="40" w:line="288" w:lineRule="auto"/>
+            </w:pPr>
+            <w:r>
+              <w:rPr>
+                <w:sz w:val="19"/>
+                <w:szCs w:val="19"/>
+              </w:rPr>
+              <w:t>বুকিং ফর্ম ও দুই ধাপে অতিথির তথ্য সংগ্রহ</w:t>
+            </w:r>
+          </w:p>
+        </w:tc>
+        <w:tc>
+          <w:tcPr>
+            <w:tcW w:w="1361" w:type="dxa"/>
+            <w:shd w:val="clear" w:color="auto" w:fill="EDF2F8"/>
+          </w:tcPr>
+          <w:p>
+            <w:pPr>
+              <w:spacing w:before="40" w:after="40" w:line="288" w:lineRule="auto"/>
+              <w:jc w:val="center"/>
+            </w:pPr>
+            <w:r>
+              <w:rPr>
+                <w:sz w:val="19"/>
+                <w:szCs w:val="19"/>
+              </w:rPr>
+              <w:t>৩</w:t>
+            </w:r>
+          </w:p>
+        </w:tc>
+        <w:tc>
+          <w:tcPr>
+            <w:tcW w:w="1587" w:type="dxa"/>
+            <w:shd w:val="clear" w:color="auto" w:fill="EDF2F8"/>
+          </w:tcPr>
+          <w:p>
+            <w:pPr>
+              <w:spacing w:before="40" w:after="40" w:line="288" w:lineRule="auto"/>
+              <w:jc w:val="center"/>
+            </w:pPr>
+            <w:r>
+              <w:rPr>
+                <w:sz w:val="19"/>
+                <w:szCs w:val="19"/>
+              </w:rPr>
+              <w:t>২৪</w:t>
+            </w:r>
+          </w:p>
+        </w:tc>
+      </w:tr>
+      <w:tr>
+        <w:trPr>
+          <w:jc w:val="center"/>
+        </w:trPr>
+        <w:tc>
+          <w:tcPr>
+            <w:tcW w:w="794" w:type="dxa"/>
+            <w:shd w:val="clear" w:color="auto" w:fill="EDF2F8"/>
+          </w:tcPr>
+          <w:p>
+            <w:pPr>
+              <w:spacing w:before="40" w:after="40" w:line="288" w:lineRule="auto"/>
+              <w:jc w:val="center"/>
+            </w:pPr>
+            <w:r>
+              <w:rPr>
+                <w:sz w:val="19"/>
+                <w:szCs w:val="19"/>
+              </w:rPr>
+              <w:t>১৮</w:t>
+            </w:r>
+          </w:p>
+        </w:tc>
+        <w:tc>
+          <w:tcPr>
+            <w:tcW w:w="5669" w:type="dxa"/>
+            <w:shd w:val="clear" w:color="auto" w:fill="EDF2F8"/>
+          </w:tcPr>
+          <w:p>
+            <w:pPr>
+              <w:spacing w:before="40" w:after="40" w:line="288" w:lineRule="auto"/>
+            </w:pPr>
+            <w:r>
+              <w:rPr>
+                <w:sz w:val="19"/>
+                <w:szCs w:val="19"/>
+              </w:rPr>
+              <w:t>ভবন ও তলার কাঠামো, ভবনভিত্তিক ফিল্টার ও প্রতিবেদন</w:t>
+            </w:r>
+          </w:p>
+        </w:tc>
+        <w:tc>
+          <w:tcPr>
+            <w:tcW w:w="1361" w:type="dxa"/>
+            <w:shd w:val="clear" w:color="auto" w:fill="EDF2F8"/>
+          </w:tcPr>
+          <w:p>
+            <w:pPr>
+              <w:spacing w:before="40" w:after="40" w:line="288" w:lineRule="auto"/>
+              <w:jc w:val="center"/>
+            </w:pPr>
+            <w:r>
+              <w:rPr>
+                <w:sz w:val="19"/>
+                <w:szCs w:val="19"/>
+              </w:rPr>
+              <w:t>৩</w:t>
+            </w:r>
+          </w:p>
+        </w:tc>
+        <w:tc>
+          <w:tcPr>
+            <w:tcW w:w="1587" w:type="dxa"/>
+            <w:shd w:val="clear" w:color="auto" w:fill="EDF2F8"/>
+          </w:tcPr>
+          <w:p>
+            <w:pPr>
+              <w:spacing w:before="40" w:after="40" w:line="288" w:lineRule="auto"/>
+              <w:jc w:val="center"/>
+            </w:pPr>
+            <w:r>
+              <w:rPr>
+                <w:sz w:val="19"/>
+                <w:szCs w:val="19"/>
+              </w:rPr>
+              <w:t>২৫</w:t>
+            </w:r>
+          </w:p>
+        </w:tc>
+      </w:tr>
+      <w:tr>
+        <w:trPr>
+          <w:jc w:val="center"/>
+        </w:trPr>
+        <w:tc>
+          <w:tcPr>
+            <w:tcW w:w="794" w:type="dxa"/>
             <w:shd w:val="clear" w:color="auto" w:fill="E6F2E9"/>
           </w:tcPr>
           <w:p>
@@ -13410,6 +17087,7 @@
               <w:spacing w:before="40" w:after="40" w:line="288" w:lineRule="auto"/>
               <w:jc w:val="center"/>
             </w:pPr>
+            <w:r/>
           </w:p>
         </w:tc>
         <w:tc>
@@ -13449,7 +17127,7 @@
                 <w:sz w:val="19"/>
                 <w:szCs w:val="19"/>
               </w:rPr>
-              <w:t>১০০</w:t>
+              <w:t>১২৬</w:t>
             </w:r>
           </w:p>
         </w:tc>
@@ -13470,7 +17148,7 @@
                 <w:sz w:val="19"/>
                 <w:szCs w:val="19"/>
               </w:rPr>
-              <w:t>২০ সপ্তাহ</w:t>
+              <w:t>২৫ সপ্তাহ</w:t>
             </w:r>
           </w:p>
         </w:tc>
@@ -13483,10 +17161,22 @@
     </w:p>
     <w:p>
       <w:pPr>
+        <w:spacing w:after="100" w:line="324" w:lineRule="auto"/>
+        <w:jc w:val="both"/>
+      </w:pPr>
+      <w:r>
+        <w:rPr>
+          <w:szCs w:val="21"/>
+        </w:rPr>
+        <w:t>ধাপ ১৩–১৬ পরবর্তী আলোচনার ভিত্তিতে যুক্ত হয়েছে। এগুলো অন্তর্ভুক্ত হওয়ায় নিচের ৬.২ গ্যান্ট চার্ট ও ৬.৩ রিলিজ পরিকল্পনা অনুমোদনের সময় পুনর্বিন্যস্ত করা হবে।</w:t>
+      </w:r>
+    </w:p>
+    <w:p>
+      <w:pPr>
         <w:pStyle w:val="Heading2"/>
         <w:spacing w:before="240" w:after="80"/>
       </w:pPr>
-      <w:bookmarkStart w:id="25" w:name="_Toc238325433"/>
+      <w:bookmarkStart w:id="24" w:name="_Toc238325433"/>
       <w:r>
         <w:rPr>
           <w:rFonts w:ascii="Nirmala UI" w:eastAsia="Nirmala UI" w:hAnsi="Nirmala UI" w:cs="Nirmala UI"/>
@@ -13505,7 +17195,7 @@
         </w:rPr>
         <w:t>গ্যান্ট চার্ট</w:t>
       </w:r>
-      <w:bookmarkEnd w:id="25"/>
+      <w:bookmarkEnd w:id="24"/>
     </w:p>
     <w:p>
       <w:pPr>
@@ -15570,7 +19260,7 @@
         <w:pStyle w:val="Heading2"/>
         <w:spacing w:before="240" w:after="80"/>
       </w:pPr>
-      <w:bookmarkStart w:id="26" w:name="_Toc238325434"/>
+      <w:bookmarkStart w:id="25" w:name="_Toc238325434"/>
       <w:r>
         <w:rPr>
           <w:rFonts w:ascii="Nirmala UI" w:eastAsia="Nirmala UI" w:hAnsi="Nirmala UI" w:cs="Nirmala UI"/>
@@ -15589,7 +19279,7 @@
         </w:rPr>
         <w:t>রিলিজ পরিকল্পনা</w:t>
       </w:r>
-      <w:bookmarkEnd w:id="26"/>
+      <w:bookmarkEnd w:id="25"/>
     </w:p>
     <w:p>
       <w:pPr>
@@ -15751,7 +19441,6 @@
                 <w:sz w:val="19"/>
                 <w:szCs w:val="19"/>
               </w:rPr>
-              <w:lastRenderedPageBreak/>
               <w:t>রিলিজ ১</w:t>
             </w:r>
             <w:r>
@@ -15959,6 +19648,7 @@
                 <w:sz w:val="19"/>
                 <w:szCs w:val="19"/>
               </w:rPr>
+              <w:lastRenderedPageBreak/>
               <w:t>রিলিজ ৩</w:t>
             </w:r>
             <w:r>
@@ -16160,7 +19850,7 @@
         <w:pStyle w:val="Heading2"/>
         <w:spacing w:before="240" w:after="80"/>
       </w:pPr>
-      <w:bookmarkStart w:id="27" w:name="_Toc238325435"/>
+      <w:bookmarkStart w:id="26" w:name="_Toc238325435"/>
       <w:r>
         <w:rPr>
           <w:rFonts w:ascii="Nirmala UI" w:eastAsia="Nirmala UI" w:hAnsi="Nirmala UI" w:cs="Nirmala UI"/>
@@ -16179,7 +19869,7 @@
         </w:rPr>
         <w:t>জনবল ও সময়ের বিকল্প</w:t>
       </w:r>
-      <w:bookmarkEnd w:id="27"/>
+      <w:bookmarkEnd w:id="26"/>
     </w:p>
     <w:tbl>
       <w:tblPr>
@@ -16552,7 +20242,7 @@
         <w:pStyle w:val="Heading2"/>
         <w:spacing w:before="240" w:after="80"/>
       </w:pPr>
-      <w:bookmarkStart w:id="28" w:name="_Toc238325436"/>
+      <w:bookmarkStart w:id="27" w:name="_Toc238325436"/>
       <w:r>
         <w:rPr>
           <w:rFonts w:ascii="Nirmala UI" w:eastAsia="Nirmala UI" w:hAnsi="Nirmala UI" w:cs="Nirmala UI"/>
@@ -16571,7 +20261,7 @@
         </w:rPr>
         <w:t>সময়সূচির পূর্বশর্ত</w:t>
       </w:r>
-      <w:bookmarkEnd w:id="28"/>
+      <w:bookmarkEnd w:id="27"/>
     </w:p>
     <w:p>
       <w:pPr>
@@ -16666,7 +20356,7 @@
       <w:r>
         <w:br w:type="page"/>
       </w:r>
-      <w:bookmarkStart w:id="29" w:name="_Toc238325437"/>
+      <w:bookmarkStart w:id="28" w:name="_Toc238325437"/>
       <w:r>
         <w:rPr>
           <w:color w:val="2E74B5"/>
@@ -16684,7 +20374,7 @@
         </w:rPr>
         <w:t>যেসব সিদ্ধান্ত প্রতিষ্ঠানের কাছ থেকে প্রয়োজন</w:t>
       </w:r>
-      <w:bookmarkEnd w:id="29"/>
+      <w:bookmarkEnd w:id="28"/>
     </w:p>
     <w:p>
       <w:pPr>
@@ -17414,6 +21104,396 @@
           </w:p>
         </w:tc>
       </w:tr>
+      <w:tr>
+        <w:trPr>
+          <w:jc w:val="center"/>
+        </w:trPr>
+        <w:tc>
+          <w:tcPr>
+            <w:tcW w:w="680" w:type="dxa"/>
+            <w:shd w:val="clear" w:color="auto" w:fill="EDF2F8"/>
+          </w:tcPr>
+          <w:p>
+            <w:pPr>
+              <w:spacing w:before="40" w:after="40" w:line="288" w:lineRule="auto"/>
+              <w:jc w:val="center"/>
+            </w:pPr>
+            <w:r>
+              <w:rPr>
+                <w:sz w:val="19"/>
+                <w:szCs w:val="19"/>
+              </w:rPr>
+              <w:t>৯</w:t>
+            </w:r>
+          </w:p>
+        </w:tc>
+        <w:tc>
+          <w:tcPr>
+            <w:tcW w:w="2721" w:type="dxa"/>
+            <w:shd w:val="clear" w:color="auto" w:fill="EDF2F8"/>
+          </w:tcPr>
+          <w:p>
+            <w:pPr>
+              <w:spacing w:before="40" w:after="40" w:line="288" w:lineRule="auto"/>
+            </w:pPr>
+            <w:r>
+              <w:rPr>
+                <w:sz w:val="19"/>
+                <w:szCs w:val="19"/>
+              </w:rPr>
+              <w:t>ভ্যাট ও সার্ভিস চার্জের হার কত হবে?</w:t>
+            </w:r>
+          </w:p>
+        </w:tc>
+        <w:tc>
+          <w:tcPr>
+            <w:tcW w:w="2608" w:type="dxa"/>
+            <w:shd w:val="clear" w:color="auto" w:fill="EDF2F8"/>
+          </w:tcPr>
+          <w:p>
+            <w:pPr>
+              <w:spacing w:before="40" w:after="40" w:line="288" w:lineRule="auto"/>
+            </w:pPr>
+            <w:r>
+              <w:rPr>
+                <w:sz w:val="19"/>
+                <w:szCs w:val="19"/>
+              </w:rPr>
+              <w:t>থাকা / ক্যাটারিং / হল ভাড়া / অন্যান্য খাতে পৃথক হার</w:t>
+            </w:r>
+          </w:p>
+        </w:tc>
+        <w:tc>
+          <w:tcPr>
+            <w:tcW w:w="3402" w:type="dxa"/>
+            <w:shd w:val="clear" w:color="auto" w:fill="EDF2F8"/>
+          </w:tcPr>
+          <w:p>
+            <w:pPr>
+              <w:spacing w:before="40" w:after="40" w:line="288" w:lineRule="auto"/>
+            </w:pPr>
+            <w:r>
+              <w:rPr>
+                <w:sz w:val="19"/>
+                <w:szCs w:val="19"/>
+              </w:rPr>
+              <w:t>প্রতিষ্ঠানের ভ্যাট নিবন্ধন অনুযায়ী — তারিখভিত্তিক তালিকায় সংরক্ষিত হবে</w:t>
+            </w:r>
+          </w:p>
+        </w:tc>
+      </w:tr>
+      <w:tr>
+        <w:trPr>
+          <w:jc w:val="center"/>
+        </w:trPr>
+        <w:tc>
+          <w:tcPr>
+            <w:tcW w:w="680" w:type="dxa"/>
+            <w:shd w:val="clear" w:color="auto" w:fill="EDF2F8"/>
+          </w:tcPr>
+          <w:p>
+            <w:pPr>
+              <w:spacing w:before="40" w:after="40" w:line="288" w:lineRule="auto"/>
+              <w:jc w:val="center"/>
+            </w:pPr>
+            <w:r>
+              <w:rPr>
+                <w:sz w:val="19"/>
+                <w:szCs w:val="19"/>
+              </w:rPr>
+              <w:t>১০</w:t>
+            </w:r>
+          </w:p>
+        </w:tc>
+        <w:tc>
+          <w:tcPr>
+            <w:tcW w:w="2721" w:type="dxa"/>
+            <w:shd w:val="clear" w:color="auto" w:fill="EDF2F8"/>
+          </w:tcPr>
+          <w:p>
+            <w:pPr>
+              <w:spacing w:before="40" w:after="40" w:line="288" w:lineRule="auto"/>
+            </w:pPr>
+            <w:r>
+              <w:rPr>
+                <w:sz w:val="19"/>
+                <w:szCs w:val="19"/>
+              </w:rPr>
+              <w:t>অগ্রিম টাকায় ভ্যাট কখন প্রযোজ্য?</w:t>
+            </w:r>
+          </w:p>
+        </w:tc>
+        <w:tc>
+          <w:tcPr>
+            <w:tcW w:w="2608" w:type="dxa"/>
+            <w:shd w:val="clear" w:color="auto" w:fill="EDF2F8"/>
+          </w:tcPr>
+          <w:p>
+            <w:pPr>
+              <w:spacing w:before="40" w:after="40" w:line="288" w:lineRule="auto"/>
+            </w:pPr>
+            <w:r>
+              <w:rPr>
+                <w:sz w:val="19"/>
+                <w:szCs w:val="19"/>
+              </w:rPr>
+              <w:t>টাকা গ্রহণের দিনে  /  সেবা প্রদানের দিনে</w:t>
+            </w:r>
+          </w:p>
+        </w:tc>
+        <w:tc>
+          <w:tcPr>
+            <w:tcW w:w="3402" w:type="dxa"/>
+            <w:shd w:val="clear" w:color="auto" w:fill="EDF2F8"/>
+          </w:tcPr>
+          <w:p>
+            <w:pPr>
+              <w:spacing w:before="40" w:after="40" w:line="288" w:lineRule="auto"/>
+            </w:pPr>
+            <w:r>
+              <w:rPr>
+                <w:sz w:val="19"/>
+                <w:szCs w:val="19"/>
+              </w:rPr>
+              <w:t>ভ্যাট পরামর্শকের মতামত আবশ্যক — এই সিদ্ধান্ত ছাড়া বিলিং কাজ শুরু করা যাবে না</w:t>
+            </w:r>
+          </w:p>
+        </w:tc>
+      </w:tr>
+      <w:tr>
+        <w:trPr>
+          <w:jc w:val="center"/>
+        </w:trPr>
+        <w:tc>
+          <w:tcPr>
+            <w:tcW w:w="680" w:type="dxa"/>
+            <w:shd w:val="clear" w:color="auto" w:fill="EDF2F8"/>
+          </w:tcPr>
+          <w:p>
+            <w:pPr>
+              <w:spacing w:before="40" w:after="40" w:line="288" w:lineRule="auto"/>
+              <w:jc w:val="center"/>
+            </w:pPr>
+            <w:r>
+              <w:rPr>
+                <w:sz w:val="19"/>
+                <w:szCs w:val="19"/>
+              </w:rPr>
+              <w:t>১১</w:t>
+            </w:r>
+          </w:p>
+        </w:tc>
+        <w:tc>
+          <w:tcPr>
+            <w:tcW w:w="2721" w:type="dxa"/>
+            <w:shd w:val="clear" w:color="auto" w:fill="EDF2F8"/>
+          </w:tcPr>
+          <w:p>
+            <w:pPr>
+              <w:spacing w:before="40" w:after="40" w:line="288" w:lineRule="auto"/>
+            </w:pPr>
+            <w:r>
+              <w:rPr>
+                <w:sz w:val="19"/>
+                <w:szCs w:val="19"/>
+              </w:rPr>
+              <w:t>মূসক ৬.৩ চালান প্রয়োজন হবে কি?</w:t>
+            </w:r>
+          </w:p>
+        </w:tc>
+        <w:tc>
+          <w:tcPr>
+            <w:tcW w:w="2608" w:type="dxa"/>
+            <w:shd w:val="clear" w:color="auto" w:fill="EDF2F8"/>
+          </w:tcPr>
+          <w:p>
+            <w:pPr>
+              <w:spacing w:before="40" w:after="40" w:line="288" w:lineRule="auto"/>
+            </w:pPr>
+            <w:r>
+              <w:rPr>
+                <w:sz w:val="19"/>
+                <w:szCs w:val="19"/>
+              </w:rPr>
+              <w:t>প্রয়োজন  /  প্রয়োজন নেই</w:t>
+            </w:r>
+          </w:p>
+        </w:tc>
+        <w:tc>
+          <w:tcPr>
+            <w:tcW w:w="3402" w:type="dxa"/>
+            <w:shd w:val="clear" w:color="auto" w:fill="EDF2F8"/>
+          </w:tcPr>
+          <w:p>
+            <w:pPr>
+              <w:spacing w:before="40" w:after="40" w:line="288" w:lineRule="auto"/>
+            </w:pPr>
+            <w:r>
+              <w:rPr>
+                <w:sz w:val="19"/>
+                <w:szCs w:val="19"/>
+              </w:rPr>
+              <w:t>প্রয়োজন হলে নির্ধারিত ফরম্যাট ও অবিচ্ছিন্ন ক্রমিক ধারা রক্ষা করতে হবে — পৃথক কাজ</w:t>
+            </w:r>
+          </w:p>
+        </w:tc>
+      </w:tr>
+      <w:tr>
+        <w:trPr>
+          <w:jc w:val="center"/>
+        </w:trPr>
+        <w:tc>
+          <w:tcPr>
+            <w:tcW w:w="680" w:type="dxa"/>
+            <w:shd w:val="clear" w:color="auto" w:fill="EDF2F8"/>
+          </w:tcPr>
+          <w:p>
+            <w:pPr>
+              <w:spacing w:before="40" w:after="40" w:line="288" w:lineRule="auto"/>
+              <w:jc w:val="center"/>
+            </w:pPr>
+            <w:r>
+              <w:rPr>
+                <w:sz w:val="19"/>
+                <w:szCs w:val="19"/>
+              </w:rPr>
+              <w:t>১২</w:t>
+            </w:r>
+          </w:p>
+        </w:tc>
+        <w:tc>
+          <w:tcPr>
+            <w:tcW w:w="2721" w:type="dxa"/>
+            <w:shd w:val="clear" w:color="auto" w:fill="EDF2F8"/>
+          </w:tcPr>
+          <w:p>
+            <w:pPr>
+              <w:spacing w:before="40" w:after="40" w:line="288" w:lineRule="auto"/>
+            </w:pPr>
+            <w:r>
+              <w:rPr>
+                <w:sz w:val="19"/>
+                <w:szCs w:val="19"/>
+              </w:rPr>
+              <w:t>গ্রুপ বুকিংয়ে ব্যক্তিগত বুকিং থেকে ভিন্ন শর্ত থাকবে কি?</w:t>
+            </w:r>
+          </w:p>
+        </w:tc>
+        <w:tc>
+          <w:tcPr>
+            <w:tcW w:w="2608" w:type="dxa"/>
+            <w:shd w:val="clear" w:color="auto" w:fill="EDF2F8"/>
+          </w:tcPr>
+          <w:p>
+            <w:pPr>
+              <w:spacing w:before="40" w:after="40" w:line="288" w:lineRule="auto"/>
+            </w:pPr>
+            <w:r>
+              <w:rPr>
+                <w:sz w:val="19"/>
+                <w:szCs w:val="19"/>
+              </w:rPr>
+              <w:t>অগ্রিমের হার  /  বাতিলের শর্ত</w:t>
+            </w:r>
+          </w:p>
+        </w:tc>
+        <w:tc>
+          <w:tcPr>
+            <w:tcW w:w="3402" w:type="dxa"/>
+            <w:shd w:val="clear" w:color="auto" w:fill="EDF2F8"/>
+          </w:tcPr>
+          <w:p>
+            <w:pPr>
+              <w:spacing w:before="40" w:after="40" w:line="288" w:lineRule="auto"/>
+            </w:pPr>
+            <w:r>
+              <w:rPr>
+                <w:sz w:val="19"/>
+                <w:szCs w:val="19"/>
+              </w:rPr>
+              <w:t>সেটিংসে পৃথকভাবে নির্ধারণযোগ্য রাখা হবে</w:t>
+            </w:r>
+          </w:p>
+        </w:tc>
+      </w:tr>
+      <w:tr>
+        <w:trPr>
+          <w:jc w:val="center"/>
+        </w:trPr>
+        <w:tc>
+          <w:tcPr>
+            <w:tcW w:w="680" w:type="dxa"/>
+            <w:shd w:val="clear" w:color="auto" w:fill="EDF2F8"/>
+          </w:tcPr>
+          <w:p>
+            <w:pPr>
+              <w:spacing w:before="40" w:after="40" w:line="288" w:lineRule="auto"/>
+              <w:jc w:val="center"/>
+            </w:pPr>
+            <w:r>
+              <w:rPr>
+                <w:sz w:val="19"/>
+                <w:szCs w:val="19"/>
+              </w:rPr>
+              <w:t>১৩</w:t>
+            </w:r>
+          </w:p>
+        </w:tc>
+        <w:tc>
+          <w:tcPr>
+            <w:tcW w:w="2721" w:type="dxa"/>
+            <w:shd w:val="clear" w:color="auto" w:fill="EDF2F8"/>
+          </w:tcPr>
+          <w:p>
+            <w:pPr>
+              <w:spacing w:before="40" w:after="40" w:line="288" w:lineRule="auto"/>
+            </w:pPr>
+            <w:r>
+              <w:rPr>
+                <w:sz w:val="19"/>
+                <w:szCs w:val="19"/>
+              </w:rPr>
+              <w:t>কত বছর পর্যন্ত অতিথি শিশু হিসেবে গণ্য হবেন?</w:t>
+            </w:r>
+          </w:p>
+        </w:tc>
+        <w:tc>
+          <w:tcPr>
+            <w:tcW w:w="2608" w:type="dxa"/>
+            <w:shd w:val="clear" w:color="auto" w:fill="EDF2F8"/>
+          </w:tcPr>
+          <w:p>
+            <w:pPr>
+              <w:spacing w:before="40" w:after="40" w:line="288" w:lineRule="auto"/>
+            </w:pPr>
+            <w:r>
+              <w:rPr>
+                <w:sz w:val="19"/>
+                <w:szCs w:val="19"/>
+              </w:rPr>
+              <w:t>প্রতিষ্ঠান নির্ধারিত বয়সসীমা</w:t>
+            </w:r>
+          </w:p>
+        </w:tc>
+        <w:tc>
+          <w:tcPr>
+            <w:tcW w:w="3402" w:type="dxa"/>
+            <w:shd w:val="clear" w:color="auto" w:fill="EDF2F8"/>
+          </w:tcPr>
+          <w:p>
+            <w:pPr>
+              <w:spacing w:before="40" w:after="40" w:line="288" w:lineRule="auto"/>
+            </w:pPr>
+            <w:r>
+              <w:rPr>
+                <w:sz w:val="19"/>
+                <w:szCs w:val="19"/>
+              </w:rPr>
+              <w:t>সেটিংসে নির্ধারণযোগ্য রাখা হবে — নির্ধারিত না থাকলে অকুপেন্সি প্রতিবেদন তুলনাযোগ্য থাকে না</w:t>
+            </w:r>
+          </w:p>
+        </w:tc>
+      </w:tr>
     </w:tbl>
     <w:p>
       <w:pPr>
@@ -17428,7 +21508,7 @@
         </w:pBdr>
         <w:spacing w:before="320" w:after="140"/>
       </w:pPr>
-      <w:bookmarkStart w:id="30" w:name="_Toc238325438"/>
+      <w:bookmarkStart w:id="29" w:name="_Toc238325438"/>
       <w:r>
         <w:rPr>
           <w:rFonts w:ascii="Nirmala UI" w:eastAsia="Nirmala UI" w:hAnsi="Nirmala UI" w:cs="Nirmala UI"/>
@@ -17447,7 +21527,7 @@
         </w:rPr>
         <w:t>ঝুঁকি ও প্রশমন ব্যবস্থা</w:t>
       </w:r>
-      <w:bookmarkEnd w:id="30"/>
+      <w:bookmarkEnd w:id="29"/>
     </w:p>
     <w:tbl>
       <w:tblPr>
@@ -17666,6 +21746,7 @@
                 <w:sz w:val="19"/>
                 <w:szCs w:val="19"/>
               </w:rPr>
+              <w:lastRenderedPageBreak/>
               <w:t>অবমূল্যায়ন দুইবার সম্পাদিত হওয়া</w:t>
             </w:r>
           </w:p>
@@ -17882,11 +21963,166 @@
     </w:tbl>
     <w:p>
       <w:pPr>
-        <w:spacing w:after="120"/>
-      </w:pPr>
+        <w:rPr>
+          <w:color w:val="2E74B5"/>
+          <w:sz w:val="30"/>
+          <w:szCs w:val="30"/>
+        </w:rPr>
+      </w:pPr>
+      <w:bookmarkStart w:id="30" w:name="_Toc238325439"/>
     </w:p>
     <w:p>
       <w:r>
+        <w:rPr>
+          <w:color w:val="2E74B5"/>
+          <w:sz w:val="30"/>
+          <w:szCs w:val="30"/>
+        </w:rPr>
+        <w:t xml:space="preserve">৯.  </w:t>
+      </w:r>
+      <w:r>
+        <w:rPr>
+          <w:color w:val="1F4E79"/>
+          <w:sz w:val="30"/>
+          <w:szCs w:val="30"/>
+        </w:rPr>
+        <w:t>এই প্রস্তাবনার বাইরে</w:t>
+      </w:r>
+      <w:bookmarkEnd w:id="30"/>
+    </w:p>
+    <w:p>
+      <w:pPr>
+        <w:spacing w:after="80" w:line="324" w:lineRule="auto"/>
+        <w:jc w:val="both"/>
+      </w:pPr>
+      <w:r>
+        <w:rPr>
+          <w:szCs w:val="21"/>
+        </w:rPr>
+        <w:t>নিচের বিষয়গুলো বর্তমান স্কোপে অন্তর্ভুক্ত নয়। প্রয়োজনে পৃথক প্রস্তাবনার মাধ্যমে পরবর্তীতে যুক্ত করা যাবে।</w:t>
+      </w:r>
+    </w:p>
+    <w:p>
+      <w:pPr>
+        <w:pStyle w:val="ListBullet"/>
+        <w:spacing w:after="60" w:line="312" w:lineRule="auto"/>
+        <w:ind w:left="454" w:hanging="227"/>
+      </w:pPr>
+      <w:r>
+        <w:rPr>
+          <w:szCs w:val="21"/>
+        </w:rPr>
+        <w:t>অনলাইন বুকিং পোর্টাল বা প্রতিষ্ঠানের ওয়েবসাইটে বুকিং গ্রহণ</w:t>
+      </w:r>
+    </w:p>
+    <w:p>
+      <w:pPr>
+        <w:pStyle w:val="ListBullet"/>
+        <w:spacing w:after="60" w:line="312" w:lineRule="auto"/>
+        <w:ind w:left="454" w:hanging="227"/>
+      </w:pPr>
+      <w:r>
+        <w:rPr>
+          <w:szCs w:val="21"/>
+        </w:rPr>
+        <w:t>বুকিং ডট কম, এয়ারবিএনবি বা অন্যান্য বহিঃস্থ প্ল্যাটফর্মের সঙ্গে সংযোগ</w:t>
+      </w:r>
+    </w:p>
+    <w:p>
+      <w:pPr>
+        <w:pStyle w:val="ListBullet"/>
+        <w:spacing w:after="60" w:line="312" w:lineRule="auto"/>
+        <w:ind w:left="454" w:hanging="227"/>
+      </w:pPr>
+      <w:r>
+        <w:rPr>
+          <w:szCs w:val="21"/>
+        </w:rPr>
+        <w:t>অনলাইন পেমেন্ট গেটওয়ে বা মোবাইল আর্থিক সেবার সরাসরি সংযুক্তি</w:t>
+      </w:r>
+    </w:p>
+    <w:p>
+      <w:pPr>
+        <w:pStyle w:val="ListBullet"/>
+        <w:spacing w:after="60" w:line="312" w:lineRule="auto"/>
+        <w:ind w:left="454" w:hanging="227"/>
+      </w:pPr>
+      <w:r>
+        <w:rPr>
+          <w:szCs w:val="21"/>
+        </w:rPr>
+        <w:t>দরজার ইলেকট্রনিক লক বা কি-কার্ড ব্যবস্থার সঙ্গে সংযোগ</w:t>
+      </w:r>
+    </w:p>
+    <w:p>
+      <w:pPr>
+        <w:pStyle w:val="ListBullet"/>
+        <w:spacing w:after="60" w:line="312" w:lineRule="auto"/>
+        <w:ind w:left="454" w:hanging="227"/>
+      </w:pPr>
+      <w:r>
+        <w:rPr>
+          <w:szCs w:val="21"/>
+        </w:rPr>
+        <w:t>অতিথিদের জন্য পৃথক মোবাইল অ্যাপ</w:t>
+      </w:r>
+    </w:p>
+    <w:p>
+      <w:pPr>
+        <w:pStyle w:val="ListBullet"/>
+        <w:spacing w:after="60" w:line="312" w:lineRule="auto"/>
+        <w:ind w:left="454" w:hanging="227"/>
+      </w:pPr>
+      <w:r>
+        <w:rPr>
+          <w:szCs w:val="21"/>
+        </w:rPr>
+        <w:t>রেস্টুরেন্টের জন্য স্বতন্ত্র পয়েন্ট-অব-সেল যন্ত্র (বিদ্যমান বিক্রয় মডিউলই ব্যবহৃত হবে)</w:t>
+      </w:r>
+    </w:p>
+    <w:p>
+      <w:pPr>
+        <w:pStyle w:val="ListBullet"/>
+        <w:spacing w:after="60" w:line="312" w:lineRule="auto"/>
+        <w:ind w:left="454" w:hanging="227"/>
+      </w:pPr>
+      <w:r>
+        <w:rPr>
+          <w:szCs w:val="21"/>
+        </w:rPr>
+        <w:t>সার্ভার, নেটওয়ার্ক বা কম্পিউটার সরঞ্জাম সরবরাহ</w:t>
+      </w:r>
+    </w:p>
+    <w:p>
+      <w:pPr>
+        <w:pStyle w:val="ListBullet"/>
+        <w:spacing w:after="60" w:line="312" w:lineRule="auto"/>
+        <w:ind w:left="454" w:hanging="227"/>
+      </w:pPr>
+      <w:r>
+        <w:rPr>
+          <w:szCs w:val="21"/>
+        </w:rPr>
+        <w:t>বিদ্যমান পুরোনো তথ্য অন্য সফটওয়্যার থেকে স্থানান্তর (প্রয়োজন হলে পৃথকভাবে প্রাক্কলিত হবে)</w:t>
+      </w:r>
+    </w:p>
+    <w:p>
+      <w:pPr>
+        <w:rPr>
+          <w:b/>
+          <w:bCs/>
+          <w:color w:val="2E74B5"/>
+          <w:sz w:val="30"/>
+          <w:szCs w:val="30"/>
+        </w:rPr>
+      </w:pPr>
+      <w:bookmarkStart w:id="31" w:name="_Toc238325440"/>
+      <w:r>
+        <w:rPr>
+          <w:color w:val="2E74B5"/>
+          <w:sz w:val="30"/>
+          <w:szCs w:val="30"/>
+        </w:rPr>
         <w:br w:type="page"/>
       </w:r>
     </w:p>
@@ -17898,7 +22134,8 @@
         </w:pBdr>
         <w:spacing w:before="320" w:after="140"/>
       </w:pPr>
-      <w:bookmarkStart w:id="31" w:name="_Toc238325439"/>
+      <w:bookmarkStart w:id="32" w:name="_GoBack"/>
+      <w:bookmarkEnd w:id="32"/>
       <w:r>
         <w:rPr>
           <w:rFonts w:ascii="Nirmala UI" w:eastAsia="Nirmala UI" w:hAnsi="Nirmala UI" w:cs="Nirmala UI"/>
@@ -17907,151 +22144,6 @@
           <w:szCs w:val="30"/>
         </w:rPr>
         <w:lastRenderedPageBreak/>
-        <w:t xml:space="preserve">৯.  </w:t>
-      </w:r>
-      <w:r>
-        <w:rPr>
-          <w:rFonts w:ascii="Nirmala UI" w:eastAsia="Nirmala UI" w:hAnsi="Nirmala UI" w:cs="Nirmala UI"/>
-          <w:color w:val="1F4E79"/>
-          <w:sz w:val="30"/>
-          <w:szCs w:val="30"/>
-        </w:rPr>
-        <w:t>এই প্রস্তাবনার বাইরে</w:t>
-      </w:r>
-      <w:bookmarkEnd w:id="31"/>
-    </w:p>
-    <w:p>
-      <w:pPr>
-        <w:spacing w:after="80" w:line="324" w:lineRule="auto"/>
-        <w:jc w:val="both"/>
-      </w:pPr>
-      <w:r>
-        <w:rPr>
-          <w:szCs w:val="21"/>
-        </w:rPr>
-        <w:t>নিচের বিষয়গুলো বর্তমান স্কোপে অন্তর্ভুক্ত নয়। প্রয়োজনে পৃথক প্রস্তাবনার মাধ্যমে পরবর্তীতে যুক্ত করা যাবে।</w:t>
-      </w:r>
-    </w:p>
-    <w:p>
-      <w:pPr>
-        <w:pStyle w:val="ListBullet"/>
-        <w:spacing w:after="60" w:line="312" w:lineRule="auto"/>
-        <w:ind w:left="454" w:hanging="227"/>
-      </w:pPr>
-      <w:r>
-        <w:rPr>
-          <w:szCs w:val="21"/>
-        </w:rPr>
-        <w:t>অনলাইন বুকিং পোর্টাল বা প্রতিষ্ঠানের ওয়েবসাইটে বুকিং গ্রহণ</w:t>
-      </w:r>
-    </w:p>
-    <w:p>
-      <w:pPr>
-        <w:pStyle w:val="ListBullet"/>
-        <w:spacing w:after="60" w:line="312" w:lineRule="auto"/>
-        <w:ind w:left="454" w:hanging="227"/>
-      </w:pPr>
-      <w:r>
-        <w:rPr>
-          <w:szCs w:val="21"/>
-        </w:rPr>
-        <w:t>বুকিং ডট কম, এয়ারবিএনবি বা অন্যান্য বহিঃস্থ প্ল্যাটফর্মের সঙ্গে সংযোগ</w:t>
-      </w:r>
-    </w:p>
-    <w:p>
-      <w:pPr>
-        <w:pStyle w:val="ListBullet"/>
-        <w:spacing w:after="60" w:line="312" w:lineRule="auto"/>
-        <w:ind w:left="454" w:hanging="227"/>
-      </w:pPr>
-      <w:r>
-        <w:rPr>
-          <w:szCs w:val="21"/>
-        </w:rPr>
-        <w:t>অনলাইন পেমেন্ট গেটওয়ে বা মোবাইল আর্থিক সেবার সরাসরি সংযুক্তি</w:t>
-      </w:r>
-    </w:p>
-    <w:p>
-      <w:pPr>
-        <w:pStyle w:val="ListBullet"/>
-        <w:spacing w:after="60" w:line="312" w:lineRule="auto"/>
-        <w:ind w:left="454" w:hanging="227"/>
-      </w:pPr>
-      <w:r>
-        <w:rPr>
-          <w:szCs w:val="21"/>
-        </w:rPr>
-        <w:t>দরজার ইলেকট্রনিক লক বা কি-কার্ড ব্যবস্থার সঙ্গে সংযোগ</w:t>
-      </w:r>
-    </w:p>
-    <w:p>
-      <w:pPr>
-        <w:pStyle w:val="ListBullet"/>
-        <w:spacing w:after="60" w:line="312" w:lineRule="auto"/>
-        <w:ind w:left="454" w:hanging="227"/>
-      </w:pPr>
-      <w:r>
-        <w:rPr>
-          <w:szCs w:val="21"/>
-        </w:rPr>
-        <w:t>অতিথিদের জন্য পৃথক মোবাইল অ্যাপ</w:t>
-      </w:r>
-    </w:p>
-    <w:p>
-      <w:pPr>
-        <w:pStyle w:val="ListBullet"/>
-        <w:spacing w:after="60" w:line="312" w:lineRule="auto"/>
-        <w:ind w:left="454" w:hanging="227"/>
-      </w:pPr>
-      <w:r>
-        <w:rPr>
-          <w:szCs w:val="21"/>
-        </w:rPr>
-        <w:t>রেস্টুরেন্টের জন্য স্বতন্ত্র পয়েন্ট-অব-সেল যন্ত্র (বিদ্যমান বিক্রয় মডিউলই ব্যবহৃত হবে)</w:t>
-      </w:r>
-    </w:p>
-    <w:p>
-      <w:pPr>
-        <w:pStyle w:val="ListBullet"/>
-        <w:spacing w:after="60" w:line="312" w:lineRule="auto"/>
-        <w:ind w:left="454" w:hanging="227"/>
-      </w:pPr>
-      <w:r>
-        <w:rPr>
-          <w:szCs w:val="21"/>
-        </w:rPr>
-        <w:t>সার্ভার, নেটওয়ার্ক বা কম্পিউটার সরঞ্জাম সরবরাহ</w:t>
-      </w:r>
-    </w:p>
-    <w:p>
-      <w:pPr>
-        <w:pStyle w:val="ListBullet"/>
-        <w:spacing w:after="60" w:line="312" w:lineRule="auto"/>
-        <w:ind w:left="454" w:hanging="227"/>
-      </w:pPr>
-      <w:r>
-        <w:rPr>
-          <w:szCs w:val="21"/>
-        </w:rPr>
-        <w:t>বিদ্যমান পুরোনো তথ্য অন্য সফটওয়্যার থেকে স্থানান্তর (প্রয়োজন হলে পৃথকভাবে প্রাক্কলিত হবে)</w:t>
-      </w:r>
-    </w:p>
-    <w:p>
-      <w:pPr>
-        <w:pStyle w:val="Heading1"/>
-        <w:pBdr>
-          <w:bottom w:val="single" w:sz="8" w:space="3" w:color="1F4E79"/>
-        </w:pBdr>
-        <w:spacing w:before="320" w:after="140"/>
-      </w:pPr>
-      <w:bookmarkStart w:id="32" w:name="_Toc238325440"/>
-      <w:r>
-        <w:rPr>
-          <w:rFonts w:ascii="Nirmala UI" w:eastAsia="Nirmala UI" w:hAnsi="Nirmala UI" w:cs="Nirmala UI"/>
-          <w:color w:val="2E74B5"/>
-          <w:sz w:val="30"/>
-          <w:szCs w:val="30"/>
-        </w:rPr>
         <w:t xml:space="preserve">১০.  </w:t>
       </w:r>
       <w:r>
@@ -18063,7 +22155,7 @@
         </w:rPr>
         <w:t>প্রতিষ্ঠানের দায়িত্ব</w:t>
       </w:r>
-      <w:bookmarkEnd w:id="32"/>
+      <w:bookmarkEnd w:id="31"/>
     </w:p>
     <w:p>
       <w:pPr>
@@ -18388,7 +22480,6 @@
           <w:sz w:val="18"/>
           <w:szCs w:val="18"/>
         </w:rPr>
-        <w:lastRenderedPageBreak/>
         <w:t>এই দলিলটি খসড়া পর্যায়ে রয়েছে এবং উভয় পক্ষের স্বাক্ষরের পূর্বে চূড়ান্ত বলে গণ্য হবে না। সময়ের প্রাক্কলন বর্তমান স্কোপের ভিত্তিতে করা হয়েছে।</w:t>
       </w:r>
     </w:p>
@@ -18456,7 +22547,7 @@
       <w:rPr>
         <w:noProof/>
       </w:rPr>
-      <w:t>9</w:t>
+      <w:t>20</w:t>
     </w:r>
     <w:r>
       <w:fldChar w:fldCharType="end"/>
@@ -18482,7 +22573,7 @@
       <w:rPr>
         <w:noProof/>
       </w:rPr>
-      <w:t>17</w:t>
+      <w:t>21</w:t>
     </w:r>
     <w:r>
       <w:fldChar w:fldCharType="end"/>
@@ -31155,7 +35246,7 @@
 </file>
 
 <file path=customXml/itemProps1.xml><?xml version="1.0" encoding="utf-8"?>
-<ds:datastoreItem xmlns:ds="http://schemas.openxmlformats.org/officeDocument/2006/customXml" ds:itemID="{EFA11595-4B55-444B-A7CE-AC7AE6DCF8FF}">
+<ds:datastoreItem xmlns:ds="http://schemas.openxmlformats.org/officeDocument/2006/customXml" ds:itemID="{9E846909-79D6-4412-8D63-9EE21787E675}">
   <ds:schemaRefs>
     <ds:schemaRef ds:uri="http://schemas.openxmlformats.org/officeDocument/2006/bibliography"/>
   </ds:schemaRefs>

--- a/docs/Hotel_Community_Center_Asset_Management_Proposal.docx
+++ b/docs/Hotel_Community_Center_Asset_Management_Proposal.docx
@@ -694,6 +694,65 @@
           </w:p>
         </w:tc>
       </w:tr>
+      <w:tr>
+        <w:trPr>
+          <w:jc w:val="center"/>
+        </w:trPr>
+        <w:tc>
+          <w:tcPr>
+            <w:tcW w:w="1247" w:type="dxa"/>
+          </w:tcPr>
+          <w:p>
+            <w:pPr>
+              <w:spacing w:before="40" w:after="40" w:line="288" w:lineRule="auto"/>
+              <w:jc w:val="center"/>
+            </w:pPr>
+            <w:r>
+              <w:t>১.৩</w:t>
+            </w:r>
+          </w:p>
+        </w:tc>
+        <w:tc>
+          <w:tcPr>
+            <w:tcW w:w="1474" w:type="dxa"/>
+          </w:tcPr>
+          <w:p>
+            <w:pPr>
+              <w:spacing w:before="40" w:after="40" w:line="288" w:lineRule="auto"/>
+              <w:jc w:val="center"/>
+            </w:pPr>
+            <w:r>
+              <w:t>২৪-০৮-২০২৬</w:t>
+            </w:r>
+          </w:p>
+        </w:tc>
+        <w:tc>
+          <w:tcPr>
+            <w:tcW w:w="1928" w:type="dxa"/>
+          </w:tcPr>
+          <w:p>
+            <w:pPr>
+              <w:spacing w:before="40" w:after="40" w:line="288" w:lineRule="auto"/>
+            </w:pPr>
+            <w:r>
+              <w:t>[নাম]</w:t>
+            </w:r>
+          </w:p>
+        </w:tc>
+        <w:tc>
+          <w:tcPr>
+            <w:tcW w:w="4762" w:type="dxa"/>
+          </w:tcPr>
+          <w:p>
+            <w:pPr>
+              <w:spacing w:before="40" w:after="40" w:line="288" w:lineRule="auto"/>
+            </w:pPr>
+            <w:r>
+              <w:t>রেসিপিভিত্তিক কাঁচামাল হিসাব বাদ; ইস্যুতে অনুষ্ঠানের উল্লেখ যুক্ত; ধাপের তালিকা পুনর্বিন্যস্ত (১২৬ → ১১৭ কার্যদিবস)</w:t>
+            </w:r>
+          </w:p>
+        </w:tc>
+      </w:tr>
     </w:tbl>
     <w:p>
       <w:pPr>
@@ -8471,7 +8530,7 @@
         <w:rPr>
           <w:szCs w:val="21"/>
         </w:rPr>
-        <w:t>খাবার পরিবেশনের ক্ষেত্রে প্রকৃত লাভ নির্ভর করে কাঁচামালের ব্যবহারের উপর। এ জন্য প্যাকেজ, পদ ও প্রতি প্লেটের উপকরণ ফর্মুলা (রেসিপি) সংরক্ষণ করা হবে।</w:t>
+        <w:t>খাবার সরাসরি সেবা হিসেবে সরবরাহ করা হবে — প্যাকেজ ও প্রতি প্লেটের নির্ধারিত দরে। প্রতিটি পদের উপকরণ ধরে ধরে হিসাব (রেসিপি) রাখা হবে না। রান্নাঘর প্রতিষ্ঠানের নিজস্ব, তাই কাঁচামালের মজুত ও খরচ যথারীতি হিসাবভুক্ত হবে — বিদ্যমান মাল ইস্যু ব্যবস্থার মাধ্যমে।</w:t>
       </w:r>
     </w:p>
     <w:p>
@@ -8688,62 +8747,6 @@
           </w:p>
         </w:tc>
       </w:tr>
-      <w:tr>
-        <w:trPr>
-          <w:jc w:val="center"/>
-        </w:trPr>
-        <w:tc>
-          <w:tcPr>
-            <w:tcW w:w="1701" w:type="dxa"/>
-          </w:tcPr>
-          <w:p>
-            <w:pPr>
-              <w:spacing w:before="40" w:after="40" w:line="288" w:lineRule="auto"/>
-            </w:pPr>
-            <w:r>
-              <w:rPr>
-                <w:sz w:val="19"/>
-                <w:szCs w:val="19"/>
-              </w:rPr>
-              <w:t>রেসিপি</w:t>
-            </w:r>
-          </w:p>
-        </w:tc>
-        <w:tc>
-          <w:tcPr>
-            <w:tcW w:w="3402" w:type="dxa"/>
-          </w:tcPr>
-          <w:p>
-            <w:pPr>
-              <w:spacing w:before="40" w:after="40" w:line="288" w:lineRule="auto"/>
-            </w:pPr>
-            <w:r>
-              <w:rPr>
-                <w:sz w:val="19"/>
-                <w:szCs w:val="19"/>
-              </w:rPr>
-              <w:t>প্রতি প্লেটে প্রতিটি পদের উপকরণের পরিমাণ</w:t>
-            </w:r>
-          </w:p>
-        </w:tc>
-        <w:tc>
-          <w:tcPr>
-            <w:tcW w:w="4309" w:type="dxa"/>
-          </w:tcPr>
-          <w:p>
-            <w:pPr>
-              <w:spacing w:before="40" w:after="40" w:line="288" w:lineRule="auto"/>
-            </w:pPr>
-            <w:r>
-              <w:rPr>
-                <w:sz w:val="19"/>
-                <w:szCs w:val="19"/>
-              </w:rPr>
-              <w:t>কাচ্চি — মাংস, পোলাওর চাল, ঘি, মসলা</w:t>
-            </w:r>
-          </w:p>
-        </w:tc>
-      </w:tr>
     </w:tbl>
     <w:p>
       <w:pPr>
@@ -8761,7 +8764,7 @@
           <w:color w:val="1A1A1A"/>
           <w:sz w:val="22"/>
         </w:rPr>
-        <w:t>রেসিপি সংরক্ষণের ফলে যা পাওয়া যাবে</w:t>
+        <w:t>খরচ যেভাবে নিরূপিত হবে</w:t>
       </w:r>
     </w:p>
     <w:p>
@@ -8772,9 +8775,12 @@
       </w:pPr>
       <w:r>
         <w:rPr>
+          <w:b/>
+          <w:bCs/>
+          <w:color w:val="1A1A1A"/>
           <w:szCs w:val="21"/>
         </w:rPr>
-        <w:t>অনুষ্ঠানের প্লেট সংখ্যা থেকে প্রয়োজনীয় কাঁচামালের তালিকা স্বয়ংক্রিয়ভাবে নির্ণয়, যা সরাসরি ক্রয় চাহিদাপত্রে রূপান্তরযোগ্য</w:t>
+        <w:t>কাঁচামাল মূল গুদাম থেকে রান্নাঘরে ইস্যু করার সময়ই খরচ হিসাবভুক্ত হবে; এর জন্য নতুন কোনো ব্যবস্থার প্রয়োজন নেই, বিদ্যমান মাল ইস্যু মডিউলই ব্যবহৃত হবে</w:t>
       </w:r>
     </w:p>
     <w:p>
@@ -8785,10 +8791,12 @@
       </w:pPr>
       <w:r>
         <w:rPr>
+          <w:b/>
+          <w:bCs/>
+          <w:color w:val="1A1A1A"/>
           <w:szCs w:val="21"/>
         </w:rPr>
-        <w:lastRenderedPageBreak/>
-        <w:t>প্রাক্কলিত খরচ ও প্রকৃত খরচের তুলনা — এই পার্থক্যই অপচয় বা অনিয়ম চিহ্নিত করার প্রধান হাতিয়ার</w:t>
+        <w:t>ইস্যু করার সময় কোন অনুষ্ঠানের জন্য তা উল্লেখ করা যাবে। ফলে রেসিপি ছাড়াই প্রতিটি অনুষ্ঠানের প্রকৃত খাদ্যব্যয় ও প্রকৃত লাভ বের হয়ে আসবে</w:t>
       </w:r>
     </w:p>
     <w:p>
@@ -8799,9 +8807,44 @@
       </w:pPr>
       <w:r>
         <w:rPr>
+          <w:b/>
+          <w:bCs/>
+          <w:color w:val="1A1A1A"/>
           <w:szCs w:val="21"/>
         </w:rPr>
-        <w:t>প্রতি প্লেটের প্রকৃত উৎপাদন ব্যয় নির্ণয়, যা মূল্য নির্ধারণের ভিত্তি হিসেবে ব্যবহৃত হবে</w:t>
+        <w:t>ঘরটি ঐচ্ছিক থাকবে — রান্নাঘরের সব মাল অনুষ্ঠানে যায় না; রুমের অতিথি ও কর্মীদের খাবারও এখান থেকেই হয়। বাধ্যতামূলক করলে ভুল তথ্য বসার ঝুঁকি থাকে</w:t>
+      </w:r>
+    </w:p>
+    <w:p>
+      <w:pPr>
+        <w:pStyle w:val="ListBullet"/>
+        <w:spacing w:after="60" w:line="312" w:lineRule="auto"/>
+        <w:ind w:left="454" w:hanging="227"/>
+      </w:pPr>
+      <w:r>
+        <w:rPr>
+          <w:b/>
+          <w:bCs/>
+          <w:color w:val="1A1A1A"/>
+          <w:szCs w:val="21"/>
+        </w:rPr>
+        <w:t>প্রতিবেদনে দেখানো হবে মাসের মোট রান্নাঘর ইস্যুর কত অংশ অনুষ্ঠান ধরে চিহ্নিত হয়েছে, যাতে আংশিক তথ্যকে সম্পূর্ণ ভেবে পড়া না হয়</w:t>
+      </w:r>
+    </w:p>
+    <w:p>
+      <w:pPr>
+        <w:pStyle w:val="ListBullet"/>
+        <w:spacing w:after="60" w:line="312" w:lineRule="auto"/>
+        <w:ind w:left="454" w:hanging="227"/>
+      </w:pPr>
+      <w:r>
+        <w:rPr>
+          <w:b/>
+          <w:bCs/>
+          <w:color w:val="1A1A1A"/>
+          <w:szCs w:val="21"/>
+        </w:rPr>
+        <w:t>যা পাওয়া যাবে না — কত কাঁচামাল লাগার কথা ছিল তার প্রাক্কলন, এবং সেই সূত্রে অপচয় বা অনিয়ম চিহ্নিতকরণ। প্রয়োজনে পরবর্তীতে রেসিপি যুক্ত করা যাবে</w:t>
       </w:r>
     </w:p>
     <w:p>
@@ -8844,6 +8887,50 @@
         </w:rPr>
         <w:t>রান্নাঘরকে একটি পৃথক গুদাম হিসেবে গণ্য করা হবে। ফলে যেকোনো মুহূর্তে রান্নাঘরে কী পরিমাণ মাল আছে তা জানা যাবে এবং স্টোরকিপার ও রন্ধন বিভাগের দায়িত্ব পৃথকভাবে নিরূপণ করা সম্ভব হবে।</w:t>
       </w:r>
+    </w:p>
+    <w:tbl>
+      <w:tblPr>
+        <w:tblStyle w:val="TableGrid"/>
+        <w:tblW w:w="0" w:type="auto"/>
+        <w:tblLook w:val="04A0" w:firstRow="1" w:lastRow="0" w:firstColumn="1" w:lastColumn="0" w:noHBand="0" w:noVBand="1"/>
+      </w:tblPr>
+      <w:tblGrid>
+        <w:gridCol w:w="9412"/>
+      </w:tblGrid>
+      <w:tr>
+        <w:tc>
+          <w:tcPr>
+            <w:tcW w:w="9412" w:type="dxa"/>
+            <w:tcBorders>
+              <w:left w:val="single" w:sz="24" w:space="0" w:color="1F4E79"/>
+            </w:tcBorders>
+            <w:shd w:val="clear" w:color="auto" w:fill="EDF2F8"/>
+          </w:tcPr>
+          <w:p>
+            <w:pPr>
+              <w:spacing w:before="60" w:after="40"/>
+            </w:pPr>
+            <w:r>
+              <w:rPr>
+                <w:b/>
+                <w:bCs/>
+                <w:color w:val="1F4E79"/>
+                <w:szCs w:val="21"/>
+              </w:rPr>
+              <w:t>যে তথ্যটি পরে আর ফিরে পাওয়া যাবে না</w:t>
+              <w:br/>
+              <w:t>রেসিপি পরবর্তীতে যুক্ত করা গেলেও, ইস্যুর সাথে অনুষ্ঠানের উল্লেখ শুরু থেকে না রাখলে পেছনের কোনো অনুষ্ঠানের খরচ আর কখনো নির্ণয় করা যাবে না — তথ্যটি কোথাও লেখাই হয়নি। এ কারণে ঘরটি প্রথম থেকেই রাখা হচ্ছে।</w:t>
+              <w:br/>
+              <w:t>ম্যানুয়াল ইস্যুর ঝুঁকিটি কারিগরি নয়, ব্যবহারিক: এক মাস ইস্যু দিতে ভুলে গেলে রান্নাঘরের মজুত ও মুনাফা দুটিই একসাথে বেশি দেখাবে, কোনো সতর্কবার্তা ছাড়াই। মাসে অন্তত একবার ইস্যু এবং পর্যায়ক্রমে রান্নাঘরের মজুত মিলিয়ে দেখার নিয়ম রাখা প্রয়োজন।</w:t>
+            </w:r>
+          </w:p>
+        </w:tc>
+      </w:tr>
+    </w:tbl>
+    <w:p>
+      <w:pPr>
+        <w:spacing w:after="1400" w:line="324" w:lineRule="auto"/>
+      </w:pPr>
     </w:p>
     <w:p/>
     <w:p>
@@ -16207,7 +16294,6 @@
         <w:tc>
           <w:tcPr>
             <w:tcW w:w="794" w:type="dxa"/>
-            <w:shd w:val="clear" w:color="auto" w:fill="EDF2F8"/>
           </w:tcPr>
           <w:p>
             <w:pPr>
@@ -16226,25 +16312,23 @@
         <w:tc>
           <w:tcPr>
             <w:tcW w:w="5669" w:type="dxa"/>
-            <w:shd w:val="clear" w:color="auto" w:fill="EDF2F8"/>
-          </w:tcPr>
-          <w:p>
-            <w:pPr>
-              <w:spacing w:before="40" w:after="40" w:line="288" w:lineRule="auto"/>
-            </w:pPr>
-            <w:r>
-              <w:rPr>
-                <w:sz w:val="19"/>
-                <w:szCs w:val="19"/>
-              </w:rPr>
-              <w:t>রেসিপি সংরক্ষণ ও প্রাক্কলিত-প্রকৃত ব্যয় বিশ্লেষণ</w:t>
+          </w:tcPr>
+          <w:p>
+            <w:pPr>
+              <w:spacing w:before="40" w:after="40" w:line="288" w:lineRule="auto"/>
+            </w:pPr>
+            <w:r>
+              <w:rPr>
+                <w:sz w:val="19"/>
+                <w:szCs w:val="19"/>
+              </w:rPr>
+              <w:t>অ্যাসেট রেজিস্টার ও সম্পদ শ্রেণি</w:t>
             </w:r>
           </w:p>
         </w:tc>
         <w:tc>
           <w:tcPr>
             <w:tcW w:w="1361" w:type="dxa"/>
-            <w:shd w:val="clear" w:color="auto" w:fill="EDF2F8"/>
           </w:tcPr>
           <w:p>
             <w:pPr>
@@ -16256,14 +16340,13 @@
                 <w:sz w:val="19"/>
                 <w:szCs w:val="19"/>
               </w:rPr>
-              <w:t>৯</w:t>
+              <w:t>৭</w:t>
             </w:r>
           </w:p>
         </w:tc>
         <w:tc>
           <w:tcPr>
             <w:tcW w:w="1587" w:type="dxa"/>
-            <w:shd w:val="clear" w:color="auto" w:fill="EDF2F8"/>
           </w:tcPr>
           <w:p>
             <w:pPr>
@@ -16287,6 +16370,7 @@
         <w:tc>
           <w:tcPr>
             <w:tcW w:w="794" w:type="dxa"/>
+            <w:shd w:val="clear" w:color="auto" w:fill="EDF2F8"/>
           </w:tcPr>
           <w:p>
             <w:pPr>
@@ -16305,23 +16389,25 @@
         <w:tc>
           <w:tcPr>
             <w:tcW w:w="5669" w:type="dxa"/>
-          </w:tcPr>
-          <w:p>
-            <w:pPr>
-              <w:spacing w:before="40" w:after="40" w:line="288" w:lineRule="auto"/>
-            </w:pPr>
-            <w:r>
-              <w:rPr>
-                <w:sz w:val="19"/>
-                <w:szCs w:val="19"/>
-              </w:rPr>
-              <w:t>অ্যাসেট রেজিস্টার ও সম্পদ শ্রেণি</w:t>
+            <w:shd w:val="clear" w:color="auto" w:fill="EDF2F8"/>
+          </w:tcPr>
+          <w:p>
+            <w:pPr>
+              <w:spacing w:before="40" w:after="40" w:line="288" w:lineRule="auto"/>
+            </w:pPr>
+            <w:r>
+              <w:rPr>
+                <w:sz w:val="19"/>
+                <w:szCs w:val="19"/>
+              </w:rPr>
+              <w:t>অবমূল্যায়ন হিসাব ও মাসিক স্বয়ংক্রিয় সম্পাদন</w:t>
             </w:r>
           </w:p>
         </w:tc>
         <w:tc>
           <w:tcPr>
             <w:tcW w:w="1361" w:type="dxa"/>
+            <w:shd w:val="clear" w:color="auto" w:fill="EDF2F8"/>
           </w:tcPr>
           <w:p>
             <w:pPr>
@@ -16333,13 +16419,14 @@
                 <w:sz w:val="19"/>
                 <w:szCs w:val="19"/>
               </w:rPr>
-              <w:t>৭</w:t>
+              <w:t>৯</w:t>
             </w:r>
           </w:p>
         </w:tc>
         <w:tc>
           <w:tcPr>
             <w:tcW w:w="1587" w:type="dxa"/>
+            <w:shd w:val="clear" w:color="auto" w:fill="EDF2F8"/>
           </w:tcPr>
           <w:p>
             <w:pPr>
@@ -16363,7 +16450,6 @@
         <w:tc>
           <w:tcPr>
             <w:tcW w:w="794" w:type="dxa"/>
-            <w:shd w:val="clear" w:color="auto" w:fill="EDF2F8"/>
           </w:tcPr>
           <w:p>
             <w:pPr>
@@ -16382,25 +16468,23 @@
         <w:tc>
           <w:tcPr>
             <w:tcW w:w="5669" w:type="dxa"/>
-            <w:shd w:val="clear" w:color="auto" w:fill="EDF2F8"/>
-          </w:tcPr>
-          <w:p>
-            <w:pPr>
-              <w:spacing w:before="40" w:after="40" w:line="288" w:lineRule="auto"/>
-            </w:pPr>
-            <w:r>
-              <w:rPr>
-                <w:sz w:val="19"/>
-                <w:szCs w:val="19"/>
-              </w:rPr>
-              <w:t>অবমূল্যায়ন হিসাব ও মাসিক স্বয়ংক্রিয় সম্পাদন</w:t>
+          </w:tcPr>
+          <w:p>
+            <w:pPr>
+              <w:spacing w:before="40" w:after="40" w:line="288" w:lineRule="auto"/>
+            </w:pPr>
+            <w:r>
+              <w:rPr>
+                <w:sz w:val="19"/>
+                <w:szCs w:val="19"/>
+              </w:rPr>
+              <w:t>ব্যবস্থাপনা ড্যাশবোর্ড ও কর্মক্ষমতা সূচক</w:t>
             </w:r>
           </w:p>
         </w:tc>
         <w:tc>
           <w:tcPr>
             <w:tcW w:w="1361" w:type="dxa"/>
-            <w:shd w:val="clear" w:color="auto" w:fill="EDF2F8"/>
           </w:tcPr>
           <w:p>
             <w:pPr>
@@ -16412,14 +16496,13 @@
                 <w:sz w:val="19"/>
                 <w:szCs w:val="19"/>
               </w:rPr>
-              <w:t>৯</w:t>
+              <w:t>৫</w:t>
             </w:r>
           </w:p>
         </w:tc>
         <w:tc>
           <w:tcPr>
             <w:tcW w:w="1587" w:type="dxa"/>
-            <w:shd w:val="clear" w:color="auto" w:fill="EDF2F8"/>
           </w:tcPr>
           <w:p>
             <w:pPr>
@@ -16443,6 +16526,7 @@
         <w:tc>
           <w:tcPr>
             <w:tcW w:w="794" w:type="dxa"/>
+            <w:shd w:val="clear" w:color="auto" w:fill="EDF2F8"/>
           </w:tcPr>
           <w:p>
             <w:pPr>
@@ -16461,23 +16545,25 @@
         <w:tc>
           <w:tcPr>
             <w:tcW w:w="5669" w:type="dxa"/>
-          </w:tcPr>
-          <w:p>
-            <w:pPr>
-              <w:spacing w:before="40" w:after="40" w:line="288" w:lineRule="auto"/>
-            </w:pPr>
-            <w:r>
-              <w:rPr>
-                <w:sz w:val="19"/>
-                <w:szCs w:val="19"/>
-              </w:rPr>
-              <w:t>ব্যবস্থাপনা ড্যাশবোর্ড ও কর্মক্ষমতা সূচক</w:t>
+            <w:shd w:val="clear" w:color="auto" w:fill="EDF2F8"/>
+          </w:tcPr>
+          <w:p>
+            <w:pPr>
+              <w:spacing w:before="40" w:after="40" w:line="288" w:lineRule="auto"/>
+            </w:pPr>
+            <w:r>
+              <w:rPr>
+                <w:sz w:val="19"/>
+                <w:szCs w:val="19"/>
+              </w:rPr>
+              <w:t>ব্যবহারকারী পরীক্ষা, প্রশিক্ষণ, তথ্য স্থাপন ও সরাসরি চালু</w:t>
             </w:r>
           </w:p>
         </w:tc>
         <w:tc>
           <w:tcPr>
             <w:tcW w:w="1361" w:type="dxa"/>
+            <w:shd w:val="clear" w:color="auto" w:fill="EDF2F8"/>
           </w:tcPr>
           <w:p>
             <w:pPr>
@@ -16489,13 +16575,14 @@
                 <w:sz w:val="19"/>
                 <w:szCs w:val="19"/>
               </w:rPr>
-              <w:t>৫</w:t>
+              <w:t>১০</w:t>
             </w:r>
           </w:p>
         </w:tc>
         <w:tc>
           <w:tcPr>
             <w:tcW w:w="1587" w:type="dxa"/>
+            <w:shd w:val="clear" w:color="auto" w:fill="EDF2F8"/>
           </w:tcPr>
           <w:p>
             <w:pPr>
@@ -16507,7 +16594,7 @@
                 <w:sz w:val="19"/>
                 <w:szCs w:val="19"/>
               </w:rPr>
-              <w:t>১৮</w:t>
+              <w:t>১৭–১৯</w:t>
             </w:r>
           </w:p>
         </w:tc>
@@ -16549,7 +16636,7 @@
                 <w:sz w:val="19"/>
                 <w:szCs w:val="19"/>
               </w:rPr>
-              <w:t>ব্যবহারকারী পরীক্ষা, প্রশিক্ষণ, তথ্য স্থাপন ও সরাসরি চালু</w:t>
+              <w:t>বুকিং ধরন, কর্পোরেট বিলিং ও বিল স্থানান্তর</w:t>
             </w:r>
           </w:p>
         </w:tc>
@@ -16568,7 +16655,7 @@
                 <w:sz w:val="19"/>
                 <w:szCs w:val="19"/>
               </w:rPr>
-              <w:t>১০</w:t>
+              <w:t>৫</w:t>
             </w:r>
           </w:p>
         </w:tc>
@@ -16611,8 +16698,7 @@
                 <w:sz w:val="19"/>
                 <w:szCs w:val="19"/>
               </w:rPr>
-              <w:lastRenderedPageBreak/>
-              <w:t>১৩</w:t>
+              <w:t>১২</w:t>
             </w:r>
           </w:p>
         </w:tc>
@@ -16630,7 +16716,7 @@
                 <w:sz w:val="19"/>
                 <w:szCs w:val="19"/>
               </w:rPr>
-              <w:t>বুকিং ধরন, কর্পোরেট বিলিং ও বিল স্থানান্তর</w:t>
+              <w:t>সিট-ভিত্তিক রুম, লিঙ্গ নিয়ন্ত্রণ ও সিট ম্যাপ</w:t>
             </w:r>
           </w:p>
         </w:tc>
@@ -16649,7 +16735,7 @@
                 <w:sz w:val="19"/>
                 <w:szCs w:val="19"/>
               </w:rPr>
-              <w:t>৫</w:t>
+              <w:t>৭</w:t>
             </w:r>
           </w:p>
         </w:tc>
@@ -16668,7 +16754,7 @@
                 <w:sz w:val="19"/>
                 <w:szCs w:val="19"/>
               </w:rPr>
-              <w:t>২১</w:t>
+              <w:t>২০–২১</w:t>
             </w:r>
           </w:p>
         </w:tc>
@@ -16692,7 +16778,7 @@
                 <w:sz w:val="19"/>
                 <w:szCs w:val="19"/>
               </w:rPr>
-              <w:t>১৪</w:t>
+              <w:t>১৩</w:t>
             </w:r>
           </w:p>
         </w:tc>
@@ -16710,7 +16796,7 @@
                 <w:sz w:val="19"/>
                 <w:szCs w:val="19"/>
               </w:rPr>
-              <w:t>সিট-ভিত্তিক রুম, লিঙ্গ নিয়ন্ত্রণ ও সিট ম্যাপ</w:t>
+              <w:t>অস্থায়ী হোল্ড ও মেয়াদ ব্যবস্থাপনা</w:t>
             </w:r>
           </w:p>
         </w:tc>
@@ -16729,7 +16815,7 @@
                 <w:sz w:val="19"/>
                 <w:szCs w:val="19"/>
               </w:rPr>
-              <w:t>৭</w:t>
+              <w:t>২</w:t>
             </w:r>
           </w:p>
         </w:tc>
@@ -16748,7 +16834,7 @@
                 <w:sz w:val="19"/>
                 <w:szCs w:val="19"/>
               </w:rPr>
-              <w:t>২১–২২</w:t>
+              <w:t>২১</w:t>
             </w:r>
           </w:p>
         </w:tc>
@@ -16772,7 +16858,7 @@
                 <w:sz w:val="19"/>
                 <w:szCs w:val="19"/>
               </w:rPr>
-              <w:t>১৫</w:t>
+              <w:t>১৪</w:t>
             </w:r>
           </w:p>
         </w:tc>
@@ -16790,7 +16876,7 @@
                 <w:sz w:val="19"/>
                 <w:szCs w:val="19"/>
               </w:rPr>
-              <w:t>অস্থায়ী হোল্ড ও মেয়াদ ব্যবস্থাপনা</w:t>
+              <w:t>ভ্যাট, সার্ভিস চার্জ ও বিল কাঠামো</w:t>
             </w:r>
           </w:p>
         </w:tc>
@@ -16809,7 +16895,7 @@
                 <w:sz w:val="19"/>
                 <w:szCs w:val="19"/>
               </w:rPr>
-              <w:t>২</w:t>
+              <w:t>৬</w:t>
             </w:r>
           </w:p>
         </w:tc>
@@ -16828,7 +16914,7 @@
                 <w:sz w:val="19"/>
                 <w:szCs w:val="19"/>
               </w:rPr>
-              <w:t>২৩</w:t>
+              <w:t>২২–২৩</w:t>
             </w:r>
           </w:p>
         </w:tc>
@@ -16852,7 +16938,7 @@
                 <w:sz w:val="19"/>
                 <w:szCs w:val="19"/>
               </w:rPr>
-              <w:t>১৬</w:t>
+              <w:t>১৫</w:t>
             </w:r>
           </w:p>
         </w:tc>
@@ -16870,7 +16956,7 @@
                 <w:sz w:val="19"/>
                 <w:szCs w:val="19"/>
               </w:rPr>
-              <w:t>ভ্যাট, সার্ভিস চার্জ ও বিল কাঠামো</w:t>
+              <w:t>বুকিং ফর্ম ও দুই ধাপে অতিথির তথ্য সংগ্রহ</w:t>
             </w:r>
           </w:p>
         </w:tc>
@@ -16889,7 +16975,7 @@
                 <w:sz w:val="19"/>
                 <w:szCs w:val="19"/>
               </w:rPr>
-              <w:t>৬</w:t>
+              <w:t>৩</w:t>
             </w:r>
           </w:p>
         </w:tc>
@@ -16908,7 +16994,7 @@
                 <w:sz w:val="19"/>
                 <w:szCs w:val="19"/>
               </w:rPr>
-              <w:t>২৩–২৪</w:t>
+              <w:t>২৩</w:t>
             </w:r>
           </w:p>
         </w:tc>
@@ -16932,7 +17018,7 @@
                 <w:sz w:val="19"/>
                 <w:szCs w:val="19"/>
               </w:rPr>
-              <w:t>১৭</w:t>
+              <w:t>১৬</w:t>
             </w:r>
           </w:p>
         </w:tc>
@@ -16950,7 +17036,7 @@
                 <w:sz w:val="19"/>
                 <w:szCs w:val="19"/>
               </w:rPr>
-              <w:t>বুকিং ফর্ম ও দুই ধাপে অতিথির তথ্য সংগ্রহ</w:t>
+              <w:t>ভবন ও তলার কাঠামো, ভবনভিত্তিক ফিল্টার ও প্রতিবেদন</w:t>
             </w:r>
           </w:p>
         </w:tc>
@@ -16988,7 +17074,7 @@
                 <w:sz w:val="19"/>
                 <w:szCs w:val="19"/>
               </w:rPr>
-              <w:t>২৪</w:t>
+              <w:t>২৩–২৪</w:t>
             </w:r>
           </w:p>
         </w:tc>
@@ -17000,86 +17086,6 @@
         <w:tc>
           <w:tcPr>
             <w:tcW w:w="794" w:type="dxa"/>
-            <w:shd w:val="clear" w:color="auto" w:fill="EDF2F8"/>
-          </w:tcPr>
-          <w:p>
-            <w:pPr>
-              <w:spacing w:before="40" w:after="40" w:line="288" w:lineRule="auto"/>
-              <w:jc w:val="center"/>
-            </w:pPr>
-            <w:r>
-              <w:rPr>
-                <w:sz w:val="19"/>
-                <w:szCs w:val="19"/>
-              </w:rPr>
-              <w:t>১৮</w:t>
-            </w:r>
-          </w:p>
-        </w:tc>
-        <w:tc>
-          <w:tcPr>
-            <w:tcW w:w="5669" w:type="dxa"/>
-            <w:shd w:val="clear" w:color="auto" w:fill="EDF2F8"/>
-          </w:tcPr>
-          <w:p>
-            <w:pPr>
-              <w:spacing w:before="40" w:after="40" w:line="288" w:lineRule="auto"/>
-            </w:pPr>
-            <w:r>
-              <w:rPr>
-                <w:sz w:val="19"/>
-                <w:szCs w:val="19"/>
-              </w:rPr>
-              <w:t>ভবন ও তলার কাঠামো, ভবনভিত্তিক ফিল্টার ও প্রতিবেদন</w:t>
-            </w:r>
-          </w:p>
-        </w:tc>
-        <w:tc>
-          <w:tcPr>
-            <w:tcW w:w="1361" w:type="dxa"/>
-            <w:shd w:val="clear" w:color="auto" w:fill="EDF2F8"/>
-          </w:tcPr>
-          <w:p>
-            <w:pPr>
-              <w:spacing w:before="40" w:after="40" w:line="288" w:lineRule="auto"/>
-              <w:jc w:val="center"/>
-            </w:pPr>
-            <w:r>
-              <w:rPr>
-                <w:sz w:val="19"/>
-                <w:szCs w:val="19"/>
-              </w:rPr>
-              <w:t>৩</w:t>
-            </w:r>
-          </w:p>
-        </w:tc>
-        <w:tc>
-          <w:tcPr>
-            <w:tcW w:w="1587" w:type="dxa"/>
-            <w:shd w:val="clear" w:color="auto" w:fill="EDF2F8"/>
-          </w:tcPr>
-          <w:p>
-            <w:pPr>
-              <w:spacing w:before="40" w:after="40" w:line="288" w:lineRule="auto"/>
-              <w:jc w:val="center"/>
-            </w:pPr>
-            <w:r>
-              <w:rPr>
-                <w:sz w:val="19"/>
-                <w:szCs w:val="19"/>
-              </w:rPr>
-              <w:t>২৫</w:t>
-            </w:r>
-          </w:p>
-        </w:tc>
-      </w:tr>
-      <w:tr>
-        <w:trPr>
-          <w:jc w:val="center"/>
-        </w:trPr>
-        <w:tc>
-          <w:tcPr>
-            <w:tcW w:w="794" w:type="dxa"/>
             <w:shd w:val="clear" w:color="auto" w:fill="E6F2E9"/>
           </w:tcPr>
           <w:p>
@@ -17127,7 +17133,7 @@
                 <w:sz w:val="19"/>
                 <w:szCs w:val="19"/>
               </w:rPr>
-              <w:t>১২৬</w:t>
+              <w:t>১১৭</w:t>
             </w:r>
           </w:p>
         </w:tc>
@@ -17148,7 +17154,7 @@
                 <w:sz w:val="19"/>
                 <w:szCs w:val="19"/>
               </w:rPr>
-              <w:t>২৫ সপ্তাহ</w:t>
+              <w:t>২৪ সপ্তাহ</w:t>
             </w:r>
           </w:p>
         </w:tc>
@@ -17168,7 +17174,7 @@
         <w:rPr>
           <w:szCs w:val="21"/>
         </w:rPr>
-        <w:t>ধাপ ১৩–১৬ পরবর্তী আলোচনার ভিত্তিতে যুক্ত হয়েছে। এগুলো অন্তর্ভুক্ত হওয়ায় নিচের ৬.২ গ্যান্ট চার্ট ও ৬.৩ রিলিজ পরিকল্পনা অনুমোদনের সময় পুনর্বিন্যস্ত করা হবে।</w:t>
+        <w:t>রেসিপিভিত্তিক কাঁচামাল হিসাব বাদ দেওয়ায় সংশ্লিষ্ট ধাপটি এই তালিকা থেকে সরানো হয়েছে এবং ধাপগুলো ক্রমানুসারে পুনর্বিন্যস্ত হয়েছে। পরবর্তী আলোচনায় যুক্ত হওয়া কাজগুলোও এতে অন্তর্ভুক্ত। নিচের ৬.২ গ্যান্ট চার্ট ও ৬.৩ রিলিজ পরিকল্পনা অনুমোদনের সময় এই তালিকা অনুযায়ী পুনরায় আঁকা হবে।</w:t>
       </w:r>
     </w:p>
     <w:p>
@@ -20835,7 +20841,7 @@
                 <w:sz w:val="19"/>
                 <w:szCs w:val="19"/>
               </w:rPr>
-              <w:t>রেসিপি বা উপকরণ ফর্মুলা কখন যুক্ত হবে?</w:t>
+              <w:t>রেসিপি বা উপকরণ ফর্মুলা যুক্ত হবে কি?</w:t>
             </w:r>
           </w:p>
         </w:tc>
@@ -20852,7 +20858,7 @@
                 <w:sz w:val="19"/>
                 <w:szCs w:val="19"/>
               </w:rPr>
-              <w:t>প্রথম পর্যায়ে  /  পরবর্তী পর্যায়ে</w:t>
+              <w:t>যুক্ত হবে  /  যুক্ত হবে না</w:t>
             </w:r>
           </w:p>
         </w:tc>
@@ -20869,7 +20875,7 @@
                 <w:sz w:val="19"/>
                 <w:szCs w:val="19"/>
               </w:rPr>
-              <w:t>পরবর্তী পর্যায়ে — প্রথম রিলিজ দ্রুত হস্তান্তরের স্বার্থে</w:t>
+              <w:t>যুক্ত হবে না — খাবার সরাসরি সেবা হিসেবে সরবরাহ হবে। প্রয়োজনে পরবর্তীতে একই পরিশ্রমে যুক্ত করা যাবে</w:t>
             </w:r>
           </w:p>
         </w:tc>
